--- a/08-传感器电路/02-光电传感器电路/光电三极管检测电路/光电三极管检测电路.docx
+++ b/08-传感器电路/02-光电传感器电路/光电三极管检测电路/光电三极管检测电路.docx
@@ -2470,6 +2470,20 @@
     </w:p>
     <w:bookmarkEnd w:id="26"/>
     <w:bookmarkEnd w:id="27"/>
+    <w:p>
+      <w:pPr>
+        <w:spacing w:before="360"/>
+        <w:jc w:val="center"/>
+      </w:pPr>
+      <w:r>
+        <w:rPr>
+          <w:rFonts w:ascii="Times New Roman" w:hAnsi="Times New Roman"/>
+          <w:color w:val="555555"/>
+          <w:sz w:val="21"/>
+        </w:rPr>
+        <w:t>材料收集者：杜文杰</w:t>
+      </w:r>
+    </w:p>
     <w:sectPr>
       <w:headerReference r:id="rId9" w:type="default"/>
       <w:footerReference r:id="rId10" w:type="default"/>

--- a/08-传感器电路/02-光电传感器电路/光电三极管检测电路/光电三极管检测电路.docx
+++ b/08-传感器电路/02-光电传感器电路/光电三极管检测电路/光电三极管检测电路.docx
@@ -1,6 +1,6 @@
 
 <file path=word/document.xml><?xml version="1.0" encoding="utf-8"?>
-<w:document xmlns:w="http://schemas.openxmlformats.org/wordprocessingml/2006/main" xmlns:m="http://schemas.openxmlformats.org/officeDocument/2006/math" xmlns:r="http://schemas.openxmlformats.org/officeDocument/2006/relationships" xmlns:o="urn:schemas-microsoft-com:office:office" xmlns:v="urn:schemas-microsoft-com:vml" xmlns:w10="urn:schemas-microsoft-com:office:word" xmlns:a="http://schemas.openxmlformats.org/drawingml/2006/main" xmlns:pic="http://schemas.openxmlformats.org/drawingml/2006/picture" xmlns:wp="http://schemas.openxmlformats.org/drawingml/2006/wordprocessingDrawing">
+<w:document xmlns:m="http://schemas.openxmlformats.org/officeDocument/2006/math" xmlns:r="http://schemas.openxmlformats.org/officeDocument/2006/relationships" xmlns:w="http://schemas.openxmlformats.org/wordprocessingml/2006/main" xmlns:o="urn:schemas-microsoft-com:office:office" xmlns:v="urn:schemas-microsoft-com:vml" xmlns:w10="urn:schemas-microsoft-com:office:word" xmlns:a="http://schemas.openxmlformats.org/drawingml/2006/main" xmlns:pic="http://schemas.openxmlformats.org/drawingml/2006/picture" xmlns:wp="http://schemas.openxmlformats.org/drawingml/2006/wordprocessingDrawing">
   <w:body>
     <w:bookmarkStart w:id="27" w:name="光电三极管检测电路"/>
     <w:p>
@@ -9,7 +9,7 @@
       </w:pPr>
       <w:r>
         <w:rPr>
-          <w:rFonts w:hint="eastAsia"/>
+          <w:rFonts w:hint="eastAsia" w:eastAsia="黑体"/>
         </w:rPr>
         <w:t xml:space="preserve">光电三极管检测电路</w:t>
       </w:r>
@@ -21,7 +21,7 @@
       </w:pPr>
       <w:r>
         <w:rPr>
-          <w:rFonts w:hint="eastAsia"/>
+          <w:rFonts w:hint="eastAsia" w:eastAsia="黑体"/>
         </w:rPr>
         <w:t xml:space="preserve">拓扑描述</w:t>
       </w:r>
@@ -32,16 +32,19 @@
       </w:pPr>
       <w:r>
         <w:rPr>
-          <w:rFonts w:hint="eastAsia"/>
+          <w:rFonts w:hint="eastAsia" w:eastAsia="黑体"/>
         </w:rPr>
         <w:t xml:space="preserve">由</w:t>
       </w:r>
       <w:r>
+        <w:rPr>
+          <w:rFonts w:eastAsia="黑体"/>
+        </w:rPr>
         <w:t xml:space="preserve"> </w:t>
       </w:r>
       <w:r>
         <w:rPr>
-          <w:rFonts w:hint="eastAsia"/>
+          <w:rFonts w:hint="eastAsia" w:eastAsia="黑体"/>
           <w:b/>
           <w:bCs/>
         </w:rPr>
@@ -49,6 +52,7 @@
       </w:r>
       <w:r>
         <w:rPr>
+          <w:rFonts w:eastAsia="黑体"/>
           <w:b/>
           <w:bCs/>
         </w:rPr>
@@ -69,11 +73,14 @@
         </m:sSub>
       </m:oMath>
       <w:r>
+        <w:rPr>
+          <w:rFonts w:eastAsia="黑体"/>
+        </w:rPr>
         <w:t xml:space="preserve">、</w:t>
       </w:r>
       <w:r>
         <w:rPr>
-          <w:rFonts w:hint="eastAsia"/>
+          <w:rFonts w:hint="eastAsia" w:eastAsia="黑体"/>
           <w:b/>
           <w:bCs/>
         </w:rPr>
@@ -81,6 +88,7 @@
       </w:r>
       <w:r>
         <w:rPr>
+          <w:rFonts w:eastAsia="黑体"/>
           <w:b/>
           <w:bCs/>
         </w:rPr>
@@ -101,31 +109,40 @@
         </m:sSub>
       </m:oMath>
       <w:r>
+        <w:rPr>
+          <w:rFonts w:eastAsia="黑体"/>
+        </w:rPr>
         <w:t xml:space="preserve"> </w:t>
       </w:r>
       <w:r>
         <w:rPr>
-          <w:rFonts w:hint="eastAsia"/>
+          <w:rFonts w:hint="eastAsia" w:eastAsia="黑体"/>
         </w:rPr>
         <w:t xml:space="preserve">与</w:t>
       </w:r>
       <w:r>
+        <w:rPr>
+          <w:rFonts w:eastAsia="黑体"/>
+        </w:rPr>
         <w:t xml:space="preserve"> </w:t>
       </w:r>
       <w:r>
         <w:rPr>
-          <w:rFonts w:hint="eastAsia"/>
+          <w:rFonts w:hint="eastAsia" w:eastAsia="黑体"/>
           <w:b/>
           <w:bCs/>
         </w:rPr>
         <w:t xml:space="preserve">后级比较器</w:t>
       </w:r>
       <w:r>
+        <w:rPr>
+          <w:rFonts w:eastAsia="黑体"/>
+        </w:rPr>
         <w:t xml:space="preserve"> </w:t>
       </w:r>
       <w:r>
         <w:rPr>
-          <w:rFonts w:hint="eastAsia"/>
+          <w:rFonts w:hint="eastAsia" w:eastAsia="黑体"/>
         </w:rPr>
         <w:t xml:space="preserve">组成。</w:t>
       </w:r>
@@ -144,15 +161,21 @@
         </m:sSub>
       </m:oMath>
       <w:r>
+        <w:rPr>
+          <w:rFonts w:eastAsia="黑体"/>
+        </w:rPr>
         <w:t xml:space="preserve"> </w:t>
       </w:r>
       <w:r>
         <w:rPr>
-          <w:rFonts w:hint="eastAsia"/>
+          <w:rFonts w:hint="eastAsia" w:eastAsia="黑体"/>
         </w:rPr>
         <w:t xml:space="preserve">集电极经</w:t>
       </w:r>
       <w:r>
+        <w:rPr>
+          <w:rFonts w:eastAsia="黑体"/>
+        </w:rPr>
         <w:t xml:space="preserve"> </w:t>
       </w:r>
       <m:oMath>
@@ -170,26 +193,32 @@
         </m:sSub>
       </m:oMath>
       <w:r>
+        <w:rPr>
+          <w:rFonts w:eastAsia="黑体"/>
+        </w:rPr>
         <w:t xml:space="preserve"> </w:t>
       </w:r>
       <w:r>
         <w:rPr>
-          <w:rFonts w:hint="eastAsia"/>
+          <w:rFonts w:hint="eastAsia" w:eastAsia="黑体"/>
         </w:rPr>
         <w:t xml:space="preserve">接正电源，发射极接地，输出从集电极取出；也可接成射极跟随/分压形式送后级比较器。电路共有</w:t>
       </w:r>
       <w:r>
+        <w:rPr>
+          <w:rFonts w:eastAsia="黑体"/>
+        </w:rPr>
         <w:t xml:space="preserve"> 3 </w:t>
       </w:r>
       <w:r>
         <w:rPr>
-          <w:rFonts w:hint="eastAsia"/>
+          <w:rFonts w:hint="eastAsia" w:eastAsia="黑体"/>
         </w:rPr>
         <w:t xml:space="preserve">个关键节点：</w:t>
       </w:r>
       <w:r>
         <w:rPr>
-          <w:rFonts w:hint="eastAsia"/>
+          <w:rFonts w:hint="eastAsia" w:eastAsia="黑体"/>
           <w:b/>
           <w:bCs/>
         </w:rPr>
@@ -197,6 +226,7 @@
       </w:r>
       <w:r>
         <w:rPr>
+          <w:rFonts w:eastAsia="黑体"/>
           <w:b/>
           <w:bCs/>
         </w:rPr>
@@ -204,7 +234,7 @@
       </w:r>
       <w:r>
         <w:rPr>
-          <w:rFonts w:hint="eastAsia"/>
+          <w:rFonts w:hint="eastAsia" w:eastAsia="黑体"/>
           <w:b/>
           <w:bCs/>
         </w:rPr>
@@ -212,20 +242,26 @@
       </w:r>
       <w:r>
         <w:rPr>
-          <w:rFonts w:hint="eastAsia"/>
+          <w:rFonts w:hint="eastAsia" w:eastAsia="黑体"/>
         </w:rPr>
         <w:t xml:space="preserve">（+VCC</w:t>
       </w:r>
       <w:r>
+        <w:rPr>
+          <w:rFonts w:eastAsia="黑体"/>
+        </w:rPr>
         <w:t xml:space="preserve"> </w:t>
       </w:r>
       <w:r>
         <w:rPr>
-          <w:rFonts w:hint="eastAsia"/>
+          <w:rFonts w:hint="eastAsia" w:eastAsia="黑体"/>
         </w:rPr>
         <w:t xml:space="preserve">与</w:t>
       </w:r>
       <w:r>
+        <w:rPr>
+          <w:rFonts w:eastAsia="黑体"/>
+        </w:rPr>
         <w:t xml:space="preserve"> </w:t>
       </w:r>
       <m:oMath>
@@ -243,17 +279,20 @@
         </m:sSub>
       </m:oMath>
       <w:r>
+        <w:rPr>
+          <w:rFonts w:eastAsia="黑体"/>
+        </w:rPr>
         <w:t xml:space="preserve"> </w:t>
       </w:r>
       <w:r>
         <w:rPr>
-          <w:rFonts w:hint="eastAsia"/>
+          <w:rFonts w:hint="eastAsia" w:eastAsia="黑体"/>
         </w:rPr>
         <w:t xml:space="preserve">的上端相连）；</w:t>
       </w:r>
       <w:r>
         <w:rPr>
-          <w:rFonts w:hint="eastAsia"/>
+          <w:rFonts w:hint="eastAsia" w:eastAsia="黑体"/>
           <w:b/>
           <w:bCs/>
         </w:rPr>
@@ -261,6 +300,7 @@
       </w:r>
       <w:r>
         <w:rPr>
+          <w:rFonts w:eastAsia="黑体"/>
           <w:b/>
           <w:bCs/>
         </w:rPr>
@@ -268,7 +308,7 @@
       </w:r>
       <w:r>
         <w:rPr>
-          <w:rFonts w:hint="eastAsia"/>
+          <w:rFonts w:hint="eastAsia" w:eastAsia="黑体"/>
           <w:b/>
           <w:bCs/>
         </w:rPr>
@@ -276,7 +316,7 @@
       </w:r>
       <w:r>
         <w:rPr>
-          <w:rFonts w:hint="eastAsia"/>
+          <w:rFonts w:hint="eastAsia" w:eastAsia="黑体"/>
         </w:rPr>
         <w:t xml:space="preserve">（</w:t>
       </w:r>
@@ -295,11 +335,14 @@
         </m:sSub>
       </m:oMath>
       <w:r>
+        <w:rPr>
+          <w:rFonts w:eastAsia="黑体"/>
+        </w:rPr>
         <w:t xml:space="preserve"> </w:t>
       </w:r>
       <w:r>
         <w:rPr>
-          <w:rFonts w:hint="eastAsia"/>
+          <w:rFonts w:hint="eastAsia" w:eastAsia="黑体"/>
         </w:rPr>
         <w:t xml:space="preserve">的下端、</w:t>
       </w:r>
@@ -318,24 +361,33 @@
         </m:sSub>
       </m:oMath>
       <w:r>
+        <w:rPr>
+          <w:rFonts w:eastAsia="黑体"/>
+        </w:rPr>
         <w:t xml:space="preserve"> </w:t>
       </w:r>
       <w:r>
         <w:rPr>
-          <w:rFonts w:hint="eastAsia"/>
+          <w:rFonts w:hint="eastAsia" w:eastAsia="黑体"/>
         </w:rPr>
         <w:t xml:space="preserve">的集电极</w:t>
       </w:r>
       <w:r>
+        <w:rPr>
+          <w:rFonts w:eastAsia="黑体"/>
+        </w:rPr>
         <w:t xml:space="preserve"> C </w:t>
       </w:r>
       <w:r>
         <w:rPr>
-          <w:rFonts w:hint="eastAsia"/>
+          <w:rFonts w:hint="eastAsia" w:eastAsia="黑体"/>
         </w:rPr>
         <w:t xml:space="preserve">与后级比较器输入相连，作为</w:t>
       </w:r>
       <w:r>
+        <w:rPr>
+          <w:rFonts w:eastAsia="黑体"/>
+        </w:rPr>
         <w:t xml:space="preserve"> </w:t>
       </w:r>
       <m:oMath>
@@ -356,17 +408,20 @@
         </m:sSub>
       </m:oMath>
       <w:r>
+        <w:rPr>
+          <w:rFonts w:eastAsia="黑体"/>
+        </w:rPr>
         <w:t xml:space="preserve"> </w:t>
       </w:r>
       <w:r>
         <w:rPr>
-          <w:rFonts w:hint="eastAsia"/>
+          <w:rFonts w:hint="eastAsia" w:eastAsia="黑体"/>
         </w:rPr>
         <w:t xml:space="preserve">输出节点）；</w:t>
       </w:r>
       <w:r>
         <w:rPr>
-          <w:rFonts w:hint="eastAsia"/>
+          <w:rFonts w:hint="eastAsia" w:eastAsia="黑体"/>
           <w:b/>
           <w:bCs/>
         </w:rPr>
@@ -374,6 +429,7 @@
       </w:r>
       <w:r>
         <w:rPr>
+          <w:rFonts w:eastAsia="黑体"/>
           <w:b/>
           <w:bCs/>
         </w:rPr>
@@ -381,7 +437,7 @@
       </w:r>
       <w:r>
         <w:rPr>
-          <w:rFonts w:hint="eastAsia"/>
+          <w:rFonts w:hint="eastAsia" w:eastAsia="黑体"/>
           <w:b/>
           <w:bCs/>
         </w:rPr>
@@ -389,7 +445,7 @@
       </w:r>
       <w:r>
         <w:rPr>
-          <w:rFonts w:hint="eastAsia"/>
+          <w:rFonts w:hint="eastAsia" w:eastAsia="黑体"/>
         </w:rPr>
         <w:t xml:space="preserve">（</w:t>
       </w:r>
@@ -408,29 +464,38 @@
         </m:sSub>
       </m:oMath>
       <w:r>
+        <w:rPr>
+          <w:rFonts w:eastAsia="黑体"/>
+        </w:rPr>
         <w:t xml:space="preserve"> </w:t>
       </w:r>
       <w:r>
         <w:rPr>
-          <w:rFonts w:hint="eastAsia"/>
+          <w:rFonts w:hint="eastAsia" w:eastAsia="黑体"/>
         </w:rPr>
         <w:t xml:space="preserve">的发射极</w:t>
       </w:r>
       <w:r>
+        <w:rPr>
+          <w:rFonts w:eastAsia="黑体"/>
+        </w:rPr>
         <w:t xml:space="preserve"> E </w:t>
       </w:r>
       <w:r>
         <w:rPr>
-          <w:rFonts w:hint="eastAsia"/>
+          <w:rFonts w:hint="eastAsia" w:eastAsia="黑体"/>
         </w:rPr>
         <w:t xml:space="preserve">接地</w:t>
       </w:r>
       <w:r>
+        <w:rPr>
+          <w:rFonts w:eastAsia="黑体"/>
+        </w:rPr>
         <w:t xml:space="preserve"> </w:t>
       </w:r>
       <w:r>
         <w:rPr>
-          <w:rFonts w:hint="eastAsia"/>
+          <w:rFonts w:hint="eastAsia" w:eastAsia="黑体"/>
         </w:rPr>
         <w:t xml:space="preserve">GND）。</w:t>
       </w:r>
@@ -439,7 +504,7 @@
       <w:pPr/>
       <w:r>
         <w:rPr>
-          <w:rFonts w:hint="eastAsia"/>
+          <w:rFonts w:hint="eastAsia" w:eastAsia="黑体"/>
         </w:rPr>
         <w:t xml:space="preserve">各元件管脚连接：</w:t>
       </w:r>
@@ -458,29 +523,38 @@
         </m:sSub>
       </m:oMath>
       <w:r>
+        <w:rPr>
+          <w:rFonts w:eastAsia="黑体"/>
+        </w:rPr>
         <w:t xml:space="preserve"> </w:t>
       </w:r>
       <w:r>
         <w:rPr>
-          <w:rFonts w:hint="eastAsia"/>
+          <w:rFonts w:hint="eastAsia" w:eastAsia="黑体"/>
         </w:rPr>
         <w:t xml:space="preserve">的集电极</w:t>
       </w:r>
       <w:r>
+        <w:rPr>
+          <w:rFonts w:eastAsia="黑体"/>
+        </w:rPr>
         <w:t xml:space="preserve"> C </w:t>
       </w:r>
       <w:r>
         <w:rPr>
-          <w:rFonts w:hint="eastAsia"/>
+          <w:rFonts w:hint="eastAsia" w:eastAsia="黑体"/>
         </w:rPr>
         <w:t xml:space="preserve">接节点②、发射极</w:t>
       </w:r>
       <w:r>
+        <w:rPr>
+          <w:rFonts w:eastAsia="黑体"/>
+        </w:rPr>
         <w:t xml:space="preserve"> E </w:t>
       </w:r>
       <w:r>
         <w:rPr>
-          <w:rFonts w:hint="eastAsia"/>
+          <w:rFonts w:hint="eastAsia" w:eastAsia="黑体"/>
         </w:rPr>
         <w:t xml:space="preserve">接节点③；</w:t>
       </w:r>
@@ -499,17 +573,20 @@
         </m:sSub>
       </m:oMath>
       <w:r>
+        <w:rPr>
+          <w:rFonts w:eastAsia="黑体"/>
+        </w:rPr>
         <w:t xml:space="preserve"> </w:t>
       </w:r>
       <w:r>
         <w:rPr>
-          <w:rFonts w:hint="eastAsia"/>
+          <w:rFonts w:hint="eastAsia" w:eastAsia="黑体"/>
         </w:rPr>
         <w:t xml:space="preserve">一端接节点①、另一端接节点②；</w:t>
       </w:r>
       <w:r>
         <w:rPr>
-          <w:rFonts w:hint="eastAsia"/>
+          <w:rFonts w:hint="eastAsia" w:eastAsia="黑体"/>
           <w:b/>
           <w:bCs/>
         </w:rPr>
@@ -517,20 +594,26 @@
       </w:r>
       <w:r>
         <w:rPr>
-          <w:rFonts w:hint="eastAsia"/>
+          <w:rFonts w:hint="eastAsia" w:eastAsia="黑体"/>
         </w:rPr>
         <w:t xml:space="preserve">输入接节点②。光照在</w:t>
       </w:r>
       <w:r>
+        <w:rPr>
+          <w:rFonts w:eastAsia="黑体"/>
+        </w:rPr>
         <w:t xml:space="preserve"> B−C </w:t>
       </w:r>
       <w:r>
         <w:rPr>
-          <w:rFonts w:hint="eastAsia"/>
+          <w:rFonts w:hint="eastAsia" w:eastAsia="黑体"/>
         </w:rPr>
         <w:t xml:space="preserve">结产生光生载流子，经</w:t>
       </w:r>
       <w:r>
+        <w:rPr>
+          <w:rFonts w:eastAsia="黑体"/>
+        </w:rPr>
         <w:t xml:space="preserve"> </w:t>
       </w:r>
       <m:oMath>
@@ -548,15 +631,21 @@
         </m:sSub>
       </m:oMath>
       <w:r>
+        <w:rPr>
+          <w:rFonts w:eastAsia="黑体"/>
+        </w:rPr>
         <w:t xml:space="preserve"> </w:t>
       </w:r>
       <w:r>
         <w:rPr>
-          <w:rFonts w:hint="eastAsia"/>
+          <w:rFonts w:hint="eastAsia" w:eastAsia="黑体"/>
         </w:rPr>
         <w:t xml:space="preserve">内部放大形成集电极电流</w:t>
       </w:r>
       <w:r>
+        <w:rPr>
+          <w:rFonts w:eastAsia="黑体"/>
+        </w:rPr>
         <w:t xml:space="preserve"> </w:t>
       </w:r>
       <m:oMath>
@@ -575,11 +664,14 @@
       </m:oMath>
       <w:r>
         <w:rPr>
-          <w:rFonts w:hint="eastAsia"/>
+          <w:rFonts w:hint="eastAsia" w:eastAsia="黑体"/>
         </w:rPr>
         <w:t xml:space="preserve">，流过</w:t>
       </w:r>
       <w:r>
+        <w:rPr>
+          <w:rFonts w:eastAsia="黑体"/>
+        </w:rPr>
         <w:t xml:space="preserve"> </w:t>
       </w:r>
       <m:oMath>
@@ -597,11 +689,14 @@
         </m:sSub>
       </m:oMath>
       <w:r>
+        <w:rPr>
+          <w:rFonts w:eastAsia="黑体"/>
+        </w:rPr>
         <w:t xml:space="preserve"> </w:t>
       </w:r>
       <w:r>
         <w:rPr>
-          <w:rFonts w:hint="eastAsia"/>
+          <w:rFonts w:hint="eastAsia" w:eastAsia="黑体"/>
         </w:rPr>
         <w:t xml:space="preserve">产生压降。</w:t>
       </w:r>
@@ -610,11 +705,14 @@
       <w:pPr/>
       <w:r>
         <w:rPr>
-          <w:rFonts w:hint="eastAsia"/>
+          <w:rFonts w:hint="eastAsia" w:eastAsia="黑体"/>
         </w:rPr>
         <w:t xml:space="preserve">由此构成光电三极管”集电极经</w:t>
       </w:r>
       <w:r>
+        <w:rPr>
+          <w:rFonts w:eastAsia="黑体"/>
+        </w:rPr>
         <w:t xml:space="preserve"> </w:t>
       </w:r>
       <m:oMath>
@@ -632,24 +730,33 @@
         </m:sSub>
       </m:oMath>
       <w:r>
+        <w:rPr>
+          <w:rFonts w:eastAsia="黑体"/>
+        </w:rPr>
         <w:t xml:space="preserve"> </w:t>
       </w:r>
       <w:r>
         <w:rPr>
-          <w:rFonts w:hint="eastAsia"/>
+          <w:rFonts w:hint="eastAsia" w:eastAsia="黑体"/>
         </w:rPr>
         <w:t xml:space="preserve">接</w:t>
       </w:r>
       <w:r>
+        <w:rPr>
+          <w:rFonts w:eastAsia="黑体"/>
+        </w:rPr>
         <w:t xml:space="preserve"> </w:t>
       </w:r>
       <w:r>
         <w:rPr>
-          <w:rFonts w:hint="eastAsia"/>
+          <w:rFonts w:hint="eastAsia" w:eastAsia="黑体"/>
         </w:rPr>
         <w:t xml:space="preserve">+VCC、发射极接地”的共发射极负载组态，输出</w:t>
       </w:r>
       <w:r>
+        <w:rPr>
+          <w:rFonts w:eastAsia="黑体"/>
+        </w:rPr>
         <w:t xml:space="preserve"> </w:t>
       </w:r>
       <m:oMath>
@@ -722,11 +829,14 @@
       </m:oMath>
       <w:r>
         <w:rPr>
-          <w:rFonts w:hint="eastAsia"/>
+          <w:rFonts w:hint="eastAsia" w:eastAsia="黑体"/>
         </w:rPr>
         <w:t xml:space="preserve">，光强越大</w:t>
       </w:r>
       <w:r>
+        <w:rPr>
+          <w:rFonts w:eastAsia="黑体"/>
+        </w:rPr>
         <w:t xml:space="preserve"> </w:t>
       </w:r>
       <m:oMath>
@@ -744,11 +854,14 @@
         </m:sSub>
       </m:oMath>
       <w:r>
+        <w:rPr>
+          <w:rFonts w:eastAsia="黑体"/>
+        </w:rPr>
         <w:t xml:space="preserve"> </w:t>
       </w:r>
       <w:r>
         <w:rPr>
-          <w:rFonts w:hint="eastAsia"/>
+          <w:rFonts w:hint="eastAsia" w:eastAsia="黑体"/>
         </w:rPr>
         <w:t xml:space="preserve">越大、</w:t>
       </w:r>
@@ -770,11 +883,14 @@
         </m:sSub>
       </m:oMath>
       <w:r>
+        <w:rPr>
+          <w:rFonts w:eastAsia="黑体"/>
+        </w:rPr>
         <w:t xml:space="preserve"> </w:t>
       </w:r>
       <w:r>
         <w:rPr>
-          <w:rFonts w:hint="eastAsia"/>
+          <w:rFonts w:hint="eastAsia" w:eastAsia="黑体"/>
         </w:rPr>
         <w:t xml:space="preserve">越低，直至饱和，用于非接触光开关与计数。</w:t>
       </w:r>
@@ -787,7 +903,7 @@
       </w:pPr>
       <w:r>
         <w:rPr>
-          <w:rFonts w:hint="eastAsia"/>
+          <w:rFonts w:hint="eastAsia" w:eastAsia="黑体"/>
         </w:rPr>
         <w:t xml:space="preserve">工作原理</w:t>
       </w:r>
@@ -798,25 +914,31 @@
       </w:pPr>
       <w:r>
         <w:rPr>
-          <w:rFonts w:hint="eastAsia"/>
+          <w:rFonts w:hint="eastAsia" w:eastAsia="黑体"/>
         </w:rPr>
         <w:t xml:space="preserve">光照在基极—集电极结产生光生载流子，经三极管放大后在集电极形成较大电流</w:t>
       </w:r>
       <w:r>
+        <w:rPr>
+          <w:rFonts w:eastAsia="黑体"/>
+        </w:rPr>
         <w:t xml:space="preserve"> </w:t>
       </w:r>
       <w:r>
         <w:rPr>
-          <w:rFonts w:hint="eastAsia"/>
+          <w:rFonts w:hint="eastAsia" w:eastAsia="黑体"/>
         </w:rPr>
         <w:t xml:space="preserve">I_C，该电流流过</w:t>
       </w:r>
       <w:r>
+        <w:rPr>
+          <w:rFonts w:eastAsia="黑体"/>
+        </w:rPr>
         <w:t xml:space="preserve"> R_L </w:t>
       </w:r>
       <w:r>
         <w:rPr>
-          <w:rFonts w:hint="eastAsia"/>
+          <w:rFonts w:hint="eastAsia" w:eastAsia="黑体"/>
         </w:rPr>
         <w:t xml:space="preserve">产生压降，使集电极电压随光强变化：光越强，</w:t>
       </w:r>
@@ -838,11 +960,14 @@
         </m:sSub>
       </m:oMath>
       <w:r>
+        <w:rPr>
+          <w:rFonts w:eastAsia="黑体"/>
+        </w:rPr>
         <w:t xml:space="preserve"> </w:t>
       </w:r>
       <w:r>
         <w:rPr>
-          <w:rFonts w:hint="eastAsia"/>
+          <w:rFonts w:hint="eastAsia" w:eastAsia="黑体"/>
         </w:rPr>
         <w:t xml:space="preserve">越低。</w:t>
       </w:r>
@@ -855,7 +980,7 @@
       </w:pPr>
       <w:r>
         <w:rPr>
-          <w:rFonts w:hint="eastAsia"/>
+          <w:rFonts w:hint="eastAsia" w:eastAsia="黑体"/>
         </w:rPr>
         <w:t xml:space="preserve">关键计算公式</w:t>
       </w:r>
@@ -869,7 +994,7 @@
       </w:pPr>
       <w:r>
         <w:rPr>
-          <w:rFonts w:hint="eastAsia"/>
+          <w:rFonts w:hint="eastAsia" w:eastAsia="黑体"/>
         </w:rPr>
         <w:t xml:space="preserve">集电极电流（近似）：</w:t>
       </w:r>
@@ -947,7 +1072,7 @@
       </w:pPr>
       <w:r>
         <w:rPr>
-          <w:rFonts w:hint="eastAsia"/>
+          <w:rFonts w:hint="eastAsia" w:eastAsia="黑体"/>
         </w:rPr>
         <w:t xml:space="preserve">集电极电压：</w:t>
       </w:r>
@@ -1040,7 +1165,7 @@
       </w:pPr>
       <w:r>
         <w:rPr>
-          <w:rFonts w:hint="eastAsia"/>
+          <w:rFonts w:hint="eastAsia" w:eastAsia="黑体"/>
         </w:rPr>
         <w:t xml:space="preserve">饱和压降（硅管典型值）：</w:t>
       </w:r>
@@ -1122,7 +1247,7 @@
       </w:pPr>
       <w:r>
         <w:rPr>
-          <w:rFonts w:hint="eastAsia"/>
+          <w:rFonts w:hint="eastAsia" w:eastAsia="黑体"/>
         </w:rPr>
         <w:t xml:space="preserve">进入饱和的条件：</w:t>
       </w:r>
@@ -1257,7 +1382,7 @@
       </w:pPr>
       <w:r>
         <w:rPr>
-          <w:rFonts w:hint="eastAsia"/>
+          <w:rFonts w:hint="eastAsia" w:eastAsia="黑体"/>
         </w:rPr>
         <w:t xml:space="preserve">光电流—照度关系（近似线性区）：</w:t>
       </w:r>
@@ -1336,7 +1461,7 @@
             </w:pPr>
             <w:r>
               <w:rPr>
-                <w:rFonts w:hint="eastAsia"/>
+                <w:rFonts w:hint="eastAsia" w:eastAsia="黑体"/>
               </w:rPr>
               <w:t xml:space="preserve">符号</w:t>
             </w:r>
@@ -1350,7 +1475,7 @@
             </w:pPr>
             <w:r>
               <w:rPr>
-                <w:rFonts w:hint="eastAsia"/>
+                <w:rFonts w:hint="eastAsia" w:eastAsia="黑体"/>
               </w:rPr>
               <w:t xml:space="preserve">含义</w:t>
             </w:r>
@@ -1364,7 +1489,7 @@
             </w:pPr>
             <w:r>
               <w:rPr>
-                <w:rFonts w:hint="eastAsia"/>
+                <w:rFonts w:hint="eastAsia" w:eastAsia="黑体"/>
               </w:rPr>
               <w:t xml:space="preserve">单位</w:t>
             </w:r>
@@ -1393,6 +1518,9 @@
               </m:sSub>
             </m:oMath>
             <w:r>
+              <w:rPr>
+                <w:rFonts w:eastAsia="黑体"/>
+              </w:rPr>
               <w:t xml:space="preserve">​</w:t>
             </w:r>
           </w:p>
@@ -1405,7 +1533,7 @@
             </w:pPr>
             <w:r>
               <w:rPr>
-                <w:rFonts w:hint="eastAsia"/>
+                <w:rFonts w:hint="eastAsia" w:eastAsia="黑体"/>
               </w:rPr>
               <w:t xml:space="preserve">集电极电流</w:t>
             </w:r>
@@ -1418,6 +1546,9 @@
               <w:pStyle w:val="Compact"/>
             </w:pPr>
             <w:r>
+              <w:rPr>
+                <w:rFonts w:eastAsia="黑体"/>
+              </w:rPr>
               <w:t xml:space="preserve">A</w:t>
             </w:r>
           </w:p>
@@ -1448,6 +1579,9 @@
               </m:sSub>
             </m:oMath>
             <w:r>
+              <w:rPr>
+                <w:rFonts w:eastAsia="黑体"/>
+              </w:rPr>
               <w:t xml:space="preserve">​</w:t>
             </w:r>
           </w:p>
@@ -1460,7 +1594,7 @@
             </w:pPr>
             <w:r>
               <w:rPr>
-                <w:rFonts w:hint="eastAsia"/>
+                <w:rFonts w:hint="eastAsia" w:eastAsia="黑体"/>
               </w:rPr>
               <w:t xml:space="preserve">直流电流增益</w:t>
             </w:r>
@@ -1473,6 +1607,9 @@
               <w:pStyle w:val="Compact"/>
             </w:pPr>
             <w:r>
+              <w:rPr>
+                <w:rFonts w:eastAsia="黑体"/>
+              </w:rPr>
               <w:t xml:space="preserve">—</w:t>
             </w:r>
           </w:p>
@@ -1500,6 +1637,9 @@
               </m:sSub>
             </m:oMath>
             <w:r>
+              <w:rPr>
+                <w:rFonts w:eastAsia="黑体"/>
+              </w:rPr>
               <w:t xml:space="preserve">​</w:t>
             </w:r>
           </w:p>
@@ -1512,7 +1652,7 @@
             </w:pPr>
             <w:r>
               <w:rPr>
-                <w:rFonts w:hint="eastAsia"/>
+                <w:rFonts w:hint="eastAsia" w:eastAsia="黑体"/>
               </w:rPr>
               <w:t xml:space="preserve">光生基极电流</w:t>
             </w:r>
@@ -1525,6 +1665,9 @@
               <w:pStyle w:val="Compact"/>
             </w:pPr>
             <w:r>
+              <w:rPr>
+                <w:rFonts w:eastAsia="黑体"/>
+              </w:rPr>
               <w:t xml:space="preserve">A</w:t>
             </w:r>
           </w:p>
@@ -1552,6 +1695,9 @@
               </m:sSub>
             </m:oMath>
             <w:r>
+              <w:rPr>
+                <w:rFonts w:eastAsia="黑体"/>
+              </w:rPr>
               <w:t xml:space="preserve">​</w:t>
             </w:r>
           </w:p>
@@ -1564,7 +1710,7 @@
             </w:pPr>
             <w:r>
               <w:rPr>
-                <w:rFonts w:hint="eastAsia"/>
+                <w:rFonts w:hint="eastAsia" w:eastAsia="黑体"/>
               </w:rPr>
               <w:t xml:space="preserve">负载电阻</w:t>
             </w:r>
@@ -1577,6 +1723,9 @@
               <w:pStyle w:val="Compact"/>
             </w:pPr>
             <w:r>
+              <w:rPr>
+                <w:rFonts w:eastAsia="黑体"/>
+              </w:rPr>
               <w:t xml:space="preserve">Ω</w:t>
             </w:r>
           </w:p>
@@ -1607,6 +1756,9 @@
               </m:sSub>
             </m:oMath>
             <w:r>
+              <w:rPr>
+                <w:rFonts w:eastAsia="黑体"/>
+              </w:rPr>
               <w:t xml:space="preserve">​</w:t>
             </w:r>
           </w:p>
@@ -1619,7 +1771,7 @@
             </w:pPr>
             <w:r>
               <w:rPr>
-                <w:rFonts w:hint="eastAsia"/>
+                <w:rFonts w:hint="eastAsia" w:eastAsia="黑体"/>
               </w:rPr>
               <w:t xml:space="preserve">电源电压</w:t>
             </w:r>
@@ -1632,6 +1784,9 @@
               <w:pStyle w:val="Compact"/>
             </w:pPr>
             <w:r>
+              <w:rPr>
+                <w:rFonts w:eastAsia="黑体"/>
+              </w:rPr>
               <w:t xml:space="preserve">V</w:t>
             </w:r>
           </w:p>
@@ -1650,6 +1805,9 @@
               </m:r>
             </m:oMath>
             <w:r>
+              <w:rPr>
+                <w:rFonts w:eastAsia="黑体"/>
+              </w:rPr>
               <w:t xml:space="preserve">​</w:t>
             </w:r>
           </w:p>
@@ -1662,7 +1820,7 @@
             </w:pPr>
             <w:r>
               <w:rPr>
-                <w:rFonts w:hint="eastAsia"/>
+                <w:rFonts w:hint="eastAsia" w:eastAsia="黑体"/>
               </w:rPr>
               <w:t xml:space="preserve">照度</w:t>
             </w:r>
@@ -1675,6 +1833,9 @@
               <w:pStyle w:val="Compact"/>
             </w:pPr>
             <w:r>
+              <w:rPr>
+                <w:rFonts w:eastAsia="黑体"/>
+              </w:rPr>
               <w:t xml:space="preserve">lx</w:t>
             </w:r>
           </w:p>
@@ -1689,7 +1850,7 @@
       </w:pPr>
       <w:r>
         <w:rPr>
-          <w:rFonts w:hint="eastAsia"/>
+          <w:rFonts w:hint="eastAsia" w:eastAsia="黑体"/>
         </w:rPr>
         <w:t xml:space="preserve">元件调整影响</w:t>
       </w:r>
@@ -1704,20 +1865,27 @@
       </w:pPr>
       <w:r>
         <w:rPr>
+          <w:rFonts w:eastAsia="黑体"/>
           <w:b/>
           <w:bCs/>
         </w:rPr>
         <w:t xml:space="preserve">R_L ↑</w:t>
       </w:r>
       <w:r>
+        <w:rPr>
+          <w:rFonts w:eastAsia="黑体"/>
+        </w:rPr>
         <w:t xml:space="preserve"> </w:t>
       </w:r>
       <w:r>
+        <w:rPr>
+          <w:rFonts w:eastAsia="黑体"/>
+        </w:rPr>
         <w:t xml:space="preserve">→ </w:t>
       </w:r>
       <w:r>
         <w:rPr>
-          <w:rFonts w:hint="eastAsia"/>
+          <w:rFonts w:hint="eastAsia" w:eastAsia="黑体"/>
         </w:rPr>
         <w:t xml:space="preserve">灵敏度（输出电压摆幅）增大，但响应速度变慢、易饱和。</w:t>
       </w:r>
@@ -1732,20 +1900,27 @@
       </w:pPr>
       <w:r>
         <w:rPr>
+          <w:rFonts w:eastAsia="黑体"/>
           <w:b/>
           <w:bCs/>
         </w:rPr>
         <w:t xml:space="preserve">R_L ↓</w:t>
       </w:r>
       <w:r>
+        <w:rPr>
+          <w:rFonts w:eastAsia="黑体"/>
+        </w:rPr>
         <w:t xml:space="preserve"> </w:t>
       </w:r>
       <w:r>
+        <w:rPr>
+          <w:rFonts w:eastAsia="黑体"/>
+        </w:rPr>
         <w:t xml:space="preserve">→ </w:t>
       </w:r>
       <w:r>
         <w:rPr>
-          <w:rFonts w:hint="eastAsia"/>
+          <w:rFonts w:hint="eastAsia" w:eastAsia="黑体"/>
         </w:rPr>
         <w:t xml:space="preserve">响应更快，但输出电压变化减小。</w:t>
       </w:r>
@@ -1760,7 +1935,7 @@
       </w:pPr>
       <w:r>
         <w:rPr>
-          <w:rFonts w:hint="eastAsia"/>
+          <w:rFonts w:hint="eastAsia" w:eastAsia="黑体"/>
           <w:b/>
           <w:bCs/>
         </w:rPr>
@@ -1768,29 +1943,39 @@
       </w:r>
       <w:r>
         <w:rPr>
+          <w:rFonts w:eastAsia="黑体"/>
           <w:b/>
           <w:bCs/>
         </w:rPr>
         <w:t xml:space="preserve"> ↑</w:t>
       </w:r>
       <w:r>
+        <w:rPr>
+          <w:rFonts w:eastAsia="黑体"/>
+        </w:rPr>
         <w:t xml:space="preserve"> </w:t>
       </w:r>
       <w:r>
+        <w:rPr>
+          <w:rFonts w:eastAsia="黑体"/>
+        </w:rPr>
         <w:t xml:space="preserve">→ I_C </w:t>
       </w:r>
       <w:r>
         <w:rPr>
-          <w:rFonts w:hint="eastAsia"/>
+          <w:rFonts w:hint="eastAsia" w:eastAsia="黑体"/>
         </w:rPr>
         <w:t xml:space="preserve">增大，V_CE</w:t>
       </w:r>
       <w:r>
+        <w:rPr>
+          <w:rFonts w:eastAsia="黑体"/>
+        </w:rPr>
         <w:t xml:space="preserve"> </w:t>
       </w:r>
       <w:r>
         <w:rPr>
-          <w:rFonts w:hint="eastAsia"/>
+          <w:rFonts w:hint="eastAsia" w:eastAsia="黑体"/>
         </w:rPr>
         <w:t xml:space="preserve">下降直至饱和。</w:t>
       </w:r>
@@ -1805,7 +1990,7 @@
       </w:pPr>
       <w:r>
         <w:rPr>
-          <w:rFonts w:hint="eastAsia"/>
+          <w:rFonts w:hint="eastAsia" w:eastAsia="黑体"/>
         </w:rPr>
         <w:t xml:space="preserve">集电极面积大、负载适中时增益高，但响应时间（微秒级）慢于光电二极管。</w:t>
       </w:r>
@@ -1818,7 +2003,7 @@
       </w:pPr>
       <w:r>
         <w:rPr>
-          <w:rFonts w:hint="eastAsia"/>
+          <w:rFonts w:hint="eastAsia" w:eastAsia="黑体"/>
         </w:rPr>
         <w:t xml:space="preserve">典型参数示例</w:t>
       </w:r>
@@ -1833,11 +2018,14 @@
       </w:pPr>
       <w:r>
         <w:rPr>
-          <w:rFonts w:hint="eastAsia"/>
+          <w:rFonts w:hint="eastAsia" w:eastAsia="黑体"/>
         </w:rPr>
         <w:t xml:space="preserve">取</w:t>
       </w:r>
       <w:r>
+        <w:rPr>
+          <w:rFonts w:eastAsia="黑体"/>
+        </w:rPr>
         <w:t xml:space="preserve"> </w:t>
       </w:r>
       <m:oMath>
@@ -1877,6 +2065,9 @@
         </m:r>
       </m:oMath>
       <w:r>
+        <w:rPr>
+          <w:rFonts w:eastAsia="黑体"/>
+        </w:rPr>
         <w:t xml:space="preserve">、</w:t>
       </w:r>
       <m:oMath>
@@ -1914,11 +2105,14 @@
       </m:oMath>
       <w:r>
         <w:rPr>
-          <w:rFonts w:hint="eastAsia"/>
+          <w:rFonts w:hint="eastAsia" w:eastAsia="黑体"/>
         </w:rPr>
         <w:t xml:space="preserve">、光照使</w:t>
       </w:r>
       <w:r>
+        <w:rPr>
+          <w:rFonts w:eastAsia="黑体"/>
+        </w:rPr>
         <w:t xml:space="preserve"> </w:t>
       </w:r>
       <m:oMath>
@@ -1959,7 +2153,7 @@
       </m:oMath>
       <w:r>
         <w:rPr>
-          <w:rFonts w:hint="eastAsia"/>
+          <w:rFonts w:hint="eastAsia" w:eastAsia="黑体"/>
         </w:rPr>
         <w:t xml:space="preserve">：</w:t>
       </w:r>
@@ -2069,6 +2263,9 @@
         </m:r>
       </m:oMath>
       <w:r>
+        <w:rPr>
+          <w:rFonts w:eastAsia="黑体"/>
+        </w:rPr>
         <w:t xml:space="preserve">。</w:t>
       </w:r>
     </w:p>
@@ -2082,11 +2279,14 @@
       </w:pPr>
       <w:r>
         <w:rPr>
-          <w:rFonts w:hint="eastAsia"/>
+          <w:rFonts w:hint="eastAsia" w:eastAsia="黑体"/>
         </w:rPr>
         <w:t xml:space="preserve">若光照增强至</w:t>
       </w:r>
       <w:r>
+        <w:rPr>
+          <w:rFonts w:eastAsia="黑体"/>
+        </w:rPr>
         <w:t xml:space="preserve"> </w:t>
       </w:r>
       <m:oMath>
@@ -2127,7 +2327,7 @@
       </m:oMath>
       <w:r>
         <w:rPr>
-          <w:rFonts w:hint="eastAsia"/>
+          <w:rFonts w:hint="eastAsia" w:eastAsia="黑体"/>
         </w:rPr>
         <w:t xml:space="preserve">：</w:t>
       </w:r>
@@ -2229,11 +2429,14 @@
       </m:oMath>
       <w:r>
         <w:rPr>
-          <w:rFonts w:hint="eastAsia"/>
+          <w:rFonts w:hint="eastAsia" w:eastAsia="黑体"/>
         </w:rPr>
         <w:t xml:space="preserve">（理想值，实际钳位在</w:t>
       </w:r>
       <w:r>
+        <w:rPr>
+          <w:rFonts w:eastAsia="黑体"/>
+        </w:rPr>
         <w:t xml:space="preserve"> </w:t>
       </w:r>
       <m:oMath>
@@ -2295,7 +2498,7 @@
       </m:oMath>
       <w:r>
         <w:rPr>
-          <w:rFonts w:hint="eastAsia"/>
+          <w:rFonts w:hint="eastAsia" w:eastAsia="黑体"/>
         </w:rPr>
         <w:t xml:space="preserve">），三极管进入饱和。</w:t>
       </w:r>
@@ -2308,7 +2511,7 @@
       </w:pPr>
       <w:r>
         <w:rPr>
-          <w:rFonts w:hint="eastAsia"/>
+          <w:rFonts w:hint="eastAsia" w:eastAsia="黑体"/>
         </w:rPr>
         <w:t xml:space="preserve">常见器件型号</w:t>
       </w:r>
@@ -2323,7 +2526,7 @@
       </w:pPr>
       <w:r>
         <w:rPr>
-          <w:rFonts w:hint="eastAsia"/>
+          <w:rFonts w:hint="eastAsia" w:eastAsia="黑体"/>
         </w:rPr>
         <w:t xml:space="preserve">光电三极管：LTR-3208E、PT334-6B、BPX38、TEPT5600（旁特/亿光）。</w:t>
       </w:r>
@@ -2336,7 +2539,7 @@
       </w:pPr>
       <w:r>
         <w:rPr>
-          <w:rFonts w:hint="eastAsia"/>
+          <w:rFonts w:hint="eastAsia" w:eastAsia="黑体"/>
         </w:rPr>
         <w:t xml:space="preserve">注意事项</w:t>
       </w:r>
@@ -2351,16 +2554,19 @@
       </w:pPr>
       <w:r>
         <w:rPr>
-          <w:rFonts w:hint="eastAsia"/>
+          <w:rFonts w:hint="eastAsia" w:eastAsia="黑体"/>
         </w:rPr>
         <w:t xml:space="preserve">响应时间在微秒量级，不适用于高速脉冲（≤</w:t>
       </w:r>
       <w:r>
+        <w:rPr>
+          <w:rFonts w:eastAsia="黑体"/>
+        </w:rPr>
         <w:t xml:space="preserve"> MHz </w:t>
       </w:r>
       <w:r>
         <w:rPr>
-          <w:rFonts w:hint="eastAsia"/>
+          <w:rFonts w:hint="eastAsia" w:eastAsia="黑体"/>
         </w:rPr>
         <w:t xml:space="preserve">级），高速场合用光电二极管。</w:t>
       </w:r>
@@ -2375,7 +2581,7 @@
       </w:pPr>
       <w:r>
         <w:rPr>
-          <w:rFonts w:hint="eastAsia"/>
+          <w:rFonts w:hint="eastAsia" w:eastAsia="黑体"/>
         </w:rPr>
         <w:t xml:space="preserve">受温度影响较大，精密测量需温度补偿或选带基极引脚的型号。</w:t>
       </w:r>
@@ -2390,7 +2596,7 @@
       </w:pPr>
       <w:r>
         <w:rPr>
-          <w:rFonts w:hint="eastAsia"/>
+          <w:rFonts w:hint="eastAsia" w:eastAsia="黑体"/>
         </w:rPr>
         <w:t xml:space="preserve">需配合施密特比较器消除开关临界点的抖动。</w:t>
       </w:r>
@@ -2405,7 +2611,7 @@
       </w:pPr>
       <w:r>
         <w:rPr>
-          <w:rFonts w:hint="eastAsia"/>
+          <w:rFonts w:hint="eastAsia" w:eastAsia="黑体"/>
         </w:rPr>
         <w:t xml:space="preserve">注意环境光干扰，必要时加光学滤光片或调制解调。</w:t>
       </w:r>
@@ -2418,7 +2624,7 @@
       </w:pPr>
       <w:r>
         <w:rPr>
-          <w:rFonts w:hint="eastAsia"/>
+          <w:rFonts w:hint="eastAsia" w:eastAsia="黑体"/>
         </w:rPr>
         <w:t xml:space="preserve">参考资料</w:t>
       </w:r>
@@ -2433,7 +2639,7 @@
       </w:pPr>
       <w:r>
         <w:rPr>
-          <w:rFonts w:hint="eastAsia"/>
+          <w:rFonts w:hint="eastAsia" w:eastAsia="黑体"/>
         </w:rPr>
         <w:t xml:space="preserve">《光电检测技术与应用》。</w:t>
       </w:r>
@@ -2447,6 +2653,9 @@
         </w:numPr>
       </w:pPr>
       <w:r>
+        <w:rPr>
+          <w:rFonts w:eastAsia="黑体"/>
+        </w:rPr>
         <w:t xml:space="preserve">Wikipedia: Phototransistor。</w:t>
       </w:r>
     </w:p>
@@ -2459,11 +2668,14 @@
         </w:numPr>
       </w:pPr>
       <w:r>
+        <w:rPr>
+          <w:rFonts w:eastAsia="黑体"/>
+        </w:rPr>
         <w:t xml:space="preserve">TI </w:t>
       </w:r>
       <w:r>
         <w:rPr>
-          <w:rFonts w:hint="eastAsia"/>
+          <w:rFonts w:hint="eastAsia" w:eastAsia="黑体"/>
         </w:rPr>
         <w:t xml:space="preserve">应用笔记（光传感器前端设计）。</w:t>
       </w:r>
@@ -2477,11 +2689,11 @@
       </w:pPr>
       <w:r>
         <w:rPr>
-          <w:rFonts w:ascii="Times New Roman" w:hAnsi="Times New Roman"/>
+          <w:rFonts w:ascii="Times New Roman" w:hAnsi="Times New Roman" w:eastAsia="黑体"/>
           <w:color w:val="555555"/>
           <w:sz w:val="21"/>
         </w:rPr>
-        <w:t>材料收集者：杜文杰</w:t>
+        <w:t>材料收集者：杜文杰，WX手机：19519196569，QQ:3478827729</w:t>
       </w:r>
     </w:p>
     <w:sectPr>
@@ -2501,7 +2713,7 @@
 </file>
 
 <file path=word/footer1.xml><?xml version="1.0" encoding="utf-8"?>
-<w:ftr xmlns:m="http://schemas.openxmlformats.org/officeDocument/2006/math" xmlns:mc="http://schemas.openxmlformats.org/markup-compatibility/2006" xmlns:mo="http://schemas.microsoft.com/office/mac/office/2008/main" xmlns:mv="urn:schemas-microsoft-com:mac:vml" xmlns:o="urn:schemas-microsoft-com:office:office" xmlns:r="http://schemas.openxmlformats.org/officeDocument/2006/relationships" xmlns:v="urn:schemas-microsoft-com:vml" xmlns:w10="urn:schemas-microsoft-com:office:word" xmlns:w14="http://schemas.microsoft.com/office/word/2010/wordml" xmlns:w="http://schemas.openxmlformats.org/wordprocessingml/2006/main" xmlns:wne="http://schemas.microsoft.com/office/word/2006/wordml" xmlns:wp14="http://schemas.microsoft.com/office/word/2010/wordprocessingDrawing" xmlns:wp="http://schemas.openxmlformats.org/drawingml/2006/wordprocessingDrawing" xmlns:wpc="http://schemas.microsoft.com/office/word/2010/wordprocessingCanvas" xmlns:wpg="http://schemas.microsoft.com/office/word/2010/wordprocessingGroup" xmlns:wpi="http://schemas.microsoft.com/office/word/2010/wordprocessingInk" xmlns:wps="http://schemas.microsoft.com/office/word/2010/wordprocessingShape" mc:Ignorable="w14 wp14">
+<w:ftr xmlns:mc="http://schemas.openxmlformats.org/markup-compatibility/2006" xmlns:w="http://schemas.openxmlformats.org/wordprocessingml/2006/main" xmlns:m="http://schemas.openxmlformats.org/officeDocument/2006/math" xmlns:mo="http://schemas.microsoft.com/office/mac/office/2008/main" xmlns:mv="urn:schemas-microsoft-com:mac:vml" xmlns:o="urn:schemas-microsoft-com:office:office" xmlns:r="http://schemas.openxmlformats.org/officeDocument/2006/relationships" xmlns:v="urn:schemas-microsoft-com:vml" xmlns:w10="urn:schemas-microsoft-com:office:word" xmlns:w14="http://schemas.microsoft.com/office/word/2010/wordml" xmlns:wne="http://schemas.microsoft.com/office/word/2006/wordml" xmlns:wp14="http://schemas.microsoft.com/office/word/2010/wordprocessingDrawing" xmlns:wp="http://schemas.openxmlformats.org/drawingml/2006/wordprocessingDrawing" xmlns:wpc="http://schemas.microsoft.com/office/word/2010/wordprocessingCanvas" xmlns:wpg="http://schemas.microsoft.com/office/word/2010/wordprocessingGroup" xmlns:wpi="http://schemas.microsoft.com/office/word/2010/wordprocessingInk" xmlns:wps="http://schemas.microsoft.com/office/word/2010/wordprocessingShape" mc:Ignorable="w14 wp14">
   <w:p>
     <w:pPr>
       <w:pStyle w:val="Footer"/>
@@ -2509,12 +2721,14 @@
     </w:pPr>
     <w:r>
       <w:rPr>
+        <w:rFonts w:eastAsia="黑体"/>
         <w:sz w:val="18"/>
       </w:rPr>
       <w:t xml:space="preserve">第 </w:t>
     </w:r>
     <w:r>
       <w:rPr>
+        <w:rFonts w:eastAsia="黑体"/>
         <w:sz w:val="18"/>
       </w:rPr>
       <w:fldChar w:fldCharType="begin"/>
@@ -2523,6 +2737,7 @@
     </w:r>
     <w:r>
       <w:rPr>
+        <w:rFonts w:eastAsia="黑体"/>
         <w:sz w:val="18"/>
       </w:rPr>
       <w:t xml:space="preserve"> 页</w:t>
@@ -2536,6 +2751,9 @@
   <w:footnote w:type="continuationSeparator" w:id="0">
     <w:p>
       <w:r>
+        <w:rPr>
+          <w:rFonts w:eastAsia="黑体"/>
+        </w:rPr>
         <w:continuationSeparator/>
       </w:r>
     </w:p>
@@ -2543,6 +2761,9 @@
   <w:footnote w:type="separator" w:id="-1">
     <w:p>
       <w:r>
+        <w:rPr>
+          <w:rFonts w:eastAsia="黑体"/>
+        </w:rPr>
         <w:separator/>
       </w:r>
     </w:p>
@@ -2551,7 +2772,7 @@
 </file>
 
 <file path=word/header1.xml><?xml version="1.0" encoding="utf-8"?>
-<w:hdr xmlns:m="http://schemas.openxmlformats.org/officeDocument/2006/math" xmlns:mc="http://schemas.openxmlformats.org/markup-compatibility/2006" xmlns:mo="http://schemas.microsoft.com/office/mac/office/2008/main" xmlns:mv="urn:schemas-microsoft-com:mac:vml" xmlns:o="urn:schemas-microsoft-com:office:office" xmlns:r="http://schemas.openxmlformats.org/officeDocument/2006/relationships" xmlns:v="urn:schemas-microsoft-com:vml" xmlns:w10="urn:schemas-microsoft-com:office:word" xmlns:w14="http://schemas.microsoft.com/office/word/2010/wordml" xmlns:w="http://schemas.openxmlformats.org/wordprocessingml/2006/main" xmlns:wne="http://schemas.microsoft.com/office/word/2006/wordml" xmlns:wp14="http://schemas.microsoft.com/office/word/2010/wordprocessingDrawing" xmlns:wp="http://schemas.openxmlformats.org/drawingml/2006/wordprocessingDrawing" xmlns:wpc="http://schemas.microsoft.com/office/word/2010/wordprocessingCanvas" xmlns:wpg="http://schemas.microsoft.com/office/word/2010/wordprocessingGroup" xmlns:wpi="http://schemas.microsoft.com/office/word/2010/wordprocessingInk" xmlns:wps="http://schemas.microsoft.com/office/word/2010/wordprocessingShape" mc:Ignorable="w14 wp14">
+<w:hdr xmlns:mc="http://schemas.openxmlformats.org/markup-compatibility/2006" xmlns:w="http://schemas.openxmlformats.org/wordprocessingml/2006/main" xmlns:m="http://schemas.openxmlformats.org/officeDocument/2006/math" xmlns:mo="http://schemas.microsoft.com/office/mac/office/2008/main" xmlns:mv="urn:schemas-microsoft-com:mac:vml" xmlns:o="urn:schemas-microsoft-com:office:office" xmlns:r="http://schemas.openxmlformats.org/officeDocument/2006/relationships" xmlns:v="urn:schemas-microsoft-com:vml" xmlns:w10="urn:schemas-microsoft-com:office:word" xmlns:w14="http://schemas.microsoft.com/office/word/2010/wordml" xmlns:wne="http://schemas.microsoft.com/office/word/2006/wordml" xmlns:wp14="http://schemas.microsoft.com/office/word/2010/wordprocessingDrawing" xmlns:wp="http://schemas.openxmlformats.org/drawingml/2006/wordprocessingDrawing" xmlns:wpc="http://schemas.microsoft.com/office/word/2010/wordprocessingCanvas" xmlns:wpg="http://schemas.microsoft.com/office/word/2010/wordprocessingGroup" xmlns:wpi="http://schemas.microsoft.com/office/word/2010/wordprocessingInk" xmlns:wps="http://schemas.microsoft.com/office/word/2010/wordprocessingShape" mc:Ignorable="w14 wp14">
   <w:p>
     <w:pPr>
       <w:pStyle w:val="Header"/>
@@ -2559,7 +2780,7 @@
     </w:pPr>
     <w:r>
       <w:rPr>
-        <w:rFonts w:ascii="Times New Roman" w:hAnsi="Times New Roman"/>
+        <w:rFonts w:ascii="Times New Roman" w:hAnsi="Times New Roman" w:eastAsia="黑体"/>
         <w:sz w:val="18"/>
         <w:rFonts w:eastAsia="黑体"/>
         <w:rFonts w:eastAsia="黑体"/>
@@ -2571,7 +2792,7 @@
 </file>
 
 <file path=word/numbering.xml><?xml version="1.0" encoding="utf-8"?>
-<w:numbering xmlns:m="http://schemas.openxmlformats.org/officeDocument/2006/math" xmlns:mc="http://schemas.openxmlformats.org/markup-compatibility/2006" xmlns:mo="http://schemas.microsoft.com/office/mac/office/2008/main" xmlns:mv="urn:schemas-microsoft-com:mac:vml" xmlns:o="urn:schemas-microsoft-com:office:office" xmlns:r="http://schemas.openxmlformats.org/officeDocument/2006/relationships" xmlns:v="urn:schemas-microsoft-com:vml" xmlns:w="http://schemas.openxmlformats.org/wordprocessingml/2006/main" xmlns:w10="urn:schemas-microsoft-com:office:word" xmlns:w14="http://schemas.microsoft.com/office/word/2010/wordml" xmlns:wne="http://schemas.microsoft.com/office/word/2006/wordml" xmlns:wp="http://schemas.openxmlformats.org/drawingml/2006/wordprocessingDrawing" xmlns:wp14="http://schemas.microsoft.com/office/word/2010/wordprocessingDrawing" xmlns:wpc="http://schemas.microsoft.com/office/word/2010/wordprocessingCanvas" xmlns:wpg="http://schemas.microsoft.com/office/word/2010/wordprocessingGroup" xmlns:wpi="http://schemas.microsoft.com/office/word/2010/wordprocessingInk" xmlns:wps="http://schemas.microsoft.com/office/word/2010/wordprocessingShape" mc:Ignorable="w14 wp14">
+<w:numbering xmlns:mc="http://schemas.openxmlformats.org/markup-compatibility/2006" xmlns:w="http://schemas.openxmlformats.org/wordprocessingml/2006/main" xmlns:m="http://schemas.openxmlformats.org/officeDocument/2006/math" xmlns:mo="http://schemas.microsoft.com/office/mac/office/2008/main" xmlns:mv="urn:schemas-microsoft-com:mac:vml" xmlns:o="urn:schemas-microsoft-com:office:office" xmlns:r="http://schemas.openxmlformats.org/officeDocument/2006/relationships" xmlns:v="urn:schemas-microsoft-com:vml" xmlns:w10="urn:schemas-microsoft-com:office:word" xmlns:w14="http://schemas.microsoft.com/office/word/2010/wordml" xmlns:wne="http://schemas.microsoft.com/office/word/2006/wordml" xmlns:wp="http://schemas.openxmlformats.org/drawingml/2006/wordprocessingDrawing" xmlns:wp14="http://schemas.microsoft.com/office/word/2010/wordprocessingDrawing" xmlns:wpc="http://schemas.microsoft.com/office/word/2010/wordprocessingCanvas" xmlns:wpg="http://schemas.microsoft.com/office/word/2010/wordprocessingGroup" xmlns:wpi="http://schemas.microsoft.com/office/word/2010/wordprocessingInk" xmlns:wps="http://schemas.microsoft.com/office/word/2010/wordprocessingShape" mc:Ignorable="w14 wp14">
   <w:abstractNum w:abstractNumId="0">
     <w:nsid w:val="FFFFFF7C"/>
     <w:multiLevelType w:val="singleLevel"/>
@@ -2658,7 +2879,7 @@
         <w:ind w:hanging="360" w:left="1440"/>
       </w:pPr>
       <w:rPr>
-        <w:rFonts w:ascii="Symbol" w:hAnsi="Symbol" w:hint="default"/>
+        <w:rFonts w:ascii="Symbol" w:hAnsi="Symbol" w:hint="default" w:eastAsia="黑体"/>
       </w:rPr>
     </w:lvl>
   </w:abstractNum>
@@ -2679,7 +2900,7 @@
         <w:ind w:hanging="360" w:left="1080"/>
       </w:pPr>
       <w:rPr>
-        <w:rFonts w:ascii="Symbol" w:hAnsi="Symbol" w:hint="default"/>
+        <w:rFonts w:ascii="Symbol" w:hAnsi="Symbol" w:hint="default" w:eastAsia="黑体"/>
       </w:rPr>
     </w:lvl>
   </w:abstractNum>
@@ -2700,7 +2921,7 @@
         <w:ind w:hanging="360" w:left="720"/>
       </w:pPr>
       <w:rPr>
-        <w:rFonts w:ascii="Symbol" w:hAnsi="Symbol" w:hint="default"/>
+        <w:rFonts w:ascii="Symbol" w:hAnsi="Symbol" w:hint="default" w:eastAsia="黑体"/>
       </w:rPr>
     </w:lvl>
   </w:abstractNum>
@@ -2739,7 +2960,7 @@
         <w:ind w:hanging="360" w:left="360"/>
       </w:pPr>
       <w:rPr>
-        <w:rFonts w:ascii="Symbol" w:hAnsi="Symbol" w:hint="default"/>
+        <w:rFonts w:ascii="Symbol" w:hAnsi="Symbol" w:hint="default" w:eastAsia="黑体"/>
       </w:rPr>
     </w:lvl>
   </w:abstractNum>
@@ -2830,7 +3051,7 @@
         <w:ind w:left="720" w:hanging="360"/>
       </w:pPr>
       <w:rPr>
-        <w:rFonts w:ascii="Symbol" w:hAnsi="Symbol" w:cs="Symbol" w:hint="default"/>
+        <w:rFonts w:ascii="Symbol" w:hAnsi="Symbol" w:cs="Symbol" w:hint="default" w:eastAsia="黑体"/>
       </w:rPr>
     </w:lvl>
     <w:lvl w:ilvl="1">
@@ -2841,7 +3062,7 @@
         <w:ind w:left="1440" w:hanging="360"/>
       </w:pPr>
       <w:rPr>
-        <w:rFonts w:ascii="Courier New" w:hAnsi="Courier New" w:cs="Courier New" w:hint="default"/>
+        <w:rFonts w:ascii="Courier New" w:hAnsi="Courier New" w:cs="Courier New" w:hint="default" w:eastAsia="黑体"/>
       </w:rPr>
     </w:lvl>
     <w:lvl w:ilvl="2">
@@ -2852,7 +3073,7 @@
         <w:ind w:left="2160" w:hanging="360"/>
       </w:pPr>
       <w:rPr>
-        <w:rFonts w:ascii="Wingdings" w:hAnsi="Wingdings" w:cs="Wingdings" w:hint="default"/>
+        <w:rFonts w:ascii="Wingdings" w:hAnsi="Wingdings" w:cs="Wingdings" w:hint="default" w:eastAsia="黑体"/>
       </w:rPr>
     </w:lvl>
     <w:lvl w:ilvl="3">
@@ -2863,7 +3084,7 @@
         <w:ind w:left="2880" w:hanging="360"/>
       </w:pPr>
       <w:rPr>
-        <w:rFonts w:ascii="Symbol" w:hAnsi="Symbol" w:cs="Symbol" w:hint="default"/>
+        <w:rFonts w:ascii="Symbol" w:hAnsi="Symbol" w:cs="Symbol" w:hint="default" w:eastAsia="黑体"/>
       </w:rPr>
     </w:lvl>
     <w:lvl w:ilvl="4">
@@ -2874,7 +3095,7 @@
         <w:ind w:left="3600" w:hanging="360"/>
       </w:pPr>
       <w:rPr>
-        <w:rFonts w:ascii="Courier New" w:hAnsi="Courier New" w:cs="Courier New" w:hint="default"/>
+        <w:rFonts w:ascii="Courier New" w:hAnsi="Courier New" w:cs="Courier New" w:hint="default" w:eastAsia="黑体"/>
       </w:rPr>
     </w:lvl>
     <w:lvl w:ilvl="5">
@@ -2885,7 +3106,7 @@
         <w:ind w:left="4320" w:hanging="360"/>
       </w:pPr>
       <w:rPr>
-        <w:rFonts w:ascii="Wingdings" w:hAnsi="Wingdings" w:cs="Wingdings" w:hint="default"/>
+        <w:rFonts w:ascii="Wingdings" w:hAnsi="Wingdings" w:cs="Wingdings" w:hint="default" w:eastAsia="黑体"/>
       </w:rPr>
     </w:lvl>
     <w:lvl w:ilvl="6">
@@ -2896,7 +3117,7 @@
         <w:ind w:left="5040" w:hanging="360"/>
       </w:pPr>
       <w:rPr>
-        <w:rFonts w:ascii="Symbol" w:hAnsi="Symbol" w:cs="Symbol" w:hint="default"/>
+        <w:rFonts w:ascii="Symbol" w:hAnsi="Symbol" w:cs="Symbol" w:hint="default" w:eastAsia="黑体"/>
       </w:rPr>
     </w:lvl>
     <w:lvl w:ilvl="7">
@@ -2907,7 +3128,7 @@
         <w:ind w:left="5760" w:hanging="360"/>
       </w:pPr>
       <w:rPr>
-        <w:rFonts w:ascii="Courier New" w:hAnsi="Courier New" w:cs="Courier New" w:hint="default"/>
+        <w:rFonts w:ascii="Courier New" w:hAnsi="Courier New" w:cs="Courier New" w:hint="default" w:eastAsia="黑体"/>
       </w:rPr>
     </w:lvl>
     <w:lvl w:ilvl="8">
@@ -2918,7 +3139,7 @@
         <w:ind w:left="6480" w:hanging="360"/>
       </w:pPr>
       <w:rPr>
-        <w:rFonts w:ascii="Wingdings" w:hAnsi="Wingdings" w:cs="Wingdings" w:hint="default"/>
+        <w:rFonts w:ascii="Wingdings" w:hAnsi="Wingdings" w:cs="Wingdings" w:hint="default" w:eastAsia="黑体"/>
       </w:rPr>
     </w:lvl>
   </w:abstractNum>
@@ -2974,11 +3195,11 @@
 </file>
 
 <file path=word/styles.xml><?xml version="1.0" encoding="utf-8"?>
-<w:styles xmlns:mc="http://schemas.openxmlformats.org/markup-compatibility/2006" xmlns:r="http://schemas.openxmlformats.org/officeDocument/2006/relationships" xmlns:w="http://schemas.openxmlformats.org/wordprocessingml/2006/main" xmlns:w14="http://schemas.microsoft.com/office/word/2010/wordml" mc:Ignorable="w14">
+<w:styles xmlns:mc="http://schemas.openxmlformats.org/markup-compatibility/2006" xmlns:w="http://schemas.openxmlformats.org/wordprocessingml/2006/main" xmlns:r="http://schemas.openxmlformats.org/officeDocument/2006/relationships" xmlns:w14="http://schemas.microsoft.com/office/word/2010/wordml" mc:Ignorable="w14">
   <w:docDefaults>
     <w:rPrDefault>
       <w:rPr>
-        <w:rFonts w:asciiTheme="minorHAnsi" w:cstheme="minorBidi" w:eastAsiaTheme="minorEastAsia" w:hAnsiTheme="minorHAnsi"/>
+        <w:rFonts w:asciiTheme="minorHAnsi" w:cstheme="minorBidi" w:hAnsiTheme="minorHAnsi" w:eastAsia="黑体"/>
         <w:sz w:val="22"/>
         <w:szCs w:val="22"/>
         <w:lang w:bidi="ar-SA" w:eastAsia="en-US" w:val="en-US"/>
@@ -3200,7 +3421,7 @@
       <w:outlineLvl w:val="0"/>
     </w:pPr>
     <w:rPr>
-      <w:rFonts w:ascii="Times New Roman" w:asciiTheme="majorHAnsi" w:cstheme="majorBidi" w:eastAsia="黑体" w:eastAsiaTheme="majorEastAsia" w:hAnsi="Times New Roman" w:hAnsiTheme="majorHAnsi"/>
+      <w:rFonts w:ascii="Times New Roman" w:asciiTheme="majorHAnsi" w:cstheme="majorBidi" w:eastAsia="黑体" w:hAnsi="Times New Roman" w:hAnsiTheme="majorHAnsi"/>
       <w:b/>
       <w:bCs/>
       <w:color w:val="1F3864"/>
@@ -3224,7 +3445,7 @@
       <w:outlineLvl w:val="1"/>
     </w:pPr>
     <w:rPr>
-      <w:rFonts w:ascii="Times New Roman" w:asciiTheme="majorHAnsi" w:cstheme="majorBidi" w:eastAsia="黑体" w:eastAsiaTheme="majorEastAsia" w:hAnsi="Times New Roman" w:hAnsiTheme="majorHAnsi"/>
+      <w:rFonts w:ascii="Times New Roman" w:asciiTheme="majorHAnsi" w:cstheme="majorBidi" w:eastAsia="黑体" w:hAnsi="Times New Roman" w:hAnsiTheme="majorHAnsi"/>
       <w:b/>
       <w:bCs/>
       <w:color w:val="2E4E7E"/>
@@ -3248,7 +3469,7 @@
       <w:outlineLvl w:val="2"/>
     </w:pPr>
     <w:rPr>
-      <w:rFonts w:ascii="Times New Roman" w:asciiTheme="majorHAnsi" w:cstheme="majorBidi" w:eastAsia="黑体" w:eastAsiaTheme="majorEastAsia" w:hAnsi="Times New Roman" w:hAnsiTheme="majorHAnsi"/>
+      <w:rFonts w:ascii="Times New Roman" w:asciiTheme="majorHAnsi" w:cstheme="majorBidi" w:eastAsia="黑体" w:hAnsi="Times New Roman" w:hAnsiTheme="majorHAnsi"/>
       <w:b/>
       <w:bCs/>
       <w:color w:val="2E4E7E"/>
@@ -3272,7 +3493,7 @@
       <w:outlineLvl w:val="3"/>
     </w:pPr>
     <w:rPr>
-      <w:rFonts w:ascii="Times New Roman" w:asciiTheme="majorHAnsi" w:cstheme="majorBidi" w:eastAsia="黑体" w:eastAsiaTheme="majorEastAsia" w:hAnsi="Times New Roman" w:hAnsiTheme="majorHAnsi"/>
+      <w:rFonts w:ascii="Times New Roman" w:asciiTheme="majorHAnsi" w:cstheme="majorBidi" w:eastAsia="黑体" w:hAnsi="Times New Roman" w:hAnsiTheme="majorHAnsi"/>
       <w:b/>
       <w:bCs/>
       <w:i/>
@@ -3298,7 +3519,7 @@
       <w:outlineLvl w:val="4"/>
     </w:pPr>
     <w:rPr>
-      <w:rFonts w:ascii="Times New Roman" w:asciiTheme="majorHAnsi" w:cstheme="majorBidi" w:eastAsia="黑体" w:eastAsiaTheme="majorEastAsia" w:hAnsi="Times New Roman" w:hAnsiTheme="majorHAnsi"/>
+      <w:rFonts w:ascii="Times New Roman" w:asciiTheme="majorHAnsi" w:cstheme="majorBidi" w:eastAsia="黑体" w:hAnsi="Times New Roman" w:hAnsiTheme="majorHAnsi"/>
       <w:b/>
       <w:color w:val="333333"/>
       <w:sz w:val="22"/>
@@ -3321,7 +3542,7 @@
       <w:outlineLvl w:val="5"/>
     </w:pPr>
     <w:rPr>
-      <w:rFonts w:asciiTheme="majorHAnsi" w:cstheme="majorBidi" w:eastAsiaTheme="majorEastAsia" w:hAnsiTheme="majorHAnsi"/>
+      <w:rFonts w:asciiTheme="majorHAnsi" w:cstheme="majorBidi" w:hAnsiTheme="majorHAnsi" w:eastAsia="黑体"/>
       <w:i/>
       <w:iCs/>
       <w:color w:themeColor="accent1" w:themeShade="7F" w:val="243F60"/>
@@ -3344,7 +3565,7 @@
       <w:outlineLvl w:val="6"/>
     </w:pPr>
     <w:rPr>
-      <w:rFonts w:asciiTheme="majorHAnsi" w:cstheme="majorBidi" w:eastAsiaTheme="majorEastAsia" w:hAnsiTheme="majorHAnsi"/>
+      <w:rFonts w:asciiTheme="majorHAnsi" w:cstheme="majorBidi" w:hAnsiTheme="majorHAnsi" w:eastAsia="黑体"/>
       <w:i/>
       <w:iCs/>
       <w:color w:themeColor="text1" w:themeTint="BF" w:val="404040"/>
@@ -3367,7 +3588,7 @@
       <w:outlineLvl w:val="7"/>
     </w:pPr>
     <w:rPr>
-      <w:rFonts w:asciiTheme="majorHAnsi" w:cstheme="majorBidi" w:eastAsiaTheme="majorEastAsia" w:hAnsiTheme="majorHAnsi"/>
+      <w:rFonts w:asciiTheme="majorHAnsi" w:cstheme="majorBidi" w:hAnsiTheme="majorHAnsi" w:eastAsia="黑体"/>
       <w:color w:themeColor="accent1" w:val="4F81BD"/>
       <w:sz w:val="20"/>
       <w:szCs w:val="20"/>
@@ -3390,7 +3611,7 @@
       <w:outlineLvl w:val="8"/>
     </w:pPr>
     <w:rPr>
-      <w:rFonts w:asciiTheme="majorHAnsi" w:cstheme="majorBidi" w:eastAsiaTheme="majorEastAsia" w:hAnsiTheme="majorHAnsi"/>
+      <w:rFonts w:asciiTheme="majorHAnsi" w:cstheme="majorBidi" w:hAnsiTheme="majorHAnsi" w:eastAsia="黑体"/>
       <w:i/>
       <w:iCs/>
       <w:color w:themeColor="text1" w:themeTint="BF" w:val="404040"/>
@@ -3441,7 +3662,7 @@
     <w:uiPriority w:val="9"/>
     <w:rsid w:val="00FC693F"/>
     <w:rPr>
-      <w:rFonts w:asciiTheme="majorHAnsi" w:cstheme="majorBidi" w:eastAsiaTheme="majorEastAsia" w:hAnsiTheme="majorHAnsi"/>
+      <w:rFonts w:asciiTheme="majorHAnsi" w:cstheme="majorBidi" w:hAnsiTheme="majorHAnsi" w:eastAsia="黑体"/>
       <w:b/>
       <w:bCs/>
       <w:color w:themeColor="accent1" w:themeShade="BF" w:val="365F91"/>
@@ -3456,7 +3677,7 @@
     <w:uiPriority w:val="9"/>
     <w:rsid w:val="00FC693F"/>
     <w:rPr>
-      <w:rFonts w:asciiTheme="majorHAnsi" w:cstheme="majorBidi" w:eastAsiaTheme="majorEastAsia" w:hAnsiTheme="majorHAnsi"/>
+      <w:rFonts w:asciiTheme="majorHAnsi" w:cstheme="majorBidi" w:hAnsiTheme="majorHAnsi" w:eastAsia="黑体"/>
       <w:b/>
       <w:bCs/>
       <w:color w:themeColor="accent1" w:val="4F81BD"/>
@@ -3471,7 +3692,7 @@
     <w:uiPriority w:val="9"/>
     <w:rsid w:val="00FC693F"/>
     <w:rPr>
-      <w:rFonts w:asciiTheme="majorHAnsi" w:cstheme="majorBidi" w:eastAsiaTheme="majorEastAsia" w:hAnsiTheme="majorHAnsi"/>
+      <w:rFonts w:asciiTheme="majorHAnsi" w:cstheme="majorBidi" w:hAnsiTheme="majorHAnsi" w:eastAsia="黑体"/>
       <w:b/>
       <w:bCs/>
       <w:color w:themeColor="accent1" w:val="4F81BD"/>
@@ -3494,7 +3715,7 @@
       <w:contextualSpacing/>
     </w:pPr>
     <w:rPr>
-      <w:rFonts w:ascii="Times New Roman" w:asciiTheme="majorHAnsi" w:cstheme="majorBidi" w:eastAsia="黑体" w:eastAsiaTheme="majorEastAsia" w:hAnsi="Times New Roman" w:hAnsiTheme="majorHAnsi"/>
+      <w:rFonts w:ascii="Times New Roman" w:asciiTheme="majorHAnsi" w:cstheme="majorBidi" w:eastAsia="黑体" w:hAnsi="Times New Roman" w:hAnsiTheme="majorHAnsi"/>
       <w:b/>
       <w:color w:val="1F3864"/>
       <w:spacing w:val="5"/>
@@ -3510,7 +3731,7 @@
     <w:uiPriority w:val="10"/>
     <w:rsid w:val="00FC693F"/>
     <w:rPr>
-      <w:rFonts w:asciiTheme="majorHAnsi" w:cstheme="majorBidi" w:eastAsiaTheme="majorEastAsia" w:hAnsiTheme="majorHAnsi"/>
+      <w:rFonts w:asciiTheme="majorHAnsi" w:cstheme="majorBidi" w:hAnsiTheme="majorHAnsi" w:eastAsia="黑体"/>
       <w:color w:themeColor="text2" w:themeShade="BF" w:val="17365D"/>
       <w:spacing w:val="5"/>
       <w:kern w:val="28"/>
@@ -3532,7 +3753,7 @@
       </w:numPr>
     </w:pPr>
     <w:rPr>
-      <w:rFonts w:asciiTheme="majorHAnsi" w:cstheme="majorBidi" w:eastAsiaTheme="majorEastAsia" w:hAnsiTheme="majorHAnsi"/>
+      <w:rFonts w:asciiTheme="majorHAnsi" w:cstheme="majorBidi" w:hAnsiTheme="majorHAnsi" w:eastAsia="黑体"/>
       <w:i/>
       <w:iCs/>
       <w:color w:themeColor="accent1" w:val="4F81BD"/>
@@ -3548,7 +3769,7 @@
     <w:uiPriority w:val="11"/>
     <w:rsid w:val="00FC693F"/>
     <w:rPr>
-      <w:rFonts w:asciiTheme="majorHAnsi" w:cstheme="majorBidi" w:eastAsiaTheme="majorEastAsia" w:hAnsiTheme="majorHAnsi"/>
+      <w:rFonts w:asciiTheme="majorHAnsi" w:cstheme="majorBidi" w:hAnsiTheme="majorHAnsi" w:eastAsia="黑体"/>
       <w:i/>
       <w:iCs/>
       <w:color w:themeColor="accent1" w:val="4F81BD"/>
@@ -3615,6 +3836,7 @@
       <w:spacing w:after="120"/>
     </w:pPr>
     <w:rPr>
+      <w:rFonts w:eastAsia="黑体"/>
       <w:sz w:val="16"/>
       <w:szCs w:val="16"/>
     </w:rPr>
@@ -3626,6 +3848,7 @@
     <w:uiPriority w:val="99"/>
     <w:rsid w:val="00AA1D8D"/>
     <w:rPr>
+      <w:rFonts w:eastAsia="黑体"/>
       <w:sz w:val="16"/>
       <w:szCs w:val="16"/>
     </w:rPr>
@@ -3795,7 +4018,7 @@
       </w:tabs>
     </w:pPr>
     <w:rPr>
-      <w:rFonts w:ascii="Courier" w:hAnsi="Courier"/>
+      <w:rFonts w:ascii="Courier" w:hAnsi="Courier" w:eastAsia="黑体"/>
       <w:sz w:val="20"/>
       <w:szCs w:val="20"/>
     </w:rPr>
@@ -3807,7 +4030,7 @@
     <w:uiPriority w:val="99"/>
     <w:rsid w:val="0029639D"/>
     <w:rPr>
-      <w:rFonts w:ascii="Courier" w:hAnsi="Courier"/>
+      <w:rFonts w:ascii="Courier" w:hAnsi="Courier" w:eastAsia="黑体"/>
       <w:sz w:val="20"/>
       <w:szCs w:val="20"/>
     </w:rPr>
@@ -3843,6 +4066,7 @@
     <w:uiPriority w:val="29"/>
     <w:rsid w:val="00FC693F"/>
     <w:rPr>
+      <w:rFonts w:eastAsia="黑体"/>
       <w:i/>
       <w:iCs/>
       <w:color w:themeColor="text1" w:val="000000"/>
@@ -3856,7 +4080,7 @@
     <w:semiHidden/>
     <w:rsid w:val="00FC693F"/>
     <w:rPr>
-      <w:rFonts w:asciiTheme="majorHAnsi" w:cstheme="majorBidi" w:eastAsiaTheme="majorEastAsia" w:hAnsiTheme="majorHAnsi"/>
+      <w:rFonts w:asciiTheme="majorHAnsi" w:cstheme="majorBidi" w:hAnsiTheme="majorHAnsi" w:eastAsia="黑体"/>
       <w:b/>
       <w:bCs/>
       <w:i/>
@@ -3872,7 +4096,7 @@
     <w:semiHidden/>
     <w:rsid w:val="00FC693F"/>
     <w:rPr>
-      <w:rFonts w:asciiTheme="majorHAnsi" w:cstheme="majorBidi" w:eastAsiaTheme="majorEastAsia" w:hAnsiTheme="majorHAnsi"/>
+      <w:rFonts w:asciiTheme="majorHAnsi" w:cstheme="majorBidi" w:hAnsiTheme="majorHAnsi" w:eastAsia="黑体"/>
       <w:color w:themeColor="accent1" w:themeShade="7F" w:val="243F60"/>
     </w:rPr>
   </w:style>
@@ -3884,7 +4108,7 @@
     <w:semiHidden/>
     <w:rsid w:val="00FC693F"/>
     <w:rPr>
-      <w:rFonts w:asciiTheme="majorHAnsi" w:cstheme="majorBidi" w:eastAsiaTheme="majorEastAsia" w:hAnsiTheme="majorHAnsi"/>
+      <w:rFonts w:asciiTheme="majorHAnsi" w:cstheme="majorBidi" w:hAnsiTheme="majorHAnsi" w:eastAsia="黑体"/>
       <w:i/>
       <w:iCs/>
       <w:color w:themeColor="accent1" w:themeShade="7F" w:val="243F60"/>
@@ -3898,7 +4122,7 @@
     <w:semiHidden/>
     <w:rsid w:val="00FC693F"/>
     <w:rPr>
-      <w:rFonts w:asciiTheme="majorHAnsi" w:cstheme="majorBidi" w:eastAsiaTheme="majorEastAsia" w:hAnsiTheme="majorHAnsi"/>
+      <w:rFonts w:asciiTheme="majorHAnsi" w:cstheme="majorBidi" w:hAnsiTheme="majorHAnsi" w:eastAsia="黑体"/>
       <w:i/>
       <w:iCs/>
       <w:color w:themeColor="text1" w:themeTint="BF" w:val="404040"/>
@@ -3912,7 +4136,7 @@
     <w:semiHidden/>
     <w:rsid w:val="00FC693F"/>
     <w:rPr>
-      <w:rFonts w:asciiTheme="majorHAnsi" w:cstheme="majorBidi" w:eastAsiaTheme="majorEastAsia" w:hAnsiTheme="majorHAnsi"/>
+      <w:rFonts w:asciiTheme="majorHAnsi" w:cstheme="majorBidi" w:hAnsiTheme="majorHAnsi" w:eastAsia="黑体"/>
       <w:color w:themeColor="accent1" w:val="4F81BD"/>
       <w:sz w:val="20"/>
       <w:szCs w:val="20"/>
@@ -3926,7 +4150,7 @@
     <w:semiHidden/>
     <w:rsid w:val="00FC693F"/>
     <w:rPr>
-      <w:rFonts w:asciiTheme="majorHAnsi" w:cstheme="majorBidi" w:eastAsiaTheme="majorEastAsia" w:hAnsiTheme="majorHAnsi"/>
+      <w:rFonts w:asciiTheme="majorHAnsi" w:cstheme="majorBidi" w:hAnsiTheme="majorHAnsi" w:eastAsia="黑体"/>
       <w:i/>
       <w:iCs/>
       <w:color w:themeColor="text1" w:themeTint="BF" w:val="404040"/>
@@ -3947,6 +4171,7 @@
       <w:spacing w:line="240" w:lineRule="auto"/>
     </w:pPr>
     <w:rPr>
+      <w:rFonts w:eastAsia="黑体"/>
       <w:b/>
       <w:bCs/>
       <w:color w:themeColor="accent1" w:val="4F81BD"/>
@@ -3961,6 +4186,7 @@
     <w:qFormat/>
     <w:rsid w:val="00FC693F"/>
     <w:rPr>
+      <w:rFonts w:eastAsia="黑体"/>
       <w:b/>
       <w:bCs/>
     </w:rPr>
@@ -3972,6 +4198,7 @@
     <w:qFormat/>
     <w:rsid w:val="00FC693F"/>
     <w:rPr>
+      <w:rFonts w:eastAsia="黑体"/>
       <w:i/>
       <w:iCs/>
     </w:rPr>
@@ -3992,6 +4219,7 @@
       <w:ind w:left="936" w:right="936"/>
     </w:pPr>
     <w:rPr>
+      <w:rFonts w:eastAsia="黑体"/>
       <w:b/>
       <w:bCs/>
       <w:i/>
@@ -4006,6 +4234,7 @@
     <w:uiPriority w:val="30"/>
     <w:rsid w:val="00FC693F"/>
     <w:rPr>
+      <w:rFonts w:eastAsia="黑体"/>
       <w:b/>
       <w:bCs/>
       <w:i/>
@@ -4020,6 +4249,7 @@
     <w:qFormat/>
     <w:rsid w:val="00FC693F"/>
     <w:rPr>
+      <w:rFonts w:eastAsia="黑体"/>
       <w:i/>
       <w:iCs/>
       <w:color w:themeColor="text1" w:themeTint="7F" w:val="808080"/>
@@ -4032,6 +4262,7 @@
     <w:qFormat/>
     <w:rsid w:val="00FC693F"/>
     <w:rPr>
+      <w:rFonts w:eastAsia="黑体"/>
       <w:b/>
       <w:bCs/>
       <w:i/>
@@ -4046,6 +4277,7 @@
     <w:qFormat/>
     <w:rsid w:val="00FC693F"/>
     <w:rPr>
+      <w:rFonts w:eastAsia="黑体"/>
       <w:smallCaps/>
       <w:color w:themeColor="accent2" w:val="C0504D"/>
       <w:u w:val="single"/>
@@ -4058,6 +4290,7 @@
     <w:qFormat/>
     <w:rsid w:val="00FC693F"/>
     <w:rPr>
+      <w:rFonts w:eastAsia="黑体"/>
       <w:b/>
       <w:bCs/>
       <w:smallCaps/>
@@ -4073,6 +4306,7 @@
     <w:qFormat/>
     <w:rsid w:val="00FC693F"/>
     <w:rPr>
+      <w:rFonts w:eastAsia="黑体"/>
       <w:b/>
       <w:bCs/>
       <w:smallCaps/>
@@ -4127,6 +4361,7 @@
       <w:spacing w:after="0" w:line="240" w:lineRule="auto"/>
     </w:pPr>
     <w:rPr>
+      <w:rFonts w:eastAsia="黑体"/>
       <w:color w:themeColor="text1" w:themeShade="BF" w:val="000000"/>
     </w:rPr>
     <w:tblPr>
@@ -4149,6 +4384,7 @@
         <w:spacing w:after="0" w:before="0" w:line="240" w:lineRule="auto"/>
       </w:pPr>
       <w:rPr>
+        <w:rFonts w:eastAsia="黑体"/>
         <w:b/>
         <w:bCs/>
       </w:rPr>
@@ -4169,6 +4405,7 @@
         <w:spacing w:after="0" w:before="0" w:line="240" w:lineRule="auto"/>
       </w:pPr>
       <w:rPr>
+        <w:rFonts w:eastAsia="黑体"/>
         <w:b/>
         <w:bCs/>
       </w:rPr>
@@ -4186,12 +4423,14 @@
     </w:tblStylePr>
     <w:tblStylePr w:type="firstCol">
       <w:rPr>
+        <w:rFonts w:eastAsia="黑体"/>
         <w:b/>
         <w:bCs/>
       </w:rPr>
     </w:tblStylePr>
     <w:tblStylePr w:type="lastCol">
       <w:rPr>
+        <w:rFonts w:eastAsia="黑体"/>
         <w:b/>
         <w:bCs/>
       </w:rPr>
@@ -4230,6 +4469,7 @@
       <w:spacing w:after="0" w:line="240" w:lineRule="auto"/>
     </w:pPr>
     <w:rPr>
+      <w:rFonts w:eastAsia="黑体"/>
       <w:color w:themeColor="accent1" w:themeShade="BF" w:val="365F91"/>
     </w:rPr>
     <w:tblPr>
@@ -4252,6 +4492,7 @@
         <w:spacing w:after="0" w:before="0" w:line="240" w:lineRule="auto"/>
       </w:pPr>
       <w:rPr>
+        <w:rFonts w:eastAsia="黑体"/>
         <w:b/>
         <w:bCs/>
       </w:rPr>
@@ -4272,6 +4513,7 @@
         <w:spacing w:after="0" w:before="0" w:line="240" w:lineRule="auto"/>
       </w:pPr>
       <w:rPr>
+        <w:rFonts w:eastAsia="黑体"/>
         <w:b/>
         <w:bCs/>
       </w:rPr>
@@ -4289,12 +4531,14 @@
     </w:tblStylePr>
     <w:tblStylePr w:type="firstCol">
       <w:rPr>
+        <w:rFonts w:eastAsia="黑体"/>
         <w:b/>
         <w:bCs/>
       </w:rPr>
     </w:tblStylePr>
     <w:tblStylePr w:type="lastCol">
       <w:rPr>
+        <w:rFonts w:eastAsia="黑体"/>
         <w:b/>
         <w:bCs/>
       </w:rPr>
@@ -4333,6 +4577,7 @@
       <w:spacing w:after="0" w:line="240" w:lineRule="auto"/>
     </w:pPr>
     <w:rPr>
+      <w:rFonts w:eastAsia="黑体"/>
       <w:color w:themeColor="accent2" w:themeShade="BF" w:val="943634"/>
     </w:rPr>
     <w:tblPr>
@@ -4355,6 +4600,7 @@
         <w:spacing w:after="0" w:before="0" w:line="240" w:lineRule="auto"/>
       </w:pPr>
       <w:rPr>
+        <w:rFonts w:eastAsia="黑体"/>
         <w:b/>
         <w:bCs/>
       </w:rPr>
@@ -4375,6 +4621,7 @@
         <w:spacing w:after="0" w:before="0" w:line="240" w:lineRule="auto"/>
       </w:pPr>
       <w:rPr>
+        <w:rFonts w:eastAsia="黑体"/>
         <w:b/>
         <w:bCs/>
       </w:rPr>
@@ -4392,12 +4639,14 @@
     </w:tblStylePr>
     <w:tblStylePr w:type="firstCol">
       <w:rPr>
+        <w:rFonts w:eastAsia="黑体"/>
         <w:b/>
         <w:bCs/>
       </w:rPr>
     </w:tblStylePr>
     <w:tblStylePr w:type="lastCol">
       <w:rPr>
+        <w:rFonts w:eastAsia="黑体"/>
         <w:b/>
         <w:bCs/>
       </w:rPr>
@@ -4436,6 +4685,7 @@
       <w:spacing w:after="0" w:line="240" w:lineRule="auto"/>
     </w:pPr>
     <w:rPr>
+      <w:rFonts w:eastAsia="黑体"/>
       <w:color w:themeColor="accent3" w:themeShade="BF" w:val="76923C"/>
     </w:rPr>
     <w:tblPr>
@@ -4458,6 +4708,7 @@
         <w:spacing w:after="0" w:before="0" w:line="240" w:lineRule="auto"/>
       </w:pPr>
       <w:rPr>
+        <w:rFonts w:eastAsia="黑体"/>
         <w:b/>
         <w:bCs/>
       </w:rPr>
@@ -4478,6 +4729,7 @@
         <w:spacing w:after="0" w:before="0" w:line="240" w:lineRule="auto"/>
       </w:pPr>
       <w:rPr>
+        <w:rFonts w:eastAsia="黑体"/>
         <w:b/>
         <w:bCs/>
       </w:rPr>
@@ -4495,12 +4747,14 @@
     </w:tblStylePr>
     <w:tblStylePr w:type="firstCol">
       <w:rPr>
+        <w:rFonts w:eastAsia="黑体"/>
         <w:b/>
         <w:bCs/>
       </w:rPr>
     </w:tblStylePr>
     <w:tblStylePr w:type="lastCol">
       <w:rPr>
+        <w:rFonts w:eastAsia="黑体"/>
         <w:b/>
         <w:bCs/>
       </w:rPr>
@@ -4539,6 +4793,7 @@
       <w:spacing w:after="0" w:line="240" w:lineRule="auto"/>
     </w:pPr>
     <w:rPr>
+      <w:rFonts w:eastAsia="黑体"/>
       <w:color w:themeColor="accent4" w:themeShade="BF" w:val="5F497A"/>
     </w:rPr>
     <w:tblPr>
@@ -4561,6 +4816,7 @@
         <w:spacing w:after="0" w:before="0" w:line="240" w:lineRule="auto"/>
       </w:pPr>
       <w:rPr>
+        <w:rFonts w:eastAsia="黑体"/>
         <w:b/>
         <w:bCs/>
       </w:rPr>
@@ -4581,6 +4837,7 @@
         <w:spacing w:after="0" w:before="0" w:line="240" w:lineRule="auto"/>
       </w:pPr>
       <w:rPr>
+        <w:rFonts w:eastAsia="黑体"/>
         <w:b/>
         <w:bCs/>
       </w:rPr>
@@ -4598,12 +4855,14 @@
     </w:tblStylePr>
     <w:tblStylePr w:type="firstCol">
       <w:rPr>
+        <w:rFonts w:eastAsia="黑体"/>
         <w:b/>
         <w:bCs/>
       </w:rPr>
     </w:tblStylePr>
     <w:tblStylePr w:type="lastCol">
       <w:rPr>
+        <w:rFonts w:eastAsia="黑体"/>
         <w:b/>
         <w:bCs/>
       </w:rPr>
@@ -4642,6 +4901,7 @@
       <w:spacing w:after="0" w:line="240" w:lineRule="auto"/>
     </w:pPr>
     <w:rPr>
+      <w:rFonts w:eastAsia="黑体"/>
       <w:color w:themeColor="accent5" w:themeShade="BF" w:val="31849B"/>
     </w:rPr>
     <w:tblPr>
@@ -4664,6 +4924,7 @@
         <w:spacing w:after="0" w:before="0" w:line="240" w:lineRule="auto"/>
       </w:pPr>
       <w:rPr>
+        <w:rFonts w:eastAsia="黑体"/>
         <w:b/>
         <w:bCs/>
       </w:rPr>
@@ -4684,6 +4945,7 @@
         <w:spacing w:after="0" w:before="0" w:line="240" w:lineRule="auto"/>
       </w:pPr>
       <w:rPr>
+        <w:rFonts w:eastAsia="黑体"/>
         <w:b/>
         <w:bCs/>
       </w:rPr>
@@ -4701,12 +4963,14 @@
     </w:tblStylePr>
     <w:tblStylePr w:type="firstCol">
       <w:rPr>
+        <w:rFonts w:eastAsia="黑体"/>
         <w:b/>
         <w:bCs/>
       </w:rPr>
     </w:tblStylePr>
     <w:tblStylePr w:type="lastCol">
       <w:rPr>
+        <w:rFonts w:eastAsia="黑体"/>
         <w:b/>
         <w:bCs/>
       </w:rPr>
@@ -4745,6 +5009,7 @@
       <w:spacing w:after="0" w:line="240" w:lineRule="auto"/>
     </w:pPr>
     <w:rPr>
+      <w:rFonts w:eastAsia="黑体"/>
       <w:color w:themeColor="accent6" w:themeShade="BF" w:val="E36C0A"/>
     </w:rPr>
     <w:tblPr>
@@ -4767,6 +5032,7 @@
         <w:spacing w:after="0" w:before="0" w:line="240" w:lineRule="auto"/>
       </w:pPr>
       <w:rPr>
+        <w:rFonts w:eastAsia="黑体"/>
         <w:b/>
         <w:bCs/>
       </w:rPr>
@@ -4787,6 +5053,7 @@
         <w:spacing w:after="0" w:before="0" w:line="240" w:lineRule="auto"/>
       </w:pPr>
       <w:rPr>
+        <w:rFonts w:eastAsia="黑体"/>
         <w:b/>
         <w:bCs/>
       </w:rPr>
@@ -4804,12 +5071,14 @@
     </w:tblStylePr>
     <w:tblStylePr w:type="firstCol">
       <w:rPr>
+        <w:rFonts w:eastAsia="黑体"/>
         <w:b/>
         <w:bCs/>
       </w:rPr>
     </w:tblStylePr>
     <w:tblStylePr w:type="lastCol">
       <w:rPr>
+        <w:rFonts w:eastAsia="黑体"/>
         <w:b/>
         <w:bCs/>
       </w:rPr>
@@ -4869,6 +5138,7 @@
         <w:spacing w:after="0" w:before="0" w:line="240" w:lineRule="auto"/>
       </w:pPr>
       <w:rPr>
+        <w:rFonts w:eastAsia="黑体"/>
         <w:b/>
         <w:bCs/>
         <w:color w:themeColor="background1" w:val="FFFFFF"/>
@@ -4883,6 +5153,7 @@
         <w:spacing w:after="0" w:before="0" w:line="240" w:lineRule="auto"/>
       </w:pPr>
       <w:rPr>
+        <w:rFonts w:eastAsia="黑体"/>
         <w:b/>
         <w:bCs/>
       </w:rPr>
@@ -4898,12 +5169,14 @@
     </w:tblStylePr>
     <w:tblStylePr w:type="firstCol">
       <w:rPr>
+        <w:rFonts w:eastAsia="黑体"/>
         <w:b/>
         <w:bCs/>
       </w:rPr>
     </w:tblStylePr>
     <w:tblStylePr w:type="lastCol">
       <w:rPr>
+        <w:rFonts w:eastAsia="黑体"/>
         <w:b/>
         <w:bCs/>
       </w:rPr>
@@ -4961,6 +5234,7 @@
         <w:spacing w:after="0" w:before="0" w:line="240" w:lineRule="auto"/>
       </w:pPr>
       <w:rPr>
+        <w:rFonts w:eastAsia="黑体"/>
         <w:b/>
         <w:bCs/>
         <w:color w:themeColor="background1" w:val="FFFFFF"/>
@@ -4975,6 +5249,7 @@
         <w:spacing w:after="0" w:before="0" w:line="240" w:lineRule="auto"/>
       </w:pPr>
       <w:rPr>
+        <w:rFonts w:eastAsia="黑体"/>
         <w:b/>
         <w:bCs/>
       </w:rPr>
@@ -4990,12 +5265,14 @@
     </w:tblStylePr>
     <w:tblStylePr w:type="firstCol">
       <w:rPr>
+        <w:rFonts w:eastAsia="黑体"/>
         <w:b/>
         <w:bCs/>
       </w:rPr>
     </w:tblStylePr>
     <w:tblStylePr w:type="lastCol">
       <w:rPr>
+        <w:rFonts w:eastAsia="黑体"/>
         <w:b/>
         <w:bCs/>
       </w:rPr>
@@ -5053,6 +5330,7 @@
         <w:spacing w:after="0" w:before="0" w:line="240" w:lineRule="auto"/>
       </w:pPr>
       <w:rPr>
+        <w:rFonts w:eastAsia="黑体"/>
         <w:b/>
         <w:bCs/>
         <w:color w:themeColor="background1" w:val="FFFFFF"/>
@@ -5067,6 +5345,7 @@
         <w:spacing w:after="0" w:before="0" w:line="240" w:lineRule="auto"/>
       </w:pPr>
       <w:rPr>
+        <w:rFonts w:eastAsia="黑体"/>
         <w:b/>
         <w:bCs/>
       </w:rPr>
@@ -5082,12 +5361,14 @@
     </w:tblStylePr>
     <w:tblStylePr w:type="firstCol">
       <w:rPr>
+        <w:rFonts w:eastAsia="黑体"/>
         <w:b/>
         <w:bCs/>
       </w:rPr>
     </w:tblStylePr>
     <w:tblStylePr w:type="lastCol">
       <w:rPr>
+        <w:rFonts w:eastAsia="黑体"/>
         <w:b/>
         <w:bCs/>
       </w:rPr>
@@ -5145,6 +5426,7 @@
         <w:spacing w:after="0" w:before="0" w:line="240" w:lineRule="auto"/>
       </w:pPr>
       <w:rPr>
+        <w:rFonts w:eastAsia="黑体"/>
         <w:b/>
         <w:bCs/>
         <w:color w:themeColor="background1" w:val="FFFFFF"/>
@@ -5159,6 +5441,7 @@
         <w:spacing w:after="0" w:before="0" w:line="240" w:lineRule="auto"/>
       </w:pPr>
       <w:rPr>
+        <w:rFonts w:eastAsia="黑体"/>
         <w:b/>
         <w:bCs/>
       </w:rPr>
@@ -5174,12 +5457,14 @@
     </w:tblStylePr>
     <w:tblStylePr w:type="firstCol">
       <w:rPr>
+        <w:rFonts w:eastAsia="黑体"/>
         <w:b/>
         <w:bCs/>
       </w:rPr>
     </w:tblStylePr>
     <w:tblStylePr w:type="lastCol">
       <w:rPr>
+        <w:rFonts w:eastAsia="黑体"/>
         <w:b/>
         <w:bCs/>
       </w:rPr>
@@ -5237,6 +5522,7 @@
         <w:spacing w:after="0" w:before="0" w:line="240" w:lineRule="auto"/>
       </w:pPr>
       <w:rPr>
+        <w:rFonts w:eastAsia="黑体"/>
         <w:b/>
         <w:bCs/>
         <w:color w:themeColor="background1" w:val="FFFFFF"/>
@@ -5251,6 +5537,7 @@
         <w:spacing w:after="0" w:before="0" w:line="240" w:lineRule="auto"/>
       </w:pPr>
       <w:rPr>
+        <w:rFonts w:eastAsia="黑体"/>
         <w:b/>
         <w:bCs/>
       </w:rPr>
@@ -5266,12 +5553,14 @@
     </w:tblStylePr>
     <w:tblStylePr w:type="firstCol">
       <w:rPr>
+        <w:rFonts w:eastAsia="黑体"/>
         <w:b/>
         <w:bCs/>
       </w:rPr>
     </w:tblStylePr>
     <w:tblStylePr w:type="lastCol">
       <w:rPr>
+        <w:rFonts w:eastAsia="黑体"/>
         <w:b/>
         <w:bCs/>
       </w:rPr>
@@ -5329,6 +5618,7 @@
         <w:spacing w:after="0" w:before="0" w:line="240" w:lineRule="auto"/>
       </w:pPr>
       <w:rPr>
+        <w:rFonts w:eastAsia="黑体"/>
         <w:b/>
         <w:bCs/>
         <w:color w:themeColor="background1" w:val="FFFFFF"/>
@@ -5343,6 +5633,7 @@
         <w:spacing w:after="0" w:before="0" w:line="240" w:lineRule="auto"/>
       </w:pPr>
       <w:rPr>
+        <w:rFonts w:eastAsia="黑体"/>
         <w:b/>
         <w:bCs/>
       </w:rPr>
@@ -5358,12 +5649,14 @@
     </w:tblStylePr>
     <w:tblStylePr w:type="firstCol">
       <w:rPr>
+        <w:rFonts w:eastAsia="黑体"/>
         <w:b/>
         <w:bCs/>
       </w:rPr>
     </w:tblStylePr>
     <w:tblStylePr w:type="lastCol">
       <w:rPr>
+        <w:rFonts w:eastAsia="黑体"/>
         <w:b/>
         <w:bCs/>
       </w:rPr>
@@ -5421,6 +5714,7 @@
         <w:spacing w:after="0" w:before="0" w:line="240" w:lineRule="auto"/>
       </w:pPr>
       <w:rPr>
+        <w:rFonts w:eastAsia="黑体"/>
         <w:b/>
         <w:bCs/>
         <w:color w:themeColor="background1" w:val="FFFFFF"/>
@@ -5435,6 +5729,7 @@
         <w:spacing w:after="0" w:before="0" w:line="240" w:lineRule="auto"/>
       </w:pPr>
       <w:rPr>
+        <w:rFonts w:eastAsia="黑体"/>
         <w:b/>
         <w:bCs/>
       </w:rPr>
@@ -5450,12 +5745,14 @@
     </w:tblStylePr>
     <w:tblStylePr w:type="firstCol">
       <w:rPr>
+        <w:rFonts w:eastAsia="黑体"/>
         <w:b/>
         <w:bCs/>
       </w:rPr>
     </w:tblStylePr>
     <w:tblStylePr w:type="lastCol">
       <w:rPr>
+        <w:rFonts w:eastAsia="黑体"/>
         <w:b/>
         <w:bCs/>
       </w:rPr>
@@ -5515,7 +5812,7 @@
         <w:spacing w:after="0" w:before="0" w:line="240" w:lineRule="auto"/>
       </w:pPr>
       <w:rPr>
-        <w:rFonts w:asciiTheme="majorHAnsi" w:cstheme="majorBidi" w:eastAsiaTheme="majorEastAsia" w:hAnsiTheme="majorHAnsi"/>
+        <w:rFonts w:asciiTheme="majorHAnsi" w:cstheme="majorBidi" w:hAnsiTheme="majorHAnsi" w:eastAsia="黑体"/>
         <w:b/>
         <w:bCs/>
       </w:rPr>
@@ -5536,7 +5833,7 @@
         <w:spacing w:after="0" w:before="0" w:line="240" w:lineRule="auto"/>
       </w:pPr>
       <w:rPr>
-        <w:rFonts w:asciiTheme="majorHAnsi" w:cstheme="majorBidi" w:eastAsiaTheme="majorEastAsia" w:hAnsiTheme="majorHAnsi"/>
+        <w:rFonts w:asciiTheme="majorHAnsi" w:cstheme="majorBidi" w:hAnsiTheme="majorHAnsi" w:eastAsia="黑体"/>
         <w:b/>
         <w:bCs/>
       </w:rPr>
@@ -5554,14 +5851,14 @@
     </w:tblStylePr>
     <w:tblStylePr w:type="firstCol">
       <w:rPr>
-        <w:rFonts w:asciiTheme="majorHAnsi" w:cstheme="majorBidi" w:eastAsiaTheme="majorEastAsia" w:hAnsiTheme="majorHAnsi"/>
+        <w:rFonts w:asciiTheme="majorHAnsi" w:cstheme="majorBidi" w:hAnsiTheme="majorHAnsi" w:eastAsia="黑体"/>
         <w:b/>
         <w:bCs/>
       </w:rPr>
     </w:tblStylePr>
     <w:tblStylePr w:type="lastCol">
       <w:rPr>
-        <w:rFonts w:asciiTheme="majorHAnsi" w:cstheme="majorBidi" w:eastAsiaTheme="majorEastAsia" w:hAnsiTheme="majorHAnsi"/>
+        <w:rFonts w:asciiTheme="majorHAnsi" w:cstheme="majorBidi" w:hAnsiTheme="majorHAnsi" w:eastAsia="黑体"/>
         <w:b/>
         <w:bCs/>
       </w:rPr>
@@ -5645,7 +5942,7 @@
         <w:spacing w:after="0" w:before="0" w:line="240" w:lineRule="auto"/>
       </w:pPr>
       <w:rPr>
-        <w:rFonts w:asciiTheme="majorHAnsi" w:cstheme="majorBidi" w:eastAsiaTheme="majorEastAsia" w:hAnsiTheme="majorHAnsi"/>
+        <w:rFonts w:asciiTheme="majorHAnsi" w:cstheme="majorBidi" w:hAnsiTheme="majorHAnsi" w:eastAsia="黑体"/>
         <w:b/>
         <w:bCs/>
       </w:rPr>
@@ -5666,7 +5963,7 @@
         <w:spacing w:after="0" w:before="0" w:line="240" w:lineRule="auto"/>
       </w:pPr>
       <w:rPr>
-        <w:rFonts w:asciiTheme="majorHAnsi" w:cstheme="majorBidi" w:eastAsiaTheme="majorEastAsia" w:hAnsiTheme="majorHAnsi"/>
+        <w:rFonts w:asciiTheme="majorHAnsi" w:cstheme="majorBidi" w:hAnsiTheme="majorHAnsi" w:eastAsia="黑体"/>
         <w:b/>
         <w:bCs/>
       </w:rPr>
@@ -5684,14 +5981,14 @@
     </w:tblStylePr>
     <w:tblStylePr w:type="firstCol">
       <w:rPr>
-        <w:rFonts w:asciiTheme="majorHAnsi" w:cstheme="majorBidi" w:eastAsiaTheme="majorEastAsia" w:hAnsiTheme="majorHAnsi"/>
+        <w:rFonts w:asciiTheme="majorHAnsi" w:cstheme="majorBidi" w:hAnsiTheme="majorHAnsi" w:eastAsia="黑体"/>
         <w:b/>
         <w:bCs/>
       </w:rPr>
     </w:tblStylePr>
     <w:tblStylePr w:type="lastCol">
       <w:rPr>
-        <w:rFonts w:asciiTheme="majorHAnsi" w:cstheme="majorBidi" w:eastAsiaTheme="majorEastAsia" w:hAnsiTheme="majorHAnsi"/>
+        <w:rFonts w:asciiTheme="majorHAnsi" w:cstheme="majorBidi" w:hAnsiTheme="majorHAnsi" w:eastAsia="黑体"/>
         <w:b/>
         <w:bCs/>
       </w:rPr>
@@ -5775,7 +6072,7 @@
         <w:spacing w:after="0" w:before="0" w:line="240" w:lineRule="auto"/>
       </w:pPr>
       <w:rPr>
-        <w:rFonts w:asciiTheme="majorHAnsi" w:cstheme="majorBidi" w:eastAsiaTheme="majorEastAsia" w:hAnsiTheme="majorHAnsi"/>
+        <w:rFonts w:asciiTheme="majorHAnsi" w:cstheme="majorBidi" w:hAnsiTheme="majorHAnsi" w:eastAsia="黑体"/>
         <w:b/>
         <w:bCs/>
       </w:rPr>
@@ -5796,7 +6093,7 @@
         <w:spacing w:after="0" w:before="0" w:line="240" w:lineRule="auto"/>
       </w:pPr>
       <w:rPr>
-        <w:rFonts w:asciiTheme="majorHAnsi" w:cstheme="majorBidi" w:eastAsiaTheme="majorEastAsia" w:hAnsiTheme="majorHAnsi"/>
+        <w:rFonts w:asciiTheme="majorHAnsi" w:cstheme="majorBidi" w:hAnsiTheme="majorHAnsi" w:eastAsia="黑体"/>
         <w:b/>
         <w:bCs/>
       </w:rPr>
@@ -5814,14 +6111,14 @@
     </w:tblStylePr>
     <w:tblStylePr w:type="firstCol">
       <w:rPr>
-        <w:rFonts w:asciiTheme="majorHAnsi" w:cstheme="majorBidi" w:eastAsiaTheme="majorEastAsia" w:hAnsiTheme="majorHAnsi"/>
+        <w:rFonts w:asciiTheme="majorHAnsi" w:cstheme="majorBidi" w:hAnsiTheme="majorHAnsi" w:eastAsia="黑体"/>
         <w:b/>
         <w:bCs/>
       </w:rPr>
     </w:tblStylePr>
     <w:tblStylePr w:type="lastCol">
       <w:rPr>
-        <w:rFonts w:asciiTheme="majorHAnsi" w:cstheme="majorBidi" w:eastAsiaTheme="majorEastAsia" w:hAnsiTheme="majorHAnsi"/>
+        <w:rFonts w:asciiTheme="majorHAnsi" w:cstheme="majorBidi" w:hAnsiTheme="majorHAnsi" w:eastAsia="黑体"/>
         <w:b/>
         <w:bCs/>
       </w:rPr>
@@ -5905,7 +6202,7 @@
         <w:spacing w:after="0" w:before="0" w:line="240" w:lineRule="auto"/>
       </w:pPr>
       <w:rPr>
-        <w:rFonts w:asciiTheme="majorHAnsi" w:cstheme="majorBidi" w:eastAsiaTheme="majorEastAsia" w:hAnsiTheme="majorHAnsi"/>
+        <w:rFonts w:asciiTheme="majorHAnsi" w:cstheme="majorBidi" w:hAnsiTheme="majorHAnsi" w:eastAsia="黑体"/>
         <w:b/>
         <w:bCs/>
       </w:rPr>
@@ -5926,7 +6223,7 @@
         <w:spacing w:after="0" w:before="0" w:line="240" w:lineRule="auto"/>
       </w:pPr>
       <w:rPr>
-        <w:rFonts w:asciiTheme="majorHAnsi" w:cstheme="majorBidi" w:eastAsiaTheme="majorEastAsia" w:hAnsiTheme="majorHAnsi"/>
+        <w:rFonts w:asciiTheme="majorHAnsi" w:cstheme="majorBidi" w:hAnsiTheme="majorHAnsi" w:eastAsia="黑体"/>
         <w:b/>
         <w:bCs/>
       </w:rPr>
@@ -5944,14 +6241,14 @@
     </w:tblStylePr>
     <w:tblStylePr w:type="firstCol">
       <w:rPr>
-        <w:rFonts w:asciiTheme="majorHAnsi" w:cstheme="majorBidi" w:eastAsiaTheme="majorEastAsia" w:hAnsiTheme="majorHAnsi"/>
+        <w:rFonts w:asciiTheme="majorHAnsi" w:cstheme="majorBidi" w:hAnsiTheme="majorHAnsi" w:eastAsia="黑体"/>
         <w:b/>
         <w:bCs/>
       </w:rPr>
     </w:tblStylePr>
     <w:tblStylePr w:type="lastCol">
       <w:rPr>
-        <w:rFonts w:asciiTheme="majorHAnsi" w:cstheme="majorBidi" w:eastAsiaTheme="majorEastAsia" w:hAnsiTheme="majorHAnsi"/>
+        <w:rFonts w:asciiTheme="majorHAnsi" w:cstheme="majorBidi" w:hAnsiTheme="majorHAnsi" w:eastAsia="黑体"/>
         <w:b/>
         <w:bCs/>
       </w:rPr>
@@ -6035,7 +6332,7 @@
         <w:spacing w:after="0" w:before="0" w:line="240" w:lineRule="auto"/>
       </w:pPr>
       <w:rPr>
-        <w:rFonts w:asciiTheme="majorHAnsi" w:cstheme="majorBidi" w:eastAsiaTheme="majorEastAsia" w:hAnsiTheme="majorHAnsi"/>
+        <w:rFonts w:asciiTheme="majorHAnsi" w:cstheme="majorBidi" w:hAnsiTheme="majorHAnsi" w:eastAsia="黑体"/>
         <w:b/>
         <w:bCs/>
       </w:rPr>
@@ -6056,7 +6353,7 @@
         <w:spacing w:after="0" w:before="0" w:line="240" w:lineRule="auto"/>
       </w:pPr>
       <w:rPr>
-        <w:rFonts w:asciiTheme="majorHAnsi" w:cstheme="majorBidi" w:eastAsiaTheme="majorEastAsia" w:hAnsiTheme="majorHAnsi"/>
+        <w:rFonts w:asciiTheme="majorHAnsi" w:cstheme="majorBidi" w:hAnsiTheme="majorHAnsi" w:eastAsia="黑体"/>
         <w:b/>
         <w:bCs/>
       </w:rPr>
@@ -6074,14 +6371,14 @@
     </w:tblStylePr>
     <w:tblStylePr w:type="firstCol">
       <w:rPr>
-        <w:rFonts w:asciiTheme="majorHAnsi" w:cstheme="majorBidi" w:eastAsiaTheme="majorEastAsia" w:hAnsiTheme="majorHAnsi"/>
+        <w:rFonts w:asciiTheme="majorHAnsi" w:cstheme="majorBidi" w:hAnsiTheme="majorHAnsi" w:eastAsia="黑体"/>
         <w:b/>
         <w:bCs/>
       </w:rPr>
     </w:tblStylePr>
     <w:tblStylePr w:type="lastCol">
       <w:rPr>
-        <w:rFonts w:asciiTheme="majorHAnsi" w:cstheme="majorBidi" w:eastAsiaTheme="majorEastAsia" w:hAnsiTheme="majorHAnsi"/>
+        <w:rFonts w:asciiTheme="majorHAnsi" w:cstheme="majorBidi" w:hAnsiTheme="majorHAnsi" w:eastAsia="黑体"/>
         <w:b/>
         <w:bCs/>
       </w:rPr>
@@ -6165,7 +6462,7 @@
         <w:spacing w:after="0" w:before="0" w:line="240" w:lineRule="auto"/>
       </w:pPr>
       <w:rPr>
-        <w:rFonts w:asciiTheme="majorHAnsi" w:cstheme="majorBidi" w:eastAsiaTheme="majorEastAsia" w:hAnsiTheme="majorHAnsi"/>
+        <w:rFonts w:asciiTheme="majorHAnsi" w:cstheme="majorBidi" w:hAnsiTheme="majorHAnsi" w:eastAsia="黑体"/>
         <w:b/>
         <w:bCs/>
       </w:rPr>
@@ -6186,7 +6483,7 @@
         <w:spacing w:after="0" w:before="0" w:line="240" w:lineRule="auto"/>
       </w:pPr>
       <w:rPr>
-        <w:rFonts w:asciiTheme="majorHAnsi" w:cstheme="majorBidi" w:eastAsiaTheme="majorEastAsia" w:hAnsiTheme="majorHAnsi"/>
+        <w:rFonts w:asciiTheme="majorHAnsi" w:cstheme="majorBidi" w:hAnsiTheme="majorHAnsi" w:eastAsia="黑体"/>
         <w:b/>
         <w:bCs/>
       </w:rPr>
@@ -6204,14 +6501,14 @@
     </w:tblStylePr>
     <w:tblStylePr w:type="firstCol">
       <w:rPr>
-        <w:rFonts w:asciiTheme="majorHAnsi" w:cstheme="majorBidi" w:eastAsiaTheme="majorEastAsia" w:hAnsiTheme="majorHAnsi"/>
+        <w:rFonts w:asciiTheme="majorHAnsi" w:cstheme="majorBidi" w:hAnsiTheme="majorHAnsi" w:eastAsia="黑体"/>
         <w:b/>
         <w:bCs/>
       </w:rPr>
     </w:tblStylePr>
     <w:tblStylePr w:type="lastCol">
       <w:rPr>
-        <w:rFonts w:asciiTheme="majorHAnsi" w:cstheme="majorBidi" w:eastAsiaTheme="majorEastAsia" w:hAnsiTheme="majorHAnsi"/>
+        <w:rFonts w:asciiTheme="majorHAnsi" w:cstheme="majorBidi" w:hAnsiTheme="majorHAnsi" w:eastAsia="黑体"/>
         <w:b/>
         <w:bCs/>
       </w:rPr>
@@ -6295,7 +6592,7 @@
         <w:spacing w:after="0" w:before="0" w:line="240" w:lineRule="auto"/>
       </w:pPr>
       <w:rPr>
-        <w:rFonts w:asciiTheme="majorHAnsi" w:cstheme="majorBidi" w:eastAsiaTheme="majorEastAsia" w:hAnsiTheme="majorHAnsi"/>
+        <w:rFonts w:asciiTheme="majorHAnsi" w:cstheme="majorBidi" w:hAnsiTheme="majorHAnsi" w:eastAsia="黑体"/>
         <w:b/>
         <w:bCs/>
       </w:rPr>
@@ -6316,7 +6613,7 @@
         <w:spacing w:after="0" w:before="0" w:line="240" w:lineRule="auto"/>
       </w:pPr>
       <w:rPr>
-        <w:rFonts w:asciiTheme="majorHAnsi" w:cstheme="majorBidi" w:eastAsiaTheme="majorEastAsia" w:hAnsiTheme="majorHAnsi"/>
+        <w:rFonts w:asciiTheme="majorHAnsi" w:cstheme="majorBidi" w:hAnsiTheme="majorHAnsi" w:eastAsia="黑体"/>
         <w:b/>
         <w:bCs/>
       </w:rPr>
@@ -6334,14 +6631,14 @@
     </w:tblStylePr>
     <w:tblStylePr w:type="firstCol">
       <w:rPr>
-        <w:rFonts w:asciiTheme="majorHAnsi" w:cstheme="majorBidi" w:eastAsiaTheme="majorEastAsia" w:hAnsiTheme="majorHAnsi"/>
+        <w:rFonts w:asciiTheme="majorHAnsi" w:cstheme="majorBidi" w:hAnsiTheme="majorHAnsi" w:eastAsia="黑体"/>
         <w:b/>
         <w:bCs/>
       </w:rPr>
     </w:tblStylePr>
     <w:tblStylePr w:type="lastCol">
       <w:rPr>
-        <w:rFonts w:asciiTheme="majorHAnsi" w:cstheme="majorBidi" w:eastAsiaTheme="majorEastAsia" w:hAnsiTheme="majorHAnsi"/>
+        <w:rFonts w:asciiTheme="majorHAnsi" w:cstheme="majorBidi" w:hAnsiTheme="majorHAnsi" w:eastAsia="黑体"/>
         <w:b/>
         <w:bCs/>
       </w:rPr>
@@ -6424,6 +6721,7 @@
         <w:spacing w:after="0" w:before="0" w:line="240" w:lineRule="auto"/>
       </w:pPr>
       <w:rPr>
+        <w:rFonts w:eastAsia="黑体"/>
         <w:b/>
         <w:bCs/>
         <w:color w:themeColor="background1" w:val="FFFFFF"/>
@@ -6446,6 +6744,7 @@
         <w:spacing w:after="0" w:before="0" w:line="240" w:lineRule="auto"/>
       </w:pPr>
       <w:rPr>
+        <w:rFonts w:eastAsia="黑体"/>
         <w:b/>
         <w:bCs/>
       </w:rPr>
@@ -6463,12 +6762,14 @@
     </w:tblStylePr>
     <w:tblStylePr w:type="firstCol">
       <w:rPr>
+        <w:rFonts w:eastAsia="黑体"/>
         <w:b/>
         <w:bCs/>
       </w:rPr>
     </w:tblStylePr>
     <w:tblStylePr w:type="lastCol">
       <w:rPr>
+        <w:rFonts w:eastAsia="黑体"/>
         <w:b/>
         <w:bCs/>
       </w:rPr>
@@ -6530,6 +6831,7 @@
         <w:spacing w:after="0" w:before="0" w:line="240" w:lineRule="auto"/>
       </w:pPr>
       <w:rPr>
+        <w:rFonts w:eastAsia="黑体"/>
         <w:b/>
         <w:bCs/>
         <w:color w:themeColor="background1" w:val="FFFFFF"/>
@@ -6552,6 +6854,7 @@
         <w:spacing w:after="0" w:before="0" w:line="240" w:lineRule="auto"/>
       </w:pPr>
       <w:rPr>
+        <w:rFonts w:eastAsia="黑体"/>
         <w:b/>
         <w:bCs/>
       </w:rPr>
@@ -6569,12 +6872,14 @@
     </w:tblStylePr>
     <w:tblStylePr w:type="firstCol">
       <w:rPr>
+        <w:rFonts w:eastAsia="黑体"/>
         <w:b/>
         <w:bCs/>
       </w:rPr>
     </w:tblStylePr>
     <w:tblStylePr w:type="lastCol">
       <w:rPr>
+        <w:rFonts w:eastAsia="黑体"/>
         <w:b/>
         <w:bCs/>
       </w:rPr>
@@ -6636,6 +6941,7 @@
         <w:spacing w:after="0" w:before="0" w:line="240" w:lineRule="auto"/>
       </w:pPr>
       <w:rPr>
+        <w:rFonts w:eastAsia="黑体"/>
         <w:b/>
         <w:bCs/>
         <w:color w:themeColor="background1" w:val="FFFFFF"/>
@@ -6658,6 +6964,7 @@
         <w:spacing w:after="0" w:before="0" w:line="240" w:lineRule="auto"/>
       </w:pPr>
       <w:rPr>
+        <w:rFonts w:eastAsia="黑体"/>
         <w:b/>
         <w:bCs/>
       </w:rPr>
@@ -6675,12 +6982,14 @@
     </w:tblStylePr>
     <w:tblStylePr w:type="firstCol">
       <w:rPr>
+        <w:rFonts w:eastAsia="黑体"/>
         <w:b/>
         <w:bCs/>
       </w:rPr>
     </w:tblStylePr>
     <w:tblStylePr w:type="lastCol">
       <w:rPr>
+        <w:rFonts w:eastAsia="黑体"/>
         <w:b/>
         <w:bCs/>
       </w:rPr>
@@ -6742,6 +7051,7 @@
         <w:spacing w:after="0" w:before="0" w:line="240" w:lineRule="auto"/>
       </w:pPr>
       <w:rPr>
+        <w:rFonts w:eastAsia="黑体"/>
         <w:b/>
         <w:bCs/>
         <w:color w:themeColor="background1" w:val="FFFFFF"/>
@@ -6764,6 +7074,7 @@
         <w:spacing w:after="0" w:before="0" w:line="240" w:lineRule="auto"/>
       </w:pPr>
       <w:rPr>
+        <w:rFonts w:eastAsia="黑体"/>
         <w:b/>
         <w:bCs/>
       </w:rPr>
@@ -6781,12 +7092,14 @@
     </w:tblStylePr>
     <w:tblStylePr w:type="firstCol">
       <w:rPr>
+        <w:rFonts w:eastAsia="黑体"/>
         <w:b/>
         <w:bCs/>
       </w:rPr>
     </w:tblStylePr>
     <w:tblStylePr w:type="lastCol">
       <w:rPr>
+        <w:rFonts w:eastAsia="黑体"/>
         <w:b/>
         <w:bCs/>
       </w:rPr>
@@ -6848,6 +7161,7 @@
         <w:spacing w:after="0" w:before="0" w:line="240" w:lineRule="auto"/>
       </w:pPr>
       <w:rPr>
+        <w:rFonts w:eastAsia="黑体"/>
         <w:b/>
         <w:bCs/>
         <w:color w:themeColor="background1" w:val="FFFFFF"/>
@@ -6870,6 +7184,7 @@
         <w:spacing w:after="0" w:before="0" w:line="240" w:lineRule="auto"/>
       </w:pPr>
       <w:rPr>
+        <w:rFonts w:eastAsia="黑体"/>
         <w:b/>
         <w:bCs/>
       </w:rPr>
@@ -6887,12 +7202,14 @@
     </w:tblStylePr>
     <w:tblStylePr w:type="firstCol">
       <w:rPr>
+        <w:rFonts w:eastAsia="黑体"/>
         <w:b/>
         <w:bCs/>
       </w:rPr>
     </w:tblStylePr>
     <w:tblStylePr w:type="lastCol">
       <w:rPr>
+        <w:rFonts w:eastAsia="黑体"/>
         <w:b/>
         <w:bCs/>
       </w:rPr>
@@ -6954,6 +7271,7 @@
         <w:spacing w:after="0" w:before="0" w:line="240" w:lineRule="auto"/>
       </w:pPr>
       <w:rPr>
+        <w:rFonts w:eastAsia="黑体"/>
         <w:b/>
         <w:bCs/>
         <w:color w:themeColor="background1" w:val="FFFFFF"/>
@@ -6976,6 +7294,7 @@
         <w:spacing w:after="0" w:before="0" w:line="240" w:lineRule="auto"/>
       </w:pPr>
       <w:rPr>
+        <w:rFonts w:eastAsia="黑体"/>
         <w:b/>
         <w:bCs/>
       </w:rPr>
@@ -6993,12 +7312,14 @@
     </w:tblStylePr>
     <w:tblStylePr w:type="firstCol">
       <w:rPr>
+        <w:rFonts w:eastAsia="黑体"/>
         <w:b/>
         <w:bCs/>
       </w:rPr>
     </w:tblStylePr>
     <w:tblStylePr w:type="lastCol">
       <w:rPr>
+        <w:rFonts w:eastAsia="黑体"/>
         <w:b/>
         <w:bCs/>
       </w:rPr>
@@ -7060,6 +7381,7 @@
         <w:spacing w:after="0" w:before="0" w:line="240" w:lineRule="auto"/>
       </w:pPr>
       <w:rPr>
+        <w:rFonts w:eastAsia="黑体"/>
         <w:b/>
         <w:bCs/>
         <w:color w:themeColor="background1" w:val="FFFFFF"/>
@@ -7082,6 +7404,7 @@
         <w:spacing w:after="0" w:before="0" w:line="240" w:lineRule="auto"/>
       </w:pPr>
       <w:rPr>
+        <w:rFonts w:eastAsia="黑体"/>
         <w:b/>
         <w:bCs/>
       </w:rPr>
@@ -7099,12 +7422,14 @@
     </w:tblStylePr>
     <w:tblStylePr w:type="firstCol">
       <w:rPr>
+        <w:rFonts w:eastAsia="黑体"/>
         <w:b/>
         <w:bCs/>
       </w:rPr>
     </w:tblStylePr>
     <w:tblStylePr w:type="lastCol">
       <w:rPr>
+        <w:rFonts w:eastAsia="黑体"/>
         <w:b/>
         <w:bCs/>
       </w:rPr>
@@ -7163,6 +7488,7 @@
         <w:spacing w:after="0" w:before="0" w:line="240" w:lineRule="auto"/>
       </w:pPr>
       <w:rPr>
+        <w:rFonts w:eastAsia="黑体"/>
         <w:b/>
         <w:bCs/>
         <w:color w:themeColor="background1" w:val="FFFFFF"/>
@@ -7185,6 +7511,7 @@
         <w:spacing w:after="0" w:before="0" w:line="240" w:lineRule="auto"/>
       </w:pPr>
       <w:rPr>
+        <w:rFonts w:eastAsia="黑体"/>
         <w:color w:val="auto"/>
       </w:rPr>
       <w:tblPr/>
@@ -7202,6 +7529,7 @@
     </w:tblStylePr>
     <w:tblStylePr w:type="firstCol">
       <w:rPr>
+        <w:rFonts w:eastAsia="黑体"/>
         <w:b/>
         <w:bCs/>
         <w:color w:themeColor="background1" w:val="FFFFFF"/>
@@ -7221,6 +7549,7 @@
     </w:tblStylePr>
     <w:tblStylePr w:type="lastCol">
       <w:rPr>
+        <w:rFonts w:eastAsia="黑体"/>
         <w:b/>
         <w:bCs/>
         <w:color w:themeColor="background1" w:val="FFFFFF"/>
@@ -7269,6 +7598,7 @@
     </w:tblStylePr>
     <w:tblStylePr w:type="nwCell">
       <w:rPr>
+        <w:rFonts w:eastAsia="黑体"/>
         <w:color w:themeColor="background1" w:val="FFFFFF"/>
       </w:rPr>
       <w:tblPr/>
@@ -7312,6 +7642,7 @@
         <w:spacing w:after="0" w:before="0" w:line="240" w:lineRule="auto"/>
       </w:pPr>
       <w:rPr>
+        <w:rFonts w:eastAsia="黑体"/>
         <w:b/>
         <w:bCs/>
         <w:color w:themeColor="background1" w:val="FFFFFF"/>
@@ -7334,6 +7665,7 @@
         <w:spacing w:after="0" w:before="0" w:line="240" w:lineRule="auto"/>
       </w:pPr>
       <w:rPr>
+        <w:rFonts w:eastAsia="黑体"/>
         <w:color w:val="auto"/>
       </w:rPr>
       <w:tblPr/>
@@ -7351,6 +7683,7 @@
     </w:tblStylePr>
     <w:tblStylePr w:type="firstCol">
       <w:rPr>
+        <w:rFonts w:eastAsia="黑体"/>
         <w:b/>
         <w:bCs/>
         <w:color w:themeColor="background1" w:val="FFFFFF"/>
@@ -7370,6 +7703,7 @@
     </w:tblStylePr>
     <w:tblStylePr w:type="lastCol">
       <w:rPr>
+        <w:rFonts w:eastAsia="黑体"/>
         <w:b/>
         <w:bCs/>
         <w:color w:themeColor="background1" w:val="FFFFFF"/>
@@ -7418,6 +7752,7 @@
     </w:tblStylePr>
     <w:tblStylePr w:type="nwCell">
       <w:rPr>
+        <w:rFonts w:eastAsia="黑体"/>
         <w:color w:themeColor="background1" w:val="FFFFFF"/>
       </w:rPr>
       <w:tblPr/>
@@ -7461,6 +7796,7 @@
         <w:spacing w:after="0" w:before="0" w:line="240" w:lineRule="auto"/>
       </w:pPr>
       <w:rPr>
+        <w:rFonts w:eastAsia="黑体"/>
         <w:b/>
         <w:bCs/>
         <w:color w:themeColor="background1" w:val="FFFFFF"/>
@@ -7483,6 +7819,7 @@
         <w:spacing w:after="0" w:before="0" w:line="240" w:lineRule="auto"/>
       </w:pPr>
       <w:rPr>
+        <w:rFonts w:eastAsia="黑体"/>
         <w:color w:val="auto"/>
       </w:rPr>
       <w:tblPr/>
@@ -7500,6 +7837,7 @@
     </w:tblStylePr>
     <w:tblStylePr w:type="firstCol">
       <w:rPr>
+        <w:rFonts w:eastAsia="黑体"/>
         <w:b/>
         <w:bCs/>
         <w:color w:themeColor="background1" w:val="FFFFFF"/>
@@ -7519,6 +7857,7 @@
     </w:tblStylePr>
     <w:tblStylePr w:type="lastCol">
       <w:rPr>
+        <w:rFonts w:eastAsia="黑体"/>
         <w:b/>
         <w:bCs/>
         <w:color w:themeColor="background1" w:val="FFFFFF"/>
@@ -7567,6 +7906,7 @@
     </w:tblStylePr>
     <w:tblStylePr w:type="nwCell">
       <w:rPr>
+        <w:rFonts w:eastAsia="黑体"/>
         <w:color w:themeColor="background1" w:val="FFFFFF"/>
       </w:rPr>
       <w:tblPr/>
@@ -7610,6 +7950,7 @@
         <w:spacing w:after="0" w:before="0" w:line="240" w:lineRule="auto"/>
       </w:pPr>
       <w:rPr>
+        <w:rFonts w:eastAsia="黑体"/>
         <w:b/>
         <w:bCs/>
         <w:color w:themeColor="background1" w:val="FFFFFF"/>
@@ -7632,6 +7973,7 @@
         <w:spacing w:after="0" w:before="0" w:line="240" w:lineRule="auto"/>
       </w:pPr>
       <w:rPr>
+        <w:rFonts w:eastAsia="黑体"/>
         <w:color w:val="auto"/>
       </w:rPr>
       <w:tblPr/>
@@ -7649,6 +7991,7 @@
     </w:tblStylePr>
     <w:tblStylePr w:type="firstCol">
       <w:rPr>
+        <w:rFonts w:eastAsia="黑体"/>
         <w:b/>
         <w:bCs/>
         <w:color w:themeColor="background1" w:val="FFFFFF"/>
@@ -7668,6 +8011,7 @@
     </w:tblStylePr>
     <w:tblStylePr w:type="lastCol">
       <w:rPr>
+        <w:rFonts w:eastAsia="黑体"/>
         <w:b/>
         <w:bCs/>
         <w:color w:themeColor="background1" w:val="FFFFFF"/>
@@ -7716,6 +8060,7 @@
     </w:tblStylePr>
     <w:tblStylePr w:type="nwCell">
       <w:rPr>
+        <w:rFonts w:eastAsia="黑体"/>
         <w:color w:themeColor="background1" w:val="FFFFFF"/>
       </w:rPr>
       <w:tblPr/>
@@ -7759,6 +8104,7 @@
         <w:spacing w:after="0" w:before="0" w:line="240" w:lineRule="auto"/>
       </w:pPr>
       <w:rPr>
+        <w:rFonts w:eastAsia="黑体"/>
         <w:b/>
         <w:bCs/>
         <w:color w:themeColor="background1" w:val="FFFFFF"/>
@@ -7781,6 +8127,7 @@
         <w:spacing w:after="0" w:before="0" w:line="240" w:lineRule="auto"/>
       </w:pPr>
       <w:rPr>
+        <w:rFonts w:eastAsia="黑体"/>
         <w:color w:val="auto"/>
       </w:rPr>
       <w:tblPr/>
@@ -7798,6 +8145,7 @@
     </w:tblStylePr>
     <w:tblStylePr w:type="firstCol">
       <w:rPr>
+        <w:rFonts w:eastAsia="黑体"/>
         <w:b/>
         <w:bCs/>
         <w:color w:themeColor="background1" w:val="FFFFFF"/>
@@ -7817,6 +8165,7 @@
     </w:tblStylePr>
     <w:tblStylePr w:type="lastCol">
       <w:rPr>
+        <w:rFonts w:eastAsia="黑体"/>
         <w:b/>
         <w:bCs/>
         <w:color w:themeColor="background1" w:val="FFFFFF"/>
@@ -7865,6 +8214,7 @@
     </w:tblStylePr>
     <w:tblStylePr w:type="nwCell">
       <w:rPr>
+        <w:rFonts w:eastAsia="黑体"/>
         <w:color w:themeColor="background1" w:val="FFFFFF"/>
       </w:rPr>
       <w:tblPr/>
@@ -7908,6 +8258,7 @@
         <w:spacing w:after="0" w:before="0" w:line="240" w:lineRule="auto"/>
       </w:pPr>
       <w:rPr>
+        <w:rFonts w:eastAsia="黑体"/>
         <w:b/>
         <w:bCs/>
         <w:color w:themeColor="background1" w:val="FFFFFF"/>
@@ -7930,6 +8281,7 @@
         <w:spacing w:after="0" w:before="0" w:line="240" w:lineRule="auto"/>
       </w:pPr>
       <w:rPr>
+        <w:rFonts w:eastAsia="黑体"/>
         <w:color w:val="auto"/>
       </w:rPr>
       <w:tblPr/>
@@ -7947,6 +8299,7 @@
     </w:tblStylePr>
     <w:tblStylePr w:type="firstCol">
       <w:rPr>
+        <w:rFonts w:eastAsia="黑体"/>
         <w:b/>
         <w:bCs/>
         <w:color w:themeColor="background1" w:val="FFFFFF"/>
@@ -7966,6 +8319,7 @@
     </w:tblStylePr>
     <w:tblStylePr w:type="lastCol">
       <w:rPr>
+        <w:rFonts w:eastAsia="黑体"/>
         <w:b/>
         <w:bCs/>
         <w:color w:themeColor="background1" w:val="FFFFFF"/>
@@ -8014,6 +8368,7 @@
     </w:tblStylePr>
     <w:tblStylePr w:type="nwCell">
       <w:rPr>
+        <w:rFonts w:eastAsia="黑体"/>
         <w:color w:themeColor="background1" w:val="FFFFFF"/>
       </w:rPr>
       <w:tblPr/>
@@ -8057,6 +8412,7 @@
         <w:spacing w:after="0" w:before="0" w:line="240" w:lineRule="auto"/>
       </w:pPr>
       <w:rPr>
+        <w:rFonts w:eastAsia="黑体"/>
         <w:b/>
         <w:bCs/>
         <w:color w:themeColor="background1" w:val="FFFFFF"/>
@@ -8079,6 +8435,7 @@
         <w:spacing w:after="0" w:before="0" w:line="240" w:lineRule="auto"/>
       </w:pPr>
       <w:rPr>
+        <w:rFonts w:eastAsia="黑体"/>
         <w:color w:val="auto"/>
       </w:rPr>
       <w:tblPr/>
@@ -8096,6 +8453,7 @@
     </w:tblStylePr>
     <w:tblStylePr w:type="firstCol">
       <w:rPr>
+        <w:rFonts w:eastAsia="黑体"/>
         <w:b/>
         <w:bCs/>
         <w:color w:themeColor="background1" w:val="FFFFFF"/>
@@ -8115,6 +8473,7 @@
     </w:tblStylePr>
     <w:tblStylePr w:type="lastCol">
       <w:rPr>
+        <w:rFonts w:eastAsia="黑体"/>
         <w:b/>
         <w:bCs/>
         <w:color w:themeColor="background1" w:val="FFFFFF"/>
@@ -8163,6 +8522,7 @@
     </w:tblStylePr>
     <w:tblStylePr w:type="nwCell">
       <w:rPr>
+        <w:rFonts w:eastAsia="黑体"/>
         <w:color w:themeColor="background1" w:val="FFFFFF"/>
       </w:rPr>
       <w:tblPr/>
@@ -8187,6 +8547,7 @@
       <w:spacing w:after="0" w:line="240" w:lineRule="auto"/>
     </w:pPr>
     <w:rPr>
+      <w:rFonts w:eastAsia="黑体"/>
       <w:color w:themeColor="text1" w:val="000000"/>
     </w:rPr>
     <w:tblPr>
@@ -8206,7 +8567,7 @@
     </w:tblPr>
     <w:tblStylePr w:type="firstRow">
       <w:rPr>
-        <w:rFonts w:asciiTheme="majorHAnsi" w:cstheme="majorBidi" w:eastAsiaTheme="majorEastAsia" w:hAnsiTheme="majorHAnsi"/>
+        <w:rFonts w:asciiTheme="majorHAnsi" w:cstheme="majorBidi" w:hAnsiTheme="majorHAnsi" w:eastAsia="黑体"/>
       </w:rPr>
       <w:tblPr/>
       <w:tcPr>
@@ -8218,6 +8579,7 @@
     </w:tblStylePr>
     <w:tblStylePr w:type="lastRow">
       <w:rPr>
+        <w:rFonts w:eastAsia="黑体"/>
         <w:b/>
         <w:bCs/>
         <w:color w:themeColor="text2" w:val="1F497D"/>
@@ -8232,12 +8594,14 @@
     </w:tblStylePr>
     <w:tblStylePr w:type="firstCol">
       <w:rPr>
+        <w:rFonts w:eastAsia="黑体"/>
         <w:b/>
         <w:bCs/>
       </w:rPr>
     </w:tblStylePr>
     <w:tblStylePr w:type="lastCol">
       <w:rPr>
+        <w:rFonts w:eastAsia="黑体"/>
         <w:b/>
         <w:bCs/>
       </w:rPr>
@@ -8271,6 +8635,7 @@
       <w:spacing w:after="0" w:line="240" w:lineRule="auto"/>
     </w:pPr>
     <w:rPr>
+      <w:rFonts w:eastAsia="黑体"/>
       <w:color w:themeColor="text1" w:val="000000"/>
     </w:rPr>
     <w:tblPr>
@@ -8290,7 +8655,7 @@
     </w:tblPr>
     <w:tblStylePr w:type="firstRow">
       <w:rPr>
-        <w:rFonts w:asciiTheme="majorHAnsi" w:cstheme="majorBidi" w:eastAsiaTheme="majorEastAsia" w:hAnsiTheme="majorHAnsi"/>
+        <w:rFonts w:asciiTheme="majorHAnsi" w:cstheme="majorBidi" w:hAnsiTheme="majorHAnsi" w:eastAsia="黑体"/>
       </w:rPr>
       <w:tblPr/>
       <w:tcPr>
@@ -8302,6 +8667,7 @@
     </w:tblStylePr>
     <w:tblStylePr w:type="lastRow">
       <w:rPr>
+        <w:rFonts w:eastAsia="黑体"/>
         <w:b/>
         <w:bCs/>
         <w:color w:themeColor="text2" w:val="1F497D"/>
@@ -8316,12 +8682,14 @@
     </w:tblStylePr>
     <w:tblStylePr w:type="firstCol">
       <w:rPr>
+        <w:rFonts w:eastAsia="黑体"/>
         <w:b/>
         <w:bCs/>
       </w:rPr>
     </w:tblStylePr>
     <w:tblStylePr w:type="lastCol">
       <w:rPr>
+        <w:rFonts w:eastAsia="黑体"/>
         <w:b/>
         <w:bCs/>
       </w:rPr>
@@ -8355,6 +8723,7 @@
       <w:spacing w:after="0" w:line="240" w:lineRule="auto"/>
     </w:pPr>
     <w:rPr>
+      <w:rFonts w:eastAsia="黑体"/>
       <w:color w:themeColor="text1" w:val="000000"/>
     </w:rPr>
     <w:tblPr>
@@ -8374,7 +8743,7 @@
     </w:tblPr>
     <w:tblStylePr w:type="firstRow">
       <w:rPr>
-        <w:rFonts w:asciiTheme="majorHAnsi" w:cstheme="majorBidi" w:eastAsiaTheme="majorEastAsia" w:hAnsiTheme="majorHAnsi"/>
+        <w:rFonts w:asciiTheme="majorHAnsi" w:cstheme="majorBidi" w:hAnsiTheme="majorHAnsi" w:eastAsia="黑体"/>
       </w:rPr>
       <w:tblPr/>
       <w:tcPr>
@@ -8386,6 +8755,7 @@
     </w:tblStylePr>
     <w:tblStylePr w:type="lastRow">
       <w:rPr>
+        <w:rFonts w:eastAsia="黑体"/>
         <w:b/>
         <w:bCs/>
         <w:color w:themeColor="text2" w:val="1F497D"/>
@@ -8400,12 +8770,14 @@
     </w:tblStylePr>
     <w:tblStylePr w:type="firstCol">
       <w:rPr>
+        <w:rFonts w:eastAsia="黑体"/>
         <w:b/>
         <w:bCs/>
       </w:rPr>
     </w:tblStylePr>
     <w:tblStylePr w:type="lastCol">
       <w:rPr>
+        <w:rFonts w:eastAsia="黑体"/>
         <w:b/>
         <w:bCs/>
       </w:rPr>
@@ -8439,6 +8811,7 @@
       <w:spacing w:after="0" w:line="240" w:lineRule="auto"/>
     </w:pPr>
     <w:rPr>
+      <w:rFonts w:eastAsia="黑体"/>
       <w:color w:themeColor="text1" w:val="000000"/>
     </w:rPr>
     <w:tblPr>
@@ -8458,7 +8831,7 @@
     </w:tblPr>
     <w:tblStylePr w:type="firstRow">
       <w:rPr>
-        <w:rFonts w:asciiTheme="majorHAnsi" w:cstheme="majorBidi" w:eastAsiaTheme="majorEastAsia" w:hAnsiTheme="majorHAnsi"/>
+        <w:rFonts w:asciiTheme="majorHAnsi" w:cstheme="majorBidi" w:hAnsiTheme="majorHAnsi" w:eastAsia="黑体"/>
       </w:rPr>
       <w:tblPr/>
       <w:tcPr>
@@ -8470,6 +8843,7 @@
     </w:tblStylePr>
     <w:tblStylePr w:type="lastRow">
       <w:rPr>
+        <w:rFonts w:eastAsia="黑体"/>
         <w:b/>
         <w:bCs/>
         <w:color w:themeColor="text2" w:val="1F497D"/>
@@ -8484,12 +8858,14 @@
     </w:tblStylePr>
     <w:tblStylePr w:type="firstCol">
       <w:rPr>
+        <w:rFonts w:eastAsia="黑体"/>
         <w:b/>
         <w:bCs/>
       </w:rPr>
     </w:tblStylePr>
     <w:tblStylePr w:type="lastCol">
       <w:rPr>
+        <w:rFonts w:eastAsia="黑体"/>
         <w:b/>
         <w:bCs/>
       </w:rPr>
@@ -8523,6 +8899,7 @@
       <w:spacing w:after="0" w:line="240" w:lineRule="auto"/>
     </w:pPr>
     <w:rPr>
+      <w:rFonts w:eastAsia="黑体"/>
       <w:color w:themeColor="text1" w:val="000000"/>
     </w:rPr>
     <w:tblPr>
@@ -8542,7 +8919,7 @@
     </w:tblPr>
     <w:tblStylePr w:type="firstRow">
       <w:rPr>
-        <w:rFonts w:asciiTheme="majorHAnsi" w:cstheme="majorBidi" w:eastAsiaTheme="majorEastAsia" w:hAnsiTheme="majorHAnsi"/>
+        <w:rFonts w:asciiTheme="majorHAnsi" w:cstheme="majorBidi" w:hAnsiTheme="majorHAnsi" w:eastAsia="黑体"/>
       </w:rPr>
       <w:tblPr/>
       <w:tcPr>
@@ -8554,6 +8931,7 @@
     </w:tblStylePr>
     <w:tblStylePr w:type="lastRow">
       <w:rPr>
+        <w:rFonts w:eastAsia="黑体"/>
         <w:b/>
         <w:bCs/>
         <w:color w:themeColor="text2" w:val="1F497D"/>
@@ -8568,12 +8946,14 @@
     </w:tblStylePr>
     <w:tblStylePr w:type="firstCol">
       <w:rPr>
+        <w:rFonts w:eastAsia="黑体"/>
         <w:b/>
         <w:bCs/>
       </w:rPr>
     </w:tblStylePr>
     <w:tblStylePr w:type="lastCol">
       <w:rPr>
+        <w:rFonts w:eastAsia="黑体"/>
         <w:b/>
         <w:bCs/>
       </w:rPr>
@@ -8607,6 +8987,7 @@
       <w:spacing w:after="0" w:line="240" w:lineRule="auto"/>
     </w:pPr>
     <w:rPr>
+      <w:rFonts w:eastAsia="黑体"/>
       <w:color w:themeColor="text1" w:val="000000"/>
     </w:rPr>
     <w:tblPr>
@@ -8626,7 +9007,7 @@
     </w:tblPr>
     <w:tblStylePr w:type="firstRow">
       <w:rPr>
-        <w:rFonts w:asciiTheme="majorHAnsi" w:cstheme="majorBidi" w:eastAsiaTheme="majorEastAsia" w:hAnsiTheme="majorHAnsi"/>
+        <w:rFonts w:asciiTheme="majorHAnsi" w:cstheme="majorBidi" w:hAnsiTheme="majorHAnsi" w:eastAsia="黑体"/>
       </w:rPr>
       <w:tblPr/>
       <w:tcPr>
@@ -8638,6 +9019,7 @@
     </w:tblStylePr>
     <w:tblStylePr w:type="lastRow">
       <w:rPr>
+        <w:rFonts w:eastAsia="黑体"/>
         <w:b/>
         <w:bCs/>
         <w:color w:themeColor="text2" w:val="1F497D"/>
@@ -8652,12 +9034,14 @@
     </w:tblStylePr>
     <w:tblStylePr w:type="firstCol">
       <w:rPr>
+        <w:rFonts w:eastAsia="黑体"/>
         <w:b/>
         <w:bCs/>
       </w:rPr>
     </w:tblStylePr>
     <w:tblStylePr w:type="lastCol">
       <w:rPr>
+        <w:rFonts w:eastAsia="黑体"/>
         <w:b/>
         <w:bCs/>
       </w:rPr>
@@ -8691,6 +9075,7 @@
       <w:spacing w:after="0" w:line="240" w:lineRule="auto"/>
     </w:pPr>
     <w:rPr>
+      <w:rFonts w:eastAsia="黑体"/>
       <w:color w:themeColor="text1" w:val="000000"/>
     </w:rPr>
     <w:tblPr>
@@ -8710,7 +9095,7 @@
     </w:tblPr>
     <w:tblStylePr w:type="firstRow">
       <w:rPr>
-        <w:rFonts w:asciiTheme="majorHAnsi" w:cstheme="majorBidi" w:eastAsiaTheme="majorEastAsia" w:hAnsiTheme="majorHAnsi"/>
+        <w:rFonts w:asciiTheme="majorHAnsi" w:cstheme="majorBidi" w:hAnsiTheme="majorHAnsi" w:eastAsia="黑体"/>
       </w:rPr>
       <w:tblPr/>
       <w:tcPr>
@@ -8722,6 +9107,7 @@
     </w:tblStylePr>
     <w:tblStylePr w:type="lastRow">
       <w:rPr>
+        <w:rFonts w:eastAsia="黑体"/>
         <w:b/>
         <w:bCs/>
         <w:color w:themeColor="text2" w:val="1F497D"/>
@@ -8736,12 +9122,14 @@
     </w:tblStylePr>
     <w:tblStylePr w:type="firstCol">
       <w:rPr>
+        <w:rFonts w:eastAsia="黑体"/>
         <w:b/>
         <w:bCs/>
       </w:rPr>
     </w:tblStylePr>
     <w:tblStylePr w:type="lastCol">
       <w:rPr>
+        <w:rFonts w:eastAsia="黑体"/>
         <w:b/>
         <w:bCs/>
       </w:rPr>
@@ -8775,7 +9163,7 @@
       <w:spacing w:after="0" w:line="240" w:lineRule="auto"/>
     </w:pPr>
     <w:rPr>
-      <w:rFonts w:asciiTheme="majorHAnsi" w:cstheme="majorBidi" w:eastAsiaTheme="majorEastAsia" w:hAnsiTheme="majorHAnsi"/>
+      <w:rFonts w:asciiTheme="majorHAnsi" w:cstheme="majorBidi" w:hAnsiTheme="majorHAnsi" w:eastAsia="黑体"/>
       <w:color w:themeColor="text1" w:val="000000"/>
     </w:rPr>
     <w:tblPr>
@@ -8797,6 +9185,7 @@
     </w:tblPr>
     <w:tblStylePr w:type="firstRow">
       <w:rPr>
+        <w:rFonts w:eastAsia="黑体"/>
         <w:sz w:val="24"/>
         <w:szCs w:val="24"/>
       </w:rPr>
@@ -8903,7 +9292,7 @@
       <w:spacing w:after="0" w:line="240" w:lineRule="auto"/>
     </w:pPr>
     <w:rPr>
-      <w:rFonts w:asciiTheme="majorHAnsi" w:cstheme="majorBidi" w:eastAsiaTheme="majorEastAsia" w:hAnsiTheme="majorHAnsi"/>
+      <w:rFonts w:asciiTheme="majorHAnsi" w:cstheme="majorBidi" w:hAnsiTheme="majorHAnsi" w:eastAsia="黑体"/>
       <w:color w:themeColor="text1" w:val="000000"/>
     </w:rPr>
     <w:tblPr>
@@ -8925,6 +9314,7 @@
     </w:tblPr>
     <w:tblStylePr w:type="firstRow">
       <w:rPr>
+        <w:rFonts w:eastAsia="黑体"/>
         <w:sz w:val="24"/>
         <w:szCs w:val="24"/>
       </w:rPr>
@@ -9031,7 +9421,7 @@
       <w:spacing w:after="0" w:line="240" w:lineRule="auto"/>
     </w:pPr>
     <w:rPr>
-      <w:rFonts w:asciiTheme="majorHAnsi" w:cstheme="majorBidi" w:eastAsiaTheme="majorEastAsia" w:hAnsiTheme="majorHAnsi"/>
+      <w:rFonts w:asciiTheme="majorHAnsi" w:cstheme="majorBidi" w:hAnsiTheme="majorHAnsi" w:eastAsia="黑体"/>
       <w:color w:themeColor="text1" w:val="000000"/>
     </w:rPr>
     <w:tblPr>
@@ -9053,6 +9443,7 @@
     </w:tblPr>
     <w:tblStylePr w:type="firstRow">
       <w:rPr>
+        <w:rFonts w:eastAsia="黑体"/>
         <w:sz w:val="24"/>
         <w:szCs w:val="24"/>
       </w:rPr>
@@ -9159,7 +9550,7 @@
       <w:spacing w:after="0" w:line="240" w:lineRule="auto"/>
     </w:pPr>
     <w:rPr>
-      <w:rFonts w:asciiTheme="majorHAnsi" w:cstheme="majorBidi" w:eastAsiaTheme="majorEastAsia" w:hAnsiTheme="majorHAnsi"/>
+      <w:rFonts w:asciiTheme="majorHAnsi" w:cstheme="majorBidi" w:hAnsiTheme="majorHAnsi" w:eastAsia="黑体"/>
       <w:color w:themeColor="text1" w:val="000000"/>
     </w:rPr>
     <w:tblPr>
@@ -9181,6 +9572,7 @@
     </w:tblPr>
     <w:tblStylePr w:type="firstRow">
       <w:rPr>
+        <w:rFonts w:eastAsia="黑体"/>
         <w:sz w:val="24"/>
         <w:szCs w:val="24"/>
       </w:rPr>
@@ -9287,7 +9679,7 @@
       <w:spacing w:after="0" w:line="240" w:lineRule="auto"/>
     </w:pPr>
     <w:rPr>
-      <w:rFonts w:asciiTheme="majorHAnsi" w:cstheme="majorBidi" w:eastAsiaTheme="majorEastAsia" w:hAnsiTheme="majorHAnsi"/>
+      <w:rFonts w:asciiTheme="majorHAnsi" w:cstheme="majorBidi" w:hAnsiTheme="majorHAnsi" w:eastAsia="黑体"/>
       <w:color w:themeColor="text1" w:val="000000"/>
     </w:rPr>
     <w:tblPr>
@@ -9309,6 +9701,7 @@
     </w:tblPr>
     <w:tblStylePr w:type="firstRow">
       <w:rPr>
+        <w:rFonts w:eastAsia="黑体"/>
         <w:sz w:val="24"/>
         <w:szCs w:val="24"/>
       </w:rPr>
@@ -9415,7 +9808,7 @@
       <w:spacing w:after="0" w:line="240" w:lineRule="auto"/>
     </w:pPr>
     <w:rPr>
-      <w:rFonts w:asciiTheme="majorHAnsi" w:cstheme="majorBidi" w:eastAsiaTheme="majorEastAsia" w:hAnsiTheme="majorHAnsi"/>
+      <w:rFonts w:asciiTheme="majorHAnsi" w:cstheme="majorBidi" w:hAnsiTheme="majorHAnsi" w:eastAsia="黑体"/>
       <w:color w:themeColor="text1" w:val="000000"/>
     </w:rPr>
     <w:tblPr>
@@ -9437,6 +9830,7 @@
     </w:tblPr>
     <w:tblStylePr w:type="firstRow">
       <w:rPr>
+        <w:rFonts w:eastAsia="黑体"/>
         <w:sz w:val="24"/>
         <w:szCs w:val="24"/>
       </w:rPr>
@@ -9543,7 +9937,7 @@
       <w:spacing w:after="0" w:line="240" w:lineRule="auto"/>
     </w:pPr>
     <w:rPr>
-      <w:rFonts w:asciiTheme="majorHAnsi" w:cstheme="majorBidi" w:eastAsiaTheme="majorEastAsia" w:hAnsiTheme="majorHAnsi"/>
+      <w:rFonts w:asciiTheme="majorHAnsi" w:cstheme="majorBidi" w:hAnsiTheme="majorHAnsi" w:eastAsia="黑体"/>
       <w:color w:themeColor="text1" w:val="000000"/>
     </w:rPr>
     <w:tblPr>
@@ -9565,6 +9959,7 @@
     </w:tblPr>
     <w:tblStylePr w:type="firstRow">
       <w:rPr>
+        <w:rFonts w:eastAsia="黑体"/>
         <w:sz w:val="24"/>
         <w:szCs w:val="24"/>
       </w:rPr>
@@ -9694,12 +10089,14 @@
     </w:tcPr>
     <w:tblStylePr w:type="firstRow">
       <w:rPr>
+        <w:rFonts w:eastAsia="黑体"/>
         <w:b/>
         <w:bCs/>
       </w:rPr>
     </w:tblStylePr>
     <w:tblStylePr w:type="lastRow">
       <w:rPr>
+        <w:rFonts w:eastAsia="黑体"/>
         <w:b/>
         <w:bCs/>
       </w:rPr>
@@ -9712,12 +10109,14 @@
     </w:tblStylePr>
     <w:tblStylePr w:type="firstCol">
       <w:rPr>
+        <w:rFonts w:eastAsia="黑体"/>
         <w:b/>
         <w:bCs/>
       </w:rPr>
     </w:tblStylePr>
     <w:tblStylePr w:type="lastCol">
       <w:rPr>
+        <w:rFonts w:eastAsia="黑体"/>
         <w:b/>
         <w:bCs/>
       </w:rPr>
@@ -9767,12 +10166,14 @@
     </w:tcPr>
     <w:tblStylePr w:type="firstRow">
       <w:rPr>
+        <w:rFonts w:eastAsia="黑体"/>
         <w:b/>
         <w:bCs/>
       </w:rPr>
     </w:tblStylePr>
     <w:tblStylePr w:type="lastRow">
       <w:rPr>
+        <w:rFonts w:eastAsia="黑体"/>
         <w:b/>
         <w:bCs/>
       </w:rPr>
@@ -9785,12 +10186,14 @@
     </w:tblStylePr>
     <w:tblStylePr w:type="firstCol">
       <w:rPr>
+        <w:rFonts w:eastAsia="黑体"/>
         <w:b/>
         <w:bCs/>
       </w:rPr>
     </w:tblStylePr>
     <w:tblStylePr w:type="lastCol">
       <w:rPr>
+        <w:rFonts w:eastAsia="黑体"/>
         <w:b/>
         <w:bCs/>
       </w:rPr>
@@ -9840,12 +10243,14 @@
     </w:tcPr>
     <w:tblStylePr w:type="firstRow">
       <w:rPr>
+        <w:rFonts w:eastAsia="黑体"/>
         <w:b/>
         <w:bCs/>
       </w:rPr>
     </w:tblStylePr>
     <w:tblStylePr w:type="lastRow">
       <w:rPr>
+        <w:rFonts w:eastAsia="黑体"/>
         <w:b/>
         <w:bCs/>
       </w:rPr>
@@ -9858,12 +10263,14 @@
     </w:tblStylePr>
     <w:tblStylePr w:type="firstCol">
       <w:rPr>
+        <w:rFonts w:eastAsia="黑体"/>
         <w:b/>
         <w:bCs/>
       </w:rPr>
     </w:tblStylePr>
     <w:tblStylePr w:type="lastCol">
       <w:rPr>
+        <w:rFonts w:eastAsia="黑体"/>
         <w:b/>
         <w:bCs/>
       </w:rPr>
@@ -9913,12 +10320,14 @@
     </w:tcPr>
     <w:tblStylePr w:type="firstRow">
       <w:rPr>
+        <w:rFonts w:eastAsia="黑体"/>
         <w:b/>
         <w:bCs/>
       </w:rPr>
     </w:tblStylePr>
     <w:tblStylePr w:type="lastRow">
       <w:rPr>
+        <w:rFonts w:eastAsia="黑体"/>
         <w:b/>
         <w:bCs/>
       </w:rPr>
@@ -9931,12 +10340,14 @@
     </w:tblStylePr>
     <w:tblStylePr w:type="firstCol">
       <w:rPr>
+        <w:rFonts w:eastAsia="黑体"/>
         <w:b/>
         <w:bCs/>
       </w:rPr>
     </w:tblStylePr>
     <w:tblStylePr w:type="lastCol">
       <w:rPr>
+        <w:rFonts w:eastAsia="黑体"/>
         <w:b/>
         <w:bCs/>
       </w:rPr>
@@ -9986,12 +10397,14 @@
     </w:tcPr>
     <w:tblStylePr w:type="firstRow">
       <w:rPr>
+        <w:rFonts w:eastAsia="黑体"/>
         <w:b/>
         <w:bCs/>
       </w:rPr>
     </w:tblStylePr>
     <w:tblStylePr w:type="lastRow">
       <w:rPr>
+        <w:rFonts w:eastAsia="黑体"/>
         <w:b/>
         <w:bCs/>
       </w:rPr>
@@ -10004,12 +10417,14 @@
     </w:tblStylePr>
     <w:tblStylePr w:type="firstCol">
       <w:rPr>
+        <w:rFonts w:eastAsia="黑体"/>
         <w:b/>
         <w:bCs/>
       </w:rPr>
     </w:tblStylePr>
     <w:tblStylePr w:type="lastCol">
       <w:rPr>
+        <w:rFonts w:eastAsia="黑体"/>
         <w:b/>
         <w:bCs/>
       </w:rPr>
@@ -10059,12 +10474,14 @@
     </w:tcPr>
     <w:tblStylePr w:type="firstRow">
       <w:rPr>
+        <w:rFonts w:eastAsia="黑体"/>
         <w:b/>
         <w:bCs/>
       </w:rPr>
     </w:tblStylePr>
     <w:tblStylePr w:type="lastRow">
       <w:rPr>
+        <w:rFonts w:eastAsia="黑体"/>
         <w:b/>
         <w:bCs/>
       </w:rPr>
@@ -10077,12 +10494,14 @@
     </w:tblStylePr>
     <w:tblStylePr w:type="firstCol">
       <w:rPr>
+        <w:rFonts w:eastAsia="黑体"/>
         <w:b/>
         <w:bCs/>
       </w:rPr>
     </w:tblStylePr>
     <w:tblStylePr w:type="lastCol">
       <w:rPr>
+        <w:rFonts w:eastAsia="黑体"/>
         <w:b/>
         <w:bCs/>
       </w:rPr>
@@ -10132,12 +10551,14 @@
     </w:tcPr>
     <w:tblStylePr w:type="firstRow">
       <w:rPr>
+        <w:rFonts w:eastAsia="黑体"/>
         <w:b/>
         <w:bCs/>
       </w:rPr>
     </w:tblStylePr>
     <w:tblStylePr w:type="lastRow">
       <w:rPr>
+        <w:rFonts w:eastAsia="黑体"/>
         <w:b/>
         <w:bCs/>
       </w:rPr>
@@ -10150,12 +10571,14 @@
     </w:tblStylePr>
     <w:tblStylePr w:type="firstCol">
       <w:rPr>
+        <w:rFonts w:eastAsia="黑体"/>
         <w:b/>
         <w:bCs/>
       </w:rPr>
     </w:tblStylePr>
     <w:tblStylePr w:type="lastCol">
       <w:rPr>
+        <w:rFonts w:eastAsia="黑体"/>
         <w:b/>
         <w:bCs/>
       </w:rPr>
@@ -10182,7 +10605,7 @@
       <w:spacing w:after="0" w:line="240" w:lineRule="auto"/>
     </w:pPr>
     <w:rPr>
-      <w:rFonts w:asciiTheme="majorHAnsi" w:cstheme="majorBidi" w:eastAsiaTheme="majorEastAsia" w:hAnsiTheme="majorHAnsi"/>
+      <w:rFonts w:asciiTheme="majorHAnsi" w:cstheme="majorBidi" w:hAnsiTheme="majorHAnsi" w:eastAsia="黑体"/>
       <w:color w:themeColor="text1" w:val="000000"/>
     </w:rPr>
     <w:tblPr>
@@ -10209,6 +10632,7 @@
     </w:tcPr>
     <w:tblStylePr w:type="firstRow">
       <w:rPr>
+        <w:rFonts w:eastAsia="黑体"/>
         <w:b/>
         <w:bCs/>
         <w:color w:themeColor="text1" w:val="000000"/>
@@ -10220,6 +10644,7 @@
     </w:tblStylePr>
     <w:tblStylePr w:type="lastRow">
       <w:rPr>
+        <w:rFonts w:eastAsia="黑体"/>
         <w:b/>
         <w:bCs/>
         <w:color w:themeColor="text1" w:val="000000"/>
@@ -10239,6 +10664,7 @@
     </w:tblStylePr>
     <w:tblStylePr w:type="firstCol">
       <w:rPr>
+        <w:rFonts w:eastAsia="黑体"/>
         <w:b/>
         <w:bCs/>
         <w:color w:themeColor="text1" w:val="000000"/>
@@ -10258,6 +10684,7 @@
     </w:tblStylePr>
     <w:tblStylePr w:type="lastCol">
       <w:rPr>
+        <w:rFonts w:eastAsia="黑体"/>
         <w:b w:val="0"/>
         <w:bCs w:val="0"/>
         <w:color w:themeColor="text1" w:val="000000"/>
@@ -10307,7 +10734,7 @@
       <w:spacing w:after="0" w:line="240" w:lineRule="auto"/>
     </w:pPr>
     <w:rPr>
-      <w:rFonts w:asciiTheme="majorHAnsi" w:cstheme="majorBidi" w:eastAsiaTheme="majorEastAsia" w:hAnsiTheme="majorHAnsi"/>
+      <w:rFonts w:asciiTheme="majorHAnsi" w:cstheme="majorBidi" w:hAnsiTheme="majorHAnsi" w:eastAsia="黑体"/>
       <w:color w:themeColor="text1" w:val="000000"/>
     </w:rPr>
     <w:tblPr>
@@ -10334,6 +10761,7 @@
     </w:tcPr>
     <w:tblStylePr w:type="firstRow">
       <w:rPr>
+        <w:rFonts w:eastAsia="黑体"/>
         <w:b/>
         <w:bCs/>
         <w:color w:themeColor="text1" w:val="000000"/>
@@ -10345,6 +10773,7 @@
     </w:tblStylePr>
     <w:tblStylePr w:type="lastRow">
       <w:rPr>
+        <w:rFonts w:eastAsia="黑体"/>
         <w:b/>
         <w:bCs/>
         <w:color w:themeColor="text1" w:val="000000"/>
@@ -10364,6 +10793,7 @@
     </w:tblStylePr>
     <w:tblStylePr w:type="firstCol">
       <w:rPr>
+        <w:rFonts w:eastAsia="黑体"/>
         <w:b/>
         <w:bCs/>
         <w:color w:themeColor="text1" w:val="000000"/>
@@ -10383,6 +10813,7 @@
     </w:tblStylePr>
     <w:tblStylePr w:type="lastCol">
       <w:rPr>
+        <w:rFonts w:eastAsia="黑体"/>
         <w:b w:val="0"/>
         <w:bCs w:val="0"/>
         <w:color w:themeColor="text1" w:val="000000"/>
@@ -10432,7 +10863,7 @@
       <w:spacing w:after="0" w:line="240" w:lineRule="auto"/>
     </w:pPr>
     <w:rPr>
-      <w:rFonts w:asciiTheme="majorHAnsi" w:cstheme="majorBidi" w:eastAsiaTheme="majorEastAsia" w:hAnsiTheme="majorHAnsi"/>
+      <w:rFonts w:asciiTheme="majorHAnsi" w:cstheme="majorBidi" w:hAnsiTheme="majorHAnsi" w:eastAsia="黑体"/>
       <w:color w:themeColor="text1" w:val="000000"/>
     </w:rPr>
     <w:tblPr>
@@ -10459,6 +10890,7 @@
     </w:tcPr>
     <w:tblStylePr w:type="firstRow">
       <w:rPr>
+        <w:rFonts w:eastAsia="黑体"/>
         <w:b/>
         <w:bCs/>
         <w:color w:themeColor="text1" w:val="000000"/>
@@ -10470,6 +10902,7 @@
     </w:tblStylePr>
     <w:tblStylePr w:type="lastRow">
       <w:rPr>
+        <w:rFonts w:eastAsia="黑体"/>
         <w:b/>
         <w:bCs/>
         <w:color w:themeColor="text1" w:val="000000"/>
@@ -10489,6 +10922,7 @@
     </w:tblStylePr>
     <w:tblStylePr w:type="firstCol">
       <w:rPr>
+        <w:rFonts w:eastAsia="黑体"/>
         <w:b/>
         <w:bCs/>
         <w:color w:themeColor="text1" w:val="000000"/>
@@ -10508,6 +10942,7 @@
     </w:tblStylePr>
     <w:tblStylePr w:type="lastCol">
       <w:rPr>
+        <w:rFonts w:eastAsia="黑体"/>
         <w:b w:val="0"/>
         <w:bCs w:val="0"/>
         <w:color w:themeColor="text1" w:val="000000"/>
@@ -10557,7 +10992,7 @@
       <w:spacing w:after="0" w:line="240" w:lineRule="auto"/>
     </w:pPr>
     <w:rPr>
-      <w:rFonts w:asciiTheme="majorHAnsi" w:cstheme="majorBidi" w:eastAsiaTheme="majorEastAsia" w:hAnsiTheme="majorHAnsi"/>
+      <w:rFonts w:asciiTheme="majorHAnsi" w:cstheme="majorBidi" w:hAnsiTheme="majorHAnsi" w:eastAsia="黑体"/>
       <w:color w:themeColor="text1" w:val="000000"/>
     </w:rPr>
     <w:tblPr>
@@ -10584,6 +11019,7 @@
     </w:tcPr>
     <w:tblStylePr w:type="firstRow">
       <w:rPr>
+        <w:rFonts w:eastAsia="黑体"/>
         <w:b/>
         <w:bCs/>
         <w:color w:themeColor="text1" w:val="000000"/>
@@ -10595,6 +11031,7 @@
     </w:tblStylePr>
     <w:tblStylePr w:type="lastRow">
       <w:rPr>
+        <w:rFonts w:eastAsia="黑体"/>
         <w:b/>
         <w:bCs/>
         <w:color w:themeColor="text1" w:val="000000"/>
@@ -10614,6 +11051,7 @@
     </w:tblStylePr>
     <w:tblStylePr w:type="firstCol">
       <w:rPr>
+        <w:rFonts w:eastAsia="黑体"/>
         <w:b/>
         <w:bCs/>
         <w:color w:themeColor="text1" w:val="000000"/>
@@ -10633,6 +11071,7 @@
     </w:tblStylePr>
     <w:tblStylePr w:type="lastCol">
       <w:rPr>
+        <w:rFonts w:eastAsia="黑体"/>
         <w:b w:val="0"/>
         <w:bCs w:val="0"/>
         <w:color w:themeColor="text1" w:val="000000"/>
@@ -10682,7 +11121,7 @@
       <w:spacing w:after="0" w:line="240" w:lineRule="auto"/>
     </w:pPr>
     <w:rPr>
-      <w:rFonts w:asciiTheme="majorHAnsi" w:cstheme="majorBidi" w:eastAsiaTheme="majorEastAsia" w:hAnsiTheme="majorHAnsi"/>
+      <w:rFonts w:asciiTheme="majorHAnsi" w:cstheme="majorBidi" w:hAnsiTheme="majorHAnsi" w:eastAsia="黑体"/>
       <w:color w:themeColor="text1" w:val="000000"/>
     </w:rPr>
     <w:tblPr>
@@ -10709,6 +11148,7 @@
     </w:tcPr>
     <w:tblStylePr w:type="firstRow">
       <w:rPr>
+        <w:rFonts w:eastAsia="黑体"/>
         <w:b/>
         <w:bCs/>
         <w:color w:themeColor="text1" w:val="000000"/>
@@ -10720,6 +11160,7 @@
     </w:tblStylePr>
     <w:tblStylePr w:type="lastRow">
       <w:rPr>
+        <w:rFonts w:eastAsia="黑体"/>
         <w:b/>
         <w:bCs/>
         <w:color w:themeColor="text1" w:val="000000"/>
@@ -10739,6 +11180,7 @@
     </w:tblStylePr>
     <w:tblStylePr w:type="firstCol">
       <w:rPr>
+        <w:rFonts w:eastAsia="黑体"/>
         <w:b/>
         <w:bCs/>
         <w:color w:themeColor="text1" w:val="000000"/>
@@ -10758,6 +11200,7 @@
     </w:tblStylePr>
     <w:tblStylePr w:type="lastCol">
       <w:rPr>
+        <w:rFonts w:eastAsia="黑体"/>
         <w:b w:val="0"/>
         <w:bCs w:val="0"/>
         <w:color w:themeColor="text1" w:val="000000"/>
@@ -10807,7 +11250,7 @@
       <w:spacing w:after="0" w:line="240" w:lineRule="auto"/>
     </w:pPr>
     <w:rPr>
-      <w:rFonts w:asciiTheme="majorHAnsi" w:cstheme="majorBidi" w:eastAsiaTheme="majorEastAsia" w:hAnsiTheme="majorHAnsi"/>
+      <w:rFonts w:asciiTheme="majorHAnsi" w:cstheme="majorBidi" w:hAnsiTheme="majorHAnsi" w:eastAsia="黑体"/>
       <w:color w:themeColor="text1" w:val="000000"/>
     </w:rPr>
     <w:tblPr>
@@ -10834,6 +11277,7 @@
     </w:tcPr>
     <w:tblStylePr w:type="firstRow">
       <w:rPr>
+        <w:rFonts w:eastAsia="黑体"/>
         <w:b/>
         <w:bCs/>
         <w:color w:themeColor="text1" w:val="000000"/>
@@ -10845,6 +11289,7 @@
     </w:tblStylePr>
     <w:tblStylePr w:type="lastRow">
       <w:rPr>
+        <w:rFonts w:eastAsia="黑体"/>
         <w:b/>
         <w:bCs/>
         <w:color w:themeColor="text1" w:val="000000"/>
@@ -10864,6 +11309,7 @@
     </w:tblStylePr>
     <w:tblStylePr w:type="firstCol">
       <w:rPr>
+        <w:rFonts w:eastAsia="黑体"/>
         <w:b/>
         <w:bCs/>
         <w:color w:themeColor="text1" w:val="000000"/>
@@ -10883,6 +11329,7 @@
     </w:tblStylePr>
     <w:tblStylePr w:type="lastCol">
       <w:rPr>
+        <w:rFonts w:eastAsia="黑体"/>
         <w:b w:val="0"/>
         <w:bCs w:val="0"/>
         <w:color w:themeColor="text1" w:val="000000"/>
@@ -10932,7 +11379,7 @@
       <w:spacing w:after="0" w:line="240" w:lineRule="auto"/>
     </w:pPr>
     <w:rPr>
-      <w:rFonts w:asciiTheme="majorHAnsi" w:cstheme="majorBidi" w:eastAsiaTheme="majorEastAsia" w:hAnsiTheme="majorHAnsi"/>
+      <w:rFonts w:asciiTheme="majorHAnsi" w:cstheme="majorBidi" w:hAnsiTheme="majorHAnsi" w:eastAsia="黑体"/>
       <w:color w:themeColor="text1" w:val="000000"/>
     </w:rPr>
     <w:tblPr>
@@ -10959,6 +11406,7 @@
     </w:tcPr>
     <w:tblStylePr w:type="firstRow">
       <w:rPr>
+        <w:rFonts w:eastAsia="黑体"/>
         <w:b/>
         <w:bCs/>
         <w:color w:themeColor="text1" w:val="000000"/>
@@ -10970,6 +11418,7 @@
     </w:tblStylePr>
     <w:tblStylePr w:type="lastRow">
       <w:rPr>
+        <w:rFonts w:eastAsia="黑体"/>
         <w:b/>
         <w:bCs/>
         <w:color w:themeColor="text1" w:val="000000"/>
@@ -10989,6 +11438,7 @@
     </w:tblStylePr>
     <w:tblStylePr w:type="firstCol">
       <w:rPr>
+        <w:rFonts w:eastAsia="黑体"/>
         <w:b/>
         <w:bCs/>
         <w:color w:themeColor="text1" w:val="000000"/>
@@ -11008,6 +11458,7 @@
     </w:tblStylePr>
     <w:tblStylePr w:type="lastCol">
       <w:rPr>
+        <w:rFonts w:eastAsia="黑体"/>
         <w:b w:val="0"/>
         <w:bCs w:val="0"/>
         <w:color w:themeColor="text1" w:val="000000"/>
@@ -11080,6 +11531,7 @@
     </w:tcPr>
     <w:tblStylePr w:type="firstRow">
       <w:rPr>
+        <w:rFonts w:eastAsia="黑体"/>
         <w:b/>
         <w:bCs/>
         <w:i w:val="0"/>
@@ -11101,6 +11553,7 @@
     </w:tblStylePr>
     <w:tblStylePr w:type="lastRow">
       <w:rPr>
+        <w:rFonts w:eastAsia="黑体"/>
         <w:b/>
         <w:bCs/>
         <w:i w:val="0"/>
@@ -11122,6 +11575,7 @@
     </w:tblStylePr>
     <w:tblStylePr w:type="firstCol">
       <w:rPr>
+        <w:rFonts w:eastAsia="黑体"/>
         <w:b/>
         <w:bCs/>
         <w:i w:val="0"/>
@@ -11141,6 +11595,7 @@
     </w:tblStylePr>
     <w:tblStylePr w:type="lastCol">
       <w:rPr>
+        <w:rFonts w:eastAsia="黑体"/>
         <w:b/>
         <w:bCs/>
         <w:i w:val="0"/>
@@ -11221,6 +11676,7 @@
     </w:tcPr>
     <w:tblStylePr w:type="firstRow">
       <w:rPr>
+        <w:rFonts w:eastAsia="黑体"/>
         <w:b/>
         <w:bCs/>
         <w:i w:val="0"/>
@@ -11242,6 +11698,7 @@
     </w:tblStylePr>
     <w:tblStylePr w:type="lastRow">
       <w:rPr>
+        <w:rFonts w:eastAsia="黑体"/>
         <w:b/>
         <w:bCs/>
         <w:i w:val="0"/>
@@ -11263,6 +11720,7 @@
     </w:tblStylePr>
     <w:tblStylePr w:type="firstCol">
       <w:rPr>
+        <w:rFonts w:eastAsia="黑体"/>
         <w:b/>
         <w:bCs/>
         <w:i w:val="0"/>
@@ -11282,6 +11740,7 @@
     </w:tblStylePr>
     <w:tblStylePr w:type="lastCol">
       <w:rPr>
+        <w:rFonts w:eastAsia="黑体"/>
         <w:b/>
         <w:bCs/>
         <w:i w:val="0"/>
@@ -11362,6 +11821,7 @@
     </w:tcPr>
     <w:tblStylePr w:type="firstRow">
       <w:rPr>
+        <w:rFonts w:eastAsia="黑体"/>
         <w:b/>
         <w:bCs/>
         <w:i w:val="0"/>
@@ -11383,6 +11843,7 @@
     </w:tblStylePr>
     <w:tblStylePr w:type="lastRow">
       <w:rPr>
+        <w:rFonts w:eastAsia="黑体"/>
         <w:b/>
         <w:bCs/>
         <w:i w:val="0"/>
@@ -11404,6 +11865,7 @@
     </w:tblStylePr>
     <w:tblStylePr w:type="firstCol">
       <w:rPr>
+        <w:rFonts w:eastAsia="黑体"/>
         <w:b/>
         <w:bCs/>
         <w:i w:val="0"/>
@@ -11423,6 +11885,7 @@
     </w:tblStylePr>
     <w:tblStylePr w:type="lastCol">
       <w:rPr>
+        <w:rFonts w:eastAsia="黑体"/>
         <w:b/>
         <w:bCs/>
         <w:i w:val="0"/>
@@ -11503,6 +11966,7 @@
     </w:tcPr>
     <w:tblStylePr w:type="firstRow">
       <w:rPr>
+        <w:rFonts w:eastAsia="黑体"/>
         <w:b/>
         <w:bCs/>
         <w:i w:val="0"/>
@@ -11524,6 +11988,7 @@
     </w:tblStylePr>
     <w:tblStylePr w:type="lastRow">
       <w:rPr>
+        <w:rFonts w:eastAsia="黑体"/>
         <w:b/>
         <w:bCs/>
         <w:i w:val="0"/>
@@ -11545,6 +12010,7 @@
     </w:tblStylePr>
     <w:tblStylePr w:type="firstCol">
       <w:rPr>
+        <w:rFonts w:eastAsia="黑体"/>
         <w:b/>
         <w:bCs/>
         <w:i w:val="0"/>
@@ -11564,6 +12030,7 @@
     </w:tblStylePr>
     <w:tblStylePr w:type="lastCol">
       <w:rPr>
+        <w:rFonts w:eastAsia="黑体"/>
         <w:b/>
         <w:bCs/>
         <w:i w:val="0"/>
@@ -11644,6 +12111,7 @@
     </w:tcPr>
     <w:tblStylePr w:type="firstRow">
       <w:rPr>
+        <w:rFonts w:eastAsia="黑体"/>
         <w:b/>
         <w:bCs/>
         <w:i w:val="0"/>
@@ -11665,6 +12133,7 @@
     </w:tblStylePr>
     <w:tblStylePr w:type="lastRow">
       <w:rPr>
+        <w:rFonts w:eastAsia="黑体"/>
         <w:b/>
         <w:bCs/>
         <w:i w:val="0"/>
@@ -11686,6 +12155,7 @@
     </w:tblStylePr>
     <w:tblStylePr w:type="firstCol">
       <w:rPr>
+        <w:rFonts w:eastAsia="黑体"/>
         <w:b/>
         <w:bCs/>
         <w:i w:val="0"/>
@@ -11705,6 +12175,7 @@
     </w:tblStylePr>
     <w:tblStylePr w:type="lastCol">
       <w:rPr>
+        <w:rFonts w:eastAsia="黑体"/>
         <w:b/>
         <w:bCs/>
         <w:i w:val="0"/>
@@ -11785,6 +12256,7 @@
     </w:tcPr>
     <w:tblStylePr w:type="firstRow">
       <w:rPr>
+        <w:rFonts w:eastAsia="黑体"/>
         <w:b/>
         <w:bCs/>
         <w:i w:val="0"/>
@@ -11806,6 +12278,7 @@
     </w:tblStylePr>
     <w:tblStylePr w:type="lastRow">
       <w:rPr>
+        <w:rFonts w:eastAsia="黑体"/>
         <w:b/>
         <w:bCs/>
         <w:i w:val="0"/>
@@ -11827,6 +12300,7 @@
     </w:tblStylePr>
     <w:tblStylePr w:type="firstCol">
       <w:rPr>
+        <w:rFonts w:eastAsia="黑体"/>
         <w:b/>
         <w:bCs/>
         <w:i w:val="0"/>
@@ -11846,6 +12320,7 @@
     </w:tblStylePr>
     <w:tblStylePr w:type="lastCol">
       <w:rPr>
+        <w:rFonts w:eastAsia="黑体"/>
         <w:b/>
         <w:bCs/>
         <w:i w:val="0"/>
@@ -11926,6 +12401,7 @@
     </w:tcPr>
     <w:tblStylePr w:type="firstRow">
       <w:rPr>
+        <w:rFonts w:eastAsia="黑体"/>
         <w:b/>
         <w:bCs/>
         <w:i w:val="0"/>
@@ -11947,6 +12423,7 @@
     </w:tblStylePr>
     <w:tblStylePr w:type="lastRow">
       <w:rPr>
+        <w:rFonts w:eastAsia="黑体"/>
         <w:b/>
         <w:bCs/>
         <w:i w:val="0"/>
@@ -11968,6 +12445,7 @@
     </w:tblStylePr>
     <w:tblStylePr w:type="firstCol">
       <w:rPr>
+        <w:rFonts w:eastAsia="黑体"/>
         <w:b/>
         <w:bCs/>
         <w:i w:val="0"/>
@@ -11987,6 +12465,7 @@
     </w:tblStylePr>
     <w:tblStylePr w:type="lastCol">
       <w:rPr>
+        <w:rFonts w:eastAsia="黑体"/>
         <w:b/>
         <w:bCs/>
         <w:i w:val="0"/>
@@ -12044,6 +12523,7 @@
       <w:spacing w:after="0" w:line="240" w:lineRule="auto"/>
     </w:pPr>
     <w:rPr>
+      <w:rFonts w:eastAsia="黑体"/>
       <w:color w:themeColor="background1" w:val="FFFFFF"/>
     </w:rPr>
     <w:tblPr>
@@ -12062,6 +12542,7 @@
     </w:tcPr>
     <w:tblStylePr w:type="firstRow">
       <w:rPr>
+        <w:rFonts w:eastAsia="黑体"/>
         <w:b/>
         <w:bCs/>
       </w:rPr>
@@ -12158,6 +12639,7 @@
       <w:spacing w:after="0" w:line="240" w:lineRule="auto"/>
     </w:pPr>
     <w:rPr>
+      <w:rFonts w:eastAsia="黑体"/>
       <w:color w:themeColor="background1" w:val="FFFFFF"/>
     </w:rPr>
     <w:tblPr>
@@ -12176,6 +12658,7 @@
     </w:tcPr>
     <w:tblStylePr w:type="firstRow">
       <w:rPr>
+        <w:rFonts w:eastAsia="黑体"/>
         <w:b/>
         <w:bCs/>
       </w:rPr>
@@ -12272,6 +12755,7 @@
       <w:spacing w:after="0" w:line="240" w:lineRule="auto"/>
     </w:pPr>
     <w:rPr>
+      <w:rFonts w:eastAsia="黑体"/>
       <w:color w:themeColor="background1" w:val="FFFFFF"/>
     </w:rPr>
     <w:tblPr>
@@ -12290,6 +12774,7 @@
     </w:tcPr>
     <w:tblStylePr w:type="firstRow">
       <w:rPr>
+        <w:rFonts w:eastAsia="黑体"/>
         <w:b/>
         <w:bCs/>
       </w:rPr>
@@ -12386,6 +12871,7 @@
       <w:spacing w:after="0" w:line="240" w:lineRule="auto"/>
     </w:pPr>
     <w:rPr>
+      <w:rFonts w:eastAsia="黑体"/>
       <w:color w:themeColor="background1" w:val="FFFFFF"/>
     </w:rPr>
     <w:tblPr>
@@ -12404,6 +12890,7 @@
     </w:tcPr>
     <w:tblStylePr w:type="firstRow">
       <w:rPr>
+        <w:rFonts w:eastAsia="黑体"/>
         <w:b/>
         <w:bCs/>
       </w:rPr>
@@ -12500,6 +12987,7 @@
       <w:spacing w:after="0" w:line="240" w:lineRule="auto"/>
     </w:pPr>
     <w:rPr>
+      <w:rFonts w:eastAsia="黑体"/>
       <w:color w:themeColor="background1" w:val="FFFFFF"/>
     </w:rPr>
     <w:tblPr>
@@ -12518,6 +13006,7 @@
     </w:tcPr>
     <w:tblStylePr w:type="firstRow">
       <w:rPr>
+        <w:rFonts w:eastAsia="黑体"/>
         <w:b/>
         <w:bCs/>
       </w:rPr>
@@ -12614,6 +13103,7 @@
       <w:spacing w:after="0" w:line="240" w:lineRule="auto"/>
     </w:pPr>
     <w:rPr>
+      <w:rFonts w:eastAsia="黑体"/>
       <w:color w:themeColor="background1" w:val="FFFFFF"/>
     </w:rPr>
     <w:tblPr>
@@ -12632,6 +13122,7 @@
     </w:tcPr>
     <w:tblStylePr w:type="firstRow">
       <w:rPr>
+        <w:rFonts w:eastAsia="黑体"/>
         <w:b/>
         <w:bCs/>
       </w:rPr>
@@ -12728,6 +13219,7 @@
       <w:spacing w:after="0" w:line="240" w:lineRule="auto"/>
     </w:pPr>
     <w:rPr>
+      <w:rFonts w:eastAsia="黑体"/>
       <w:color w:themeColor="background1" w:val="FFFFFF"/>
     </w:rPr>
     <w:tblPr>
@@ -12746,6 +13238,7 @@
     </w:tcPr>
     <w:tblStylePr w:type="firstRow">
       <w:rPr>
+        <w:rFonts w:eastAsia="黑体"/>
         <w:b/>
         <w:bCs/>
       </w:rPr>
@@ -12842,6 +13335,7 @@
       <w:spacing w:after="0" w:line="240" w:lineRule="auto"/>
     </w:pPr>
     <w:rPr>
+      <w:rFonts w:eastAsia="黑体"/>
       <w:color w:themeColor="text1" w:val="000000"/>
     </w:rPr>
     <w:tblPr>
@@ -12868,6 +13362,7 @@
     </w:tcPr>
     <w:tblStylePr w:type="firstRow">
       <w:rPr>
+        <w:rFonts w:eastAsia="黑体"/>
         <w:b/>
         <w:bCs/>
       </w:rPr>
@@ -12886,6 +13381,7 @@
     </w:tblStylePr>
     <w:tblStylePr w:type="lastRow">
       <w:rPr>
+        <w:rFonts w:eastAsia="黑体"/>
         <w:b/>
         <w:bCs/>
         <w:color w:themeColor="background1" w:val="FFFFFF"/>
@@ -12900,6 +13396,7 @@
     </w:tblStylePr>
     <w:tblStylePr w:type="firstCol">
       <w:rPr>
+        <w:rFonts w:eastAsia="黑体"/>
         <w:color w:themeColor="background1" w:val="FFFFFF"/>
       </w:rPr>
       <w:tblPr/>
@@ -12917,6 +13414,7 @@
     </w:tblStylePr>
     <w:tblStylePr w:type="lastCol">
       <w:rPr>
+        <w:rFonts w:eastAsia="黑体"/>
         <w:color w:themeColor="background1" w:val="FFFFFF"/>
       </w:rPr>
       <w:tblPr/>
@@ -12946,11 +13444,13 @@
     </w:tblStylePr>
     <w:tblStylePr w:type="neCell">
       <w:rPr>
+        <w:rFonts w:eastAsia="黑体"/>
         <w:color w:themeColor="text1" w:val="000000"/>
       </w:rPr>
     </w:tblStylePr>
     <w:tblStylePr w:type="nwCell">
       <w:rPr>
+        <w:rFonts w:eastAsia="黑体"/>
         <w:color w:themeColor="text1" w:val="000000"/>
       </w:rPr>
     </w:tblStylePr>
@@ -12964,6 +13464,7 @@
       <w:spacing w:after="0" w:line="240" w:lineRule="auto"/>
     </w:pPr>
     <w:rPr>
+      <w:rFonts w:eastAsia="黑体"/>
       <w:color w:themeColor="text1" w:val="000000"/>
     </w:rPr>
     <w:tblPr>
@@ -12990,6 +13491,7 @@
     </w:tcPr>
     <w:tblStylePr w:type="firstRow">
       <w:rPr>
+        <w:rFonts w:eastAsia="黑体"/>
         <w:b/>
         <w:bCs/>
       </w:rPr>
@@ -13008,6 +13510,7 @@
     </w:tblStylePr>
     <w:tblStylePr w:type="lastRow">
       <w:rPr>
+        <w:rFonts w:eastAsia="黑体"/>
         <w:b/>
         <w:bCs/>
         <w:color w:themeColor="background1" w:val="FFFFFF"/>
@@ -13022,6 +13525,7 @@
     </w:tblStylePr>
     <w:tblStylePr w:type="firstCol">
       <w:rPr>
+        <w:rFonts w:eastAsia="黑体"/>
         <w:color w:themeColor="background1" w:val="FFFFFF"/>
       </w:rPr>
       <w:tblPr/>
@@ -13039,6 +13543,7 @@
     </w:tblStylePr>
     <w:tblStylePr w:type="lastCol">
       <w:rPr>
+        <w:rFonts w:eastAsia="黑体"/>
         <w:color w:themeColor="background1" w:val="FFFFFF"/>
       </w:rPr>
       <w:tblPr/>
@@ -13068,11 +13573,13 @@
     </w:tblStylePr>
     <w:tblStylePr w:type="neCell">
       <w:rPr>
+        <w:rFonts w:eastAsia="黑体"/>
         <w:color w:themeColor="text1" w:val="000000"/>
       </w:rPr>
     </w:tblStylePr>
     <w:tblStylePr w:type="nwCell">
       <w:rPr>
+        <w:rFonts w:eastAsia="黑体"/>
         <w:color w:themeColor="text1" w:val="000000"/>
       </w:rPr>
     </w:tblStylePr>
@@ -13086,6 +13593,7 @@
       <w:spacing w:after="0" w:line="240" w:lineRule="auto"/>
     </w:pPr>
     <w:rPr>
+      <w:rFonts w:eastAsia="黑体"/>
       <w:color w:themeColor="text1" w:val="000000"/>
     </w:rPr>
     <w:tblPr>
@@ -13112,6 +13620,7 @@
     </w:tcPr>
     <w:tblStylePr w:type="firstRow">
       <w:rPr>
+        <w:rFonts w:eastAsia="黑体"/>
         <w:b/>
         <w:bCs/>
       </w:rPr>
@@ -13130,6 +13639,7 @@
     </w:tblStylePr>
     <w:tblStylePr w:type="lastRow">
       <w:rPr>
+        <w:rFonts w:eastAsia="黑体"/>
         <w:b/>
         <w:bCs/>
         <w:color w:themeColor="background1" w:val="FFFFFF"/>
@@ -13144,6 +13654,7 @@
     </w:tblStylePr>
     <w:tblStylePr w:type="firstCol">
       <w:rPr>
+        <w:rFonts w:eastAsia="黑体"/>
         <w:color w:themeColor="background1" w:val="FFFFFF"/>
       </w:rPr>
       <w:tblPr/>
@@ -13161,6 +13672,7 @@
     </w:tblStylePr>
     <w:tblStylePr w:type="lastCol">
       <w:rPr>
+        <w:rFonts w:eastAsia="黑体"/>
         <w:color w:themeColor="background1" w:val="FFFFFF"/>
       </w:rPr>
       <w:tblPr/>
@@ -13190,11 +13702,13 @@
     </w:tblStylePr>
     <w:tblStylePr w:type="neCell">
       <w:rPr>
+        <w:rFonts w:eastAsia="黑体"/>
         <w:color w:themeColor="text1" w:val="000000"/>
       </w:rPr>
     </w:tblStylePr>
     <w:tblStylePr w:type="nwCell">
       <w:rPr>
+        <w:rFonts w:eastAsia="黑体"/>
         <w:color w:themeColor="text1" w:val="000000"/>
       </w:rPr>
     </w:tblStylePr>
@@ -13208,6 +13722,7 @@
       <w:spacing w:after="0" w:line="240" w:lineRule="auto"/>
     </w:pPr>
     <w:rPr>
+      <w:rFonts w:eastAsia="黑体"/>
       <w:color w:themeColor="text1" w:val="000000"/>
     </w:rPr>
     <w:tblPr>
@@ -13234,6 +13749,7 @@
     </w:tcPr>
     <w:tblStylePr w:type="firstRow">
       <w:rPr>
+        <w:rFonts w:eastAsia="黑体"/>
         <w:b/>
         <w:bCs/>
       </w:rPr>
@@ -13252,6 +13768,7 @@
     </w:tblStylePr>
     <w:tblStylePr w:type="lastRow">
       <w:rPr>
+        <w:rFonts w:eastAsia="黑体"/>
         <w:b/>
         <w:bCs/>
         <w:color w:themeColor="background1" w:val="FFFFFF"/>
@@ -13266,6 +13783,7 @@
     </w:tblStylePr>
     <w:tblStylePr w:type="firstCol">
       <w:rPr>
+        <w:rFonts w:eastAsia="黑体"/>
         <w:color w:themeColor="background1" w:val="FFFFFF"/>
       </w:rPr>
       <w:tblPr/>
@@ -13283,6 +13801,7 @@
     </w:tblStylePr>
     <w:tblStylePr w:type="lastCol">
       <w:rPr>
+        <w:rFonts w:eastAsia="黑体"/>
         <w:color w:themeColor="background1" w:val="FFFFFF"/>
       </w:rPr>
       <w:tblPr/>
@@ -13320,6 +13839,7 @@
       <w:spacing w:after="0" w:line="240" w:lineRule="auto"/>
     </w:pPr>
     <w:rPr>
+      <w:rFonts w:eastAsia="黑体"/>
       <w:color w:themeColor="text1" w:val="000000"/>
     </w:rPr>
     <w:tblPr>
@@ -13346,6 +13866,7 @@
     </w:tcPr>
     <w:tblStylePr w:type="firstRow">
       <w:rPr>
+        <w:rFonts w:eastAsia="黑体"/>
         <w:b/>
         <w:bCs/>
       </w:rPr>
@@ -13364,6 +13885,7 @@
     </w:tblStylePr>
     <w:tblStylePr w:type="lastRow">
       <w:rPr>
+        <w:rFonts w:eastAsia="黑体"/>
         <w:b/>
         <w:bCs/>
         <w:color w:themeColor="background1" w:val="FFFFFF"/>
@@ -13378,6 +13900,7 @@
     </w:tblStylePr>
     <w:tblStylePr w:type="firstCol">
       <w:rPr>
+        <w:rFonts w:eastAsia="黑体"/>
         <w:color w:themeColor="background1" w:val="FFFFFF"/>
       </w:rPr>
       <w:tblPr/>
@@ -13395,6 +13918,7 @@
     </w:tblStylePr>
     <w:tblStylePr w:type="lastCol">
       <w:rPr>
+        <w:rFonts w:eastAsia="黑体"/>
         <w:color w:themeColor="background1" w:val="FFFFFF"/>
       </w:rPr>
       <w:tblPr/>
@@ -13424,11 +13948,13 @@
     </w:tblStylePr>
     <w:tblStylePr w:type="neCell">
       <w:rPr>
+        <w:rFonts w:eastAsia="黑体"/>
         <w:color w:themeColor="text1" w:val="000000"/>
       </w:rPr>
     </w:tblStylePr>
     <w:tblStylePr w:type="nwCell">
       <w:rPr>
+        <w:rFonts w:eastAsia="黑体"/>
         <w:color w:themeColor="text1" w:val="000000"/>
       </w:rPr>
     </w:tblStylePr>
@@ -13442,6 +13968,7 @@
       <w:spacing w:after="0" w:line="240" w:lineRule="auto"/>
     </w:pPr>
     <w:rPr>
+      <w:rFonts w:eastAsia="黑体"/>
       <w:color w:themeColor="text1" w:val="000000"/>
     </w:rPr>
     <w:tblPr>
@@ -13468,6 +13995,7 @@
     </w:tcPr>
     <w:tblStylePr w:type="firstRow">
       <w:rPr>
+        <w:rFonts w:eastAsia="黑体"/>
         <w:b/>
         <w:bCs/>
       </w:rPr>
@@ -13486,6 +14014,7 @@
     </w:tblStylePr>
     <w:tblStylePr w:type="lastRow">
       <w:rPr>
+        <w:rFonts w:eastAsia="黑体"/>
         <w:b/>
         <w:bCs/>
         <w:color w:themeColor="background1" w:val="FFFFFF"/>
@@ -13500,6 +14029,7 @@
     </w:tblStylePr>
     <w:tblStylePr w:type="firstCol">
       <w:rPr>
+        <w:rFonts w:eastAsia="黑体"/>
         <w:color w:themeColor="background1" w:val="FFFFFF"/>
       </w:rPr>
       <w:tblPr/>
@@ -13517,6 +14047,7 @@
     </w:tblStylePr>
     <w:tblStylePr w:type="lastCol">
       <w:rPr>
+        <w:rFonts w:eastAsia="黑体"/>
         <w:color w:themeColor="background1" w:val="FFFFFF"/>
       </w:rPr>
       <w:tblPr/>
@@ -13546,11 +14077,13 @@
     </w:tblStylePr>
     <w:tblStylePr w:type="neCell">
       <w:rPr>
+        <w:rFonts w:eastAsia="黑体"/>
         <w:color w:themeColor="text1" w:val="000000"/>
       </w:rPr>
     </w:tblStylePr>
     <w:tblStylePr w:type="nwCell">
       <w:rPr>
+        <w:rFonts w:eastAsia="黑体"/>
         <w:color w:themeColor="text1" w:val="000000"/>
       </w:rPr>
     </w:tblStylePr>
@@ -13564,6 +14097,7 @@
       <w:spacing w:after="0" w:line="240" w:lineRule="auto"/>
     </w:pPr>
     <w:rPr>
+      <w:rFonts w:eastAsia="黑体"/>
       <w:color w:themeColor="text1" w:val="000000"/>
     </w:rPr>
     <w:tblPr>
@@ -13590,6 +14124,7 @@
     </w:tcPr>
     <w:tblStylePr w:type="firstRow">
       <w:rPr>
+        <w:rFonts w:eastAsia="黑体"/>
         <w:b/>
         <w:bCs/>
       </w:rPr>
@@ -13608,6 +14143,7 @@
     </w:tblStylePr>
     <w:tblStylePr w:type="lastRow">
       <w:rPr>
+        <w:rFonts w:eastAsia="黑体"/>
         <w:b/>
         <w:bCs/>
         <w:color w:themeColor="background1" w:val="FFFFFF"/>
@@ -13622,6 +14158,7 @@
     </w:tblStylePr>
     <w:tblStylePr w:type="firstCol">
       <w:rPr>
+        <w:rFonts w:eastAsia="黑体"/>
         <w:color w:themeColor="background1" w:val="FFFFFF"/>
       </w:rPr>
       <w:tblPr/>
@@ -13639,6 +14176,7 @@
     </w:tblStylePr>
     <w:tblStylePr w:type="lastCol">
       <w:rPr>
+        <w:rFonts w:eastAsia="黑体"/>
         <w:color w:themeColor="background1" w:val="FFFFFF"/>
       </w:rPr>
       <w:tblPr/>
@@ -13668,11 +14206,13 @@
     </w:tblStylePr>
     <w:tblStylePr w:type="neCell">
       <w:rPr>
+        <w:rFonts w:eastAsia="黑体"/>
         <w:color w:themeColor="text1" w:val="000000"/>
       </w:rPr>
     </w:tblStylePr>
     <w:tblStylePr w:type="nwCell">
       <w:rPr>
+        <w:rFonts w:eastAsia="黑体"/>
         <w:color w:themeColor="text1" w:val="000000"/>
       </w:rPr>
     </w:tblStylePr>
@@ -13686,6 +14226,7 @@
       <w:spacing w:after="0" w:line="240" w:lineRule="auto"/>
     </w:pPr>
     <w:rPr>
+      <w:rFonts w:eastAsia="黑体"/>
       <w:color w:themeColor="text1" w:val="000000"/>
     </w:rPr>
     <w:tblPr>
@@ -13704,6 +14245,7 @@
     </w:tcPr>
     <w:tblStylePr w:type="firstRow">
       <w:rPr>
+        <w:rFonts w:eastAsia="黑体"/>
         <w:b/>
         <w:bCs/>
         <w:color w:themeColor="background1" w:val="FFFFFF"/>
@@ -13718,6 +14260,7 @@
     </w:tblStylePr>
     <w:tblStylePr w:type="lastRow">
       <w:rPr>
+        <w:rFonts w:eastAsia="黑体"/>
         <w:b/>
         <w:bCs/>
         <w:color w:themeColor="accent2" w:themeShade="CC" w:val="9E3A38"/>
@@ -13732,12 +14275,14 @@
     </w:tblStylePr>
     <w:tblStylePr w:type="firstCol">
       <w:rPr>
+        <w:rFonts w:eastAsia="黑体"/>
         <w:b/>
         <w:bCs/>
       </w:rPr>
     </w:tblStylePr>
     <w:tblStylePr w:type="lastCol">
       <w:rPr>
+        <w:rFonts w:eastAsia="黑体"/>
         <w:b/>
         <w:bCs/>
       </w:rPr>
@@ -13772,6 +14317,7 @@
       <w:spacing w:after="0" w:line="240" w:lineRule="auto"/>
     </w:pPr>
     <w:rPr>
+      <w:rFonts w:eastAsia="黑体"/>
       <w:color w:themeColor="text1" w:val="000000"/>
     </w:rPr>
     <w:tblPr>
@@ -13790,6 +14336,7 @@
     </w:tcPr>
     <w:tblStylePr w:type="firstRow">
       <w:rPr>
+        <w:rFonts w:eastAsia="黑体"/>
         <w:b/>
         <w:bCs/>
         <w:color w:themeColor="background1" w:val="FFFFFF"/>
@@ -13804,6 +14351,7 @@
     </w:tblStylePr>
     <w:tblStylePr w:type="lastRow">
       <w:rPr>
+        <w:rFonts w:eastAsia="黑体"/>
         <w:b/>
         <w:bCs/>
         <w:color w:themeColor="accent2" w:themeShade="CC" w:val="9E3A38"/>
@@ -13818,12 +14366,14 @@
     </w:tblStylePr>
     <w:tblStylePr w:type="firstCol">
       <w:rPr>
+        <w:rFonts w:eastAsia="黑体"/>
         <w:b/>
         <w:bCs/>
       </w:rPr>
     </w:tblStylePr>
     <w:tblStylePr w:type="lastCol">
       <w:rPr>
+        <w:rFonts w:eastAsia="黑体"/>
         <w:b/>
         <w:bCs/>
       </w:rPr>
@@ -13858,6 +14408,7 @@
       <w:spacing w:after="0" w:line="240" w:lineRule="auto"/>
     </w:pPr>
     <w:rPr>
+      <w:rFonts w:eastAsia="黑体"/>
       <w:color w:themeColor="text1" w:val="000000"/>
     </w:rPr>
     <w:tblPr>
@@ -13876,6 +14427,7 @@
     </w:tcPr>
     <w:tblStylePr w:type="firstRow">
       <w:rPr>
+        <w:rFonts w:eastAsia="黑体"/>
         <w:b/>
         <w:bCs/>
         <w:color w:themeColor="background1" w:val="FFFFFF"/>
@@ -13890,6 +14442,7 @@
     </w:tblStylePr>
     <w:tblStylePr w:type="lastRow">
       <w:rPr>
+        <w:rFonts w:eastAsia="黑体"/>
         <w:b/>
         <w:bCs/>
         <w:color w:themeColor="accent2" w:themeShade="CC" w:val="9E3A38"/>
@@ -13904,12 +14457,14 @@
     </w:tblStylePr>
     <w:tblStylePr w:type="firstCol">
       <w:rPr>
+        <w:rFonts w:eastAsia="黑体"/>
         <w:b/>
         <w:bCs/>
       </w:rPr>
     </w:tblStylePr>
     <w:tblStylePr w:type="lastCol">
       <w:rPr>
+        <w:rFonts w:eastAsia="黑体"/>
         <w:b/>
         <w:bCs/>
       </w:rPr>
@@ -13944,6 +14499,7 @@
       <w:spacing w:after="0" w:line="240" w:lineRule="auto"/>
     </w:pPr>
     <w:rPr>
+      <w:rFonts w:eastAsia="黑体"/>
       <w:color w:themeColor="text1" w:val="000000"/>
     </w:rPr>
     <w:tblPr>
@@ -13962,6 +14518,7 @@
     </w:tcPr>
     <w:tblStylePr w:type="firstRow">
       <w:rPr>
+        <w:rFonts w:eastAsia="黑体"/>
         <w:b/>
         <w:bCs/>
         <w:color w:themeColor="background1" w:val="FFFFFF"/>
@@ -13976,6 +14533,7 @@
     </w:tblStylePr>
     <w:tblStylePr w:type="lastRow">
       <w:rPr>
+        <w:rFonts w:eastAsia="黑体"/>
         <w:b/>
         <w:bCs/>
         <w:color w:themeColor="accent4" w:themeShade="CC" w:val="664E82"/>
@@ -13990,12 +14548,14 @@
     </w:tblStylePr>
     <w:tblStylePr w:type="firstCol">
       <w:rPr>
+        <w:rFonts w:eastAsia="黑体"/>
         <w:b/>
         <w:bCs/>
       </w:rPr>
     </w:tblStylePr>
     <w:tblStylePr w:type="lastCol">
       <w:rPr>
+        <w:rFonts w:eastAsia="黑体"/>
         <w:b/>
         <w:bCs/>
       </w:rPr>
@@ -14030,6 +14590,7 @@
       <w:spacing w:after="0" w:line="240" w:lineRule="auto"/>
     </w:pPr>
     <w:rPr>
+      <w:rFonts w:eastAsia="黑体"/>
       <w:color w:themeColor="text1" w:val="000000"/>
     </w:rPr>
     <w:tblPr>
@@ -14048,6 +14609,7 @@
     </w:tcPr>
     <w:tblStylePr w:type="firstRow">
       <w:rPr>
+        <w:rFonts w:eastAsia="黑体"/>
         <w:b/>
         <w:bCs/>
         <w:color w:themeColor="background1" w:val="FFFFFF"/>
@@ -14062,6 +14624,7 @@
     </w:tblStylePr>
     <w:tblStylePr w:type="lastRow">
       <w:rPr>
+        <w:rFonts w:eastAsia="黑体"/>
         <w:b/>
         <w:bCs/>
         <w:color w:themeColor="accent3" w:themeShade="CC" w:val="7E9C40"/>
@@ -14076,12 +14639,14 @@
     </w:tblStylePr>
     <w:tblStylePr w:type="firstCol">
       <w:rPr>
+        <w:rFonts w:eastAsia="黑体"/>
         <w:b/>
         <w:bCs/>
       </w:rPr>
     </w:tblStylePr>
     <w:tblStylePr w:type="lastCol">
       <w:rPr>
+        <w:rFonts w:eastAsia="黑体"/>
         <w:b/>
         <w:bCs/>
       </w:rPr>
@@ -14116,6 +14681,7 @@
       <w:spacing w:after="0" w:line="240" w:lineRule="auto"/>
     </w:pPr>
     <w:rPr>
+      <w:rFonts w:eastAsia="黑体"/>
       <w:color w:themeColor="text1" w:val="000000"/>
     </w:rPr>
     <w:tblPr>
@@ -14134,6 +14700,7 @@
     </w:tcPr>
     <w:tblStylePr w:type="firstRow">
       <w:rPr>
+        <w:rFonts w:eastAsia="黑体"/>
         <w:b/>
         <w:bCs/>
         <w:color w:themeColor="background1" w:val="FFFFFF"/>
@@ -14148,6 +14715,7 @@
     </w:tblStylePr>
     <w:tblStylePr w:type="lastRow">
       <w:rPr>
+        <w:rFonts w:eastAsia="黑体"/>
         <w:b/>
         <w:bCs/>
         <w:color w:themeColor="accent6" w:themeShade="CC" w:val="F2730A"/>
@@ -14162,12 +14730,14 @@
     </w:tblStylePr>
     <w:tblStylePr w:type="firstCol">
       <w:rPr>
+        <w:rFonts w:eastAsia="黑体"/>
         <w:b/>
         <w:bCs/>
       </w:rPr>
     </w:tblStylePr>
     <w:tblStylePr w:type="lastCol">
       <w:rPr>
+        <w:rFonts w:eastAsia="黑体"/>
         <w:b/>
         <w:bCs/>
       </w:rPr>
@@ -14202,6 +14772,7 @@
       <w:spacing w:after="0" w:line="240" w:lineRule="auto"/>
     </w:pPr>
     <w:rPr>
+      <w:rFonts w:eastAsia="黑体"/>
       <w:color w:themeColor="text1" w:val="000000"/>
     </w:rPr>
     <w:tblPr>
@@ -14220,6 +14791,7 @@
     </w:tcPr>
     <w:tblStylePr w:type="firstRow">
       <w:rPr>
+        <w:rFonts w:eastAsia="黑体"/>
         <w:b/>
         <w:bCs/>
         <w:color w:themeColor="background1" w:val="FFFFFF"/>
@@ -14234,6 +14806,7 @@
     </w:tblStylePr>
     <w:tblStylePr w:type="lastRow">
       <w:rPr>
+        <w:rFonts w:eastAsia="黑体"/>
         <w:b/>
         <w:bCs/>
         <w:color w:themeColor="accent5" w:themeShade="CC" w:val="348DA5"/>
@@ -14248,12 +14821,14 @@
     </w:tblStylePr>
     <w:tblStylePr w:type="firstCol">
       <w:rPr>
+        <w:rFonts w:eastAsia="黑体"/>
         <w:b/>
         <w:bCs/>
       </w:rPr>
     </w:tblStylePr>
     <w:tblStylePr w:type="lastCol">
       <w:rPr>
+        <w:rFonts w:eastAsia="黑体"/>
         <w:b/>
         <w:bCs/>
       </w:rPr>
@@ -14288,6 +14863,7 @@
       <w:spacing w:after="0" w:line="240" w:lineRule="auto"/>
     </w:pPr>
     <w:rPr>
+      <w:rFonts w:eastAsia="黑体"/>
       <w:color w:themeColor="text1" w:val="000000"/>
     </w:rPr>
     <w:tblPr>
@@ -14309,6 +14885,7 @@
     </w:tcPr>
     <w:tblStylePr w:type="firstRow">
       <w:rPr>
+        <w:rFonts w:eastAsia="黑体"/>
         <w:b/>
         <w:bCs/>
       </w:rPr>
@@ -14319,6 +14896,7 @@
     </w:tblStylePr>
     <w:tblStylePr w:type="lastRow">
       <w:rPr>
+        <w:rFonts w:eastAsia="黑体"/>
         <w:b/>
         <w:bCs/>
         <w:color w:themeColor="text1" w:val="000000"/>
@@ -14330,6 +14908,7 @@
     </w:tblStylePr>
     <w:tblStylePr w:type="firstCol">
       <w:rPr>
+        <w:rFonts w:eastAsia="黑体"/>
         <w:color w:themeColor="background1" w:val="FFFFFF"/>
       </w:rPr>
       <w:tblPr/>
@@ -14339,6 +14918,7 @@
     </w:tblStylePr>
     <w:tblStylePr w:type="lastCol">
       <w:rPr>
+        <w:rFonts w:eastAsia="黑体"/>
         <w:color w:themeColor="background1" w:val="FFFFFF"/>
       </w:rPr>
       <w:tblPr/>
@@ -14368,6 +14948,7 @@
       <w:spacing w:after="0" w:line="240" w:lineRule="auto"/>
     </w:pPr>
     <w:rPr>
+      <w:rFonts w:eastAsia="黑体"/>
       <w:color w:themeColor="text1" w:val="000000"/>
     </w:rPr>
     <w:tblPr>
@@ -14389,6 +14970,7 @@
     </w:tcPr>
     <w:tblStylePr w:type="firstRow">
       <w:rPr>
+        <w:rFonts w:eastAsia="黑体"/>
         <w:b/>
         <w:bCs/>
       </w:rPr>
@@ -14399,6 +14981,7 @@
     </w:tblStylePr>
     <w:tblStylePr w:type="lastRow">
       <w:rPr>
+        <w:rFonts w:eastAsia="黑体"/>
         <w:b/>
         <w:bCs/>
         <w:color w:themeColor="text1" w:val="000000"/>
@@ -14410,6 +14993,7 @@
     </w:tblStylePr>
     <w:tblStylePr w:type="firstCol">
       <w:rPr>
+        <w:rFonts w:eastAsia="黑体"/>
         <w:color w:themeColor="background1" w:val="FFFFFF"/>
       </w:rPr>
       <w:tblPr/>
@@ -14419,6 +15003,7 @@
     </w:tblStylePr>
     <w:tblStylePr w:type="lastCol">
       <w:rPr>
+        <w:rFonts w:eastAsia="黑体"/>
         <w:color w:themeColor="background1" w:val="FFFFFF"/>
       </w:rPr>
       <w:tblPr/>
@@ -14448,6 +15033,7 @@
       <w:spacing w:after="0" w:line="240" w:lineRule="auto"/>
     </w:pPr>
     <w:rPr>
+      <w:rFonts w:eastAsia="黑体"/>
       <w:color w:themeColor="text1" w:val="000000"/>
     </w:rPr>
     <w:tblPr>
@@ -14469,6 +15055,7 @@
     </w:tcPr>
     <w:tblStylePr w:type="firstRow">
       <w:rPr>
+        <w:rFonts w:eastAsia="黑体"/>
         <w:b/>
         <w:bCs/>
       </w:rPr>
@@ -14479,6 +15066,7 @@
     </w:tblStylePr>
     <w:tblStylePr w:type="lastRow">
       <w:rPr>
+        <w:rFonts w:eastAsia="黑体"/>
         <w:b/>
         <w:bCs/>
         <w:color w:themeColor="text1" w:val="000000"/>
@@ -14490,6 +15078,7 @@
     </w:tblStylePr>
     <w:tblStylePr w:type="firstCol">
       <w:rPr>
+        <w:rFonts w:eastAsia="黑体"/>
         <w:color w:themeColor="background1" w:val="FFFFFF"/>
       </w:rPr>
       <w:tblPr/>
@@ -14499,6 +15088,7 @@
     </w:tblStylePr>
     <w:tblStylePr w:type="lastCol">
       <w:rPr>
+        <w:rFonts w:eastAsia="黑体"/>
         <w:color w:themeColor="background1" w:val="FFFFFF"/>
       </w:rPr>
       <w:tblPr/>
@@ -14528,6 +15118,7 @@
       <w:spacing w:after="0" w:line="240" w:lineRule="auto"/>
     </w:pPr>
     <w:rPr>
+      <w:rFonts w:eastAsia="黑体"/>
       <w:color w:themeColor="text1" w:val="000000"/>
     </w:rPr>
     <w:tblPr>
@@ -14549,6 +15140,7 @@
     </w:tcPr>
     <w:tblStylePr w:type="firstRow">
       <w:rPr>
+        <w:rFonts w:eastAsia="黑体"/>
         <w:b/>
         <w:bCs/>
       </w:rPr>
@@ -14559,6 +15151,7 @@
     </w:tblStylePr>
     <w:tblStylePr w:type="lastRow">
       <w:rPr>
+        <w:rFonts w:eastAsia="黑体"/>
         <w:b/>
         <w:bCs/>
         <w:color w:themeColor="text1" w:val="000000"/>
@@ -14570,6 +15163,7 @@
     </w:tblStylePr>
     <w:tblStylePr w:type="firstCol">
       <w:rPr>
+        <w:rFonts w:eastAsia="黑体"/>
         <w:color w:themeColor="background1" w:val="FFFFFF"/>
       </w:rPr>
       <w:tblPr/>
@@ -14579,6 +15173,7 @@
     </w:tblStylePr>
     <w:tblStylePr w:type="lastCol">
       <w:rPr>
+        <w:rFonts w:eastAsia="黑体"/>
         <w:color w:themeColor="background1" w:val="FFFFFF"/>
       </w:rPr>
       <w:tblPr/>
@@ -14608,6 +15203,7 @@
       <w:spacing w:after="0" w:line="240" w:lineRule="auto"/>
     </w:pPr>
     <w:rPr>
+      <w:rFonts w:eastAsia="黑体"/>
       <w:color w:themeColor="text1" w:val="000000"/>
     </w:rPr>
     <w:tblPr>
@@ -14629,6 +15225,7 @@
     </w:tcPr>
     <w:tblStylePr w:type="firstRow">
       <w:rPr>
+        <w:rFonts w:eastAsia="黑体"/>
         <w:b/>
         <w:bCs/>
       </w:rPr>
@@ -14639,6 +15236,7 @@
     </w:tblStylePr>
     <w:tblStylePr w:type="lastRow">
       <w:rPr>
+        <w:rFonts w:eastAsia="黑体"/>
         <w:b/>
         <w:bCs/>
         <w:color w:themeColor="text1" w:val="000000"/>
@@ -14650,6 +15248,7 @@
     </w:tblStylePr>
     <w:tblStylePr w:type="firstCol">
       <w:rPr>
+        <w:rFonts w:eastAsia="黑体"/>
         <w:color w:themeColor="background1" w:val="FFFFFF"/>
       </w:rPr>
       <w:tblPr/>
@@ -14659,6 +15258,7 @@
     </w:tblStylePr>
     <w:tblStylePr w:type="lastCol">
       <w:rPr>
+        <w:rFonts w:eastAsia="黑体"/>
         <w:color w:themeColor="background1" w:val="FFFFFF"/>
       </w:rPr>
       <w:tblPr/>
@@ -14688,6 +15288,7 @@
       <w:spacing w:after="0" w:line="240" w:lineRule="auto"/>
     </w:pPr>
     <w:rPr>
+      <w:rFonts w:eastAsia="黑体"/>
       <w:color w:themeColor="text1" w:val="000000"/>
     </w:rPr>
     <w:tblPr>
@@ -14709,6 +15310,7 @@
     </w:tcPr>
     <w:tblStylePr w:type="firstRow">
       <w:rPr>
+        <w:rFonts w:eastAsia="黑体"/>
         <w:b/>
         <w:bCs/>
       </w:rPr>
@@ -14719,6 +15321,7 @@
     </w:tblStylePr>
     <w:tblStylePr w:type="lastRow">
       <w:rPr>
+        <w:rFonts w:eastAsia="黑体"/>
         <w:b/>
         <w:bCs/>
         <w:color w:themeColor="text1" w:val="000000"/>
@@ -14730,6 +15333,7 @@
     </w:tblStylePr>
     <w:tblStylePr w:type="firstCol">
       <w:rPr>
+        <w:rFonts w:eastAsia="黑体"/>
         <w:color w:themeColor="background1" w:val="FFFFFF"/>
       </w:rPr>
       <w:tblPr/>
@@ -14739,6 +15343,7 @@
     </w:tblStylePr>
     <w:tblStylePr w:type="lastCol">
       <w:rPr>
+        <w:rFonts w:eastAsia="黑体"/>
         <w:color w:themeColor="background1" w:val="FFFFFF"/>
       </w:rPr>
       <w:tblPr/>
@@ -14768,6 +15373,7 @@
       <w:spacing w:after="0" w:line="240" w:lineRule="auto"/>
     </w:pPr>
     <w:rPr>
+      <w:rFonts w:eastAsia="黑体"/>
       <w:color w:themeColor="text1" w:val="000000"/>
     </w:rPr>
     <w:tblPr>
@@ -14789,6 +15395,7 @@
     </w:tcPr>
     <w:tblStylePr w:type="firstRow">
       <w:rPr>
+        <w:rFonts w:eastAsia="黑体"/>
         <w:b/>
         <w:bCs/>
       </w:rPr>
@@ -14799,6 +15406,7 @@
     </w:tblStylePr>
     <w:tblStylePr w:type="lastRow">
       <w:rPr>
+        <w:rFonts w:eastAsia="黑体"/>
         <w:b/>
         <w:bCs/>
         <w:color w:themeColor="text1" w:val="000000"/>
@@ -14810,6 +15418,7 @@
     </w:tblStylePr>
     <w:tblStylePr w:type="firstCol">
       <w:rPr>
+        <w:rFonts w:eastAsia="黑体"/>
         <w:color w:themeColor="background1" w:val="FFFFFF"/>
       </w:rPr>
       <w:tblPr/>
@@ -14819,6 +15428,7 @@
     </w:tblStylePr>
     <w:tblStylePr w:type="lastCol">
       <w:rPr>
+        <w:rFonts w:eastAsia="黑体"/>
         <w:color w:themeColor="background1" w:val="FFFFFF"/>
       </w:rPr>
       <w:tblPr/>
@@ -14851,6 +15461,7 @@
     <w:name w:val="KeywordTok"/>
     <w:basedOn w:val="VerbatimChar"/>
     <w:rPr>
+      <w:rFonts w:eastAsia="黑体"/>
       <w:b/>
       <w:color w:val="007020"/>
     </w:rPr>
@@ -14859,6 +15470,7 @@
     <w:name w:val="DataTypeTok"/>
     <w:basedOn w:val="VerbatimChar"/>
     <w:rPr>
+      <w:rFonts w:eastAsia="黑体"/>
       <w:color w:val="902000"/>
     </w:rPr>
   </w:style>
@@ -14866,6 +15478,7 @@
     <w:name w:val="DecValTok"/>
     <w:basedOn w:val="VerbatimChar"/>
     <w:rPr>
+      <w:rFonts w:eastAsia="黑体"/>
       <w:color w:val="40a070"/>
     </w:rPr>
   </w:style>
@@ -14873,6 +15486,7 @@
     <w:name w:val="BaseNTok"/>
     <w:basedOn w:val="VerbatimChar"/>
     <w:rPr>
+      <w:rFonts w:eastAsia="黑体"/>
       <w:color w:val="40a070"/>
     </w:rPr>
   </w:style>
@@ -14880,6 +15494,7 @@
     <w:name w:val="FloatTok"/>
     <w:basedOn w:val="VerbatimChar"/>
     <w:rPr>
+      <w:rFonts w:eastAsia="黑体"/>
       <w:color w:val="40a070"/>
     </w:rPr>
   </w:style>
@@ -14887,6 +15502,7 @@
     <w:name w:val="ConstantTok"/>
     <w:basedOn w:val="VerbatimChar"/>
     <w:rPr>
+      <w:rFonts w:eastAsia="黑体"/>
       <w:color w:val="880000"/>
     </w:rPr>
   </w:style>
@@ -14894,6 +15510,7 @@
     <w:name w:val="CharTok"/>
     <w:basedOn w:val="VerbatimChar"/>
     <w:rPr>
+      <w:rFonts w:eastAsia="黑体"/>
       <w:color w:val="4070a0"/>
     </w:rPr>
   </w:style>
@@ -14901,6 +15518,7 @@
     <w:name w:val="SpecialCharTok"/>
     <w:basedOn w:val="VerbatimChar"/>
     <w:rPr>
+      <w:rFonts w:eastAsia="黑体"/>
       <w:color w:val="4070a0"/>
     </w:rPr>
   </w:style>
@@ -14908,6 +15526,7 @@
     <w:name w:val="StringTok"/>
     <w:basedOn w:val="VerbatimChar"/>
     <w:rPr>
+      <w:rFonts w:eastAsia="黑体"/>
       <w:color w:val="4070a0"/>
     </w:rPr>
   </w:style>
@@ -14915,6 +15534,7 @@
     <w:name w:val="VerbatimStringTok"/>
     <w:basedOn w:val="VerbatimChar"/>
     <w:rPr>
+      <w:rFonts w:eastAsia="黑体"/>
       <w:color w:val="4070a0"/>
     </w:rPr>
   </w:style>
@@ -14922,6 +15542,7 @@
     <w:name w:val="SpecialStringTok"/>
     <w:basedOn w:val="VerbatimChar"/>
     <w:rPr>
+      <w:rFonts w:eastAsia="黑体"/>
       <w:color w:val="bb6688"/>
     </w:rPr>
   </w:style>
@@ -14929,6 +15550,7 @@
     <w:name w:val="ImportTok"/>
     <w:basedOn w:val="VerbatimChar"/>
     <w:rPr>
+      <w:rFonts w:eastAsia="黑体"/>
       <w:b/>
       <w:color w:val="008000"/>
     </w:rPr>
@@ -14937,6 +15559,7 @@
     <w:name w:val="CommentTok"/>
     <w:basedOn w:val="VerbatimChar"/>
     <w:rPr>
+      <w:rFonts w:eastAsia="黑体"/>
       <w:i/>
       <w:color w:val="60a0b0"/>
     </w:rPr>
@@ -14945,6 +15568,7 @@
     <w:name w:val="DocumentationTok"/>
     <w:basedOn w:val="VerbatimChar"/>
     <w:rPr>
+      <w:rFonts w:eastAsia="黑体"/>
       <w:i/>
       <w:color w:val="ba2121"/>
     </w:rPr>
@@ -14953,6 +15577,7 @@
     <w:name w:val="AnnotationTok"/>
     <w:basedOn w:val="VerbatimChar"/>
     <w:rPr>
+      <w:rFonts w:eastAsia="黑体"/>
       <w:b/>
       <w:i/>
       <w:color w:val="60a0b0"/>
@@ -14962,6 +15587,7 @@
     <w:name w:val="CommentVarTok"/>
     <w:basedOn w:val="VerbatimChar"/>
     <w:rPr>
+      <w:rFonts w:eastAsia="黑体"/>
       <w:b/>
       <w:i/>
       <w:color w:val="60a0b0"/>
@@ -14971,6 +15597,7 @@
     <w:name w:val="OtherTok"/>
     <w:basedOn w:val="VerbatimChar"/>
     <w:rPr>
+      <w:rFonts w:eastAsia="黑体"/>
       <w:color w:val="007020"/>
     </w:rPr>
   </w:style>
@@ -14978,6 +15605,7 @@
     <w:name w:val="FunctionTok"/>
     <w:basedOn w:val="VerbatimChar"/>
     <w:rPr>
+      <w:rFonts w:eastAsia="黑体"/>
       <w:color w:val="06287e"/>
     </w:rPr>
   </w:style>
@@ -14985,6 +15613,7 @@
     <w:name w:val="VariableTok"/>
     <w:basedOn w:val="VerbatimChar"/>
     <w:rPr>
+      <w:rFonts w:eastAsia="黑体"/>
       <w:color w:val="19177c"/>
     </w:rPr>
   </w:style>
@@ -14992,6 +15621,7 @@
     <w:name w:val="ControlFlowTok"/>
     <w:basedOn w:val="VerbatimChar"/>
     <w:rPr>
+      <w:rFonts w:eastAsia="黑体"/>
       <w:b/>
       <w:color w:val="007020"/>
     </w:rPr>
@@ -15000,6 +15630,7 @@
     <w:name w:val="OperatorTok"/>
     <w:basedOn w:val="VerbatimChar"/>
     <w:rPr>
+      <w:rFonts w:eastAsia="黑体"/>
       <w:color w:val="666666"/>
     </w:rPr>
   </w:style>
@@ -15007,18 +15638,22 @@
     <w:name w:val="BuiltInTok"/>
     <w:basedOn w:val="VerbatimChar"/>
     <w:rPr>
+      <w:rFonts w:eastAsia="黑体"/>
       <w:color w:val="008000"/>
     </w:rPr>
   </w:style>
   <w:style w:type="character" w:customStyle="1" w:styleId="ExtensionTok">
     <w:name w:val="ExtensionTok"/>
     <w:basedOn w:val="VerbatimChar"/>
-    <w:rPr/>
+    <w:rPr>
+      <w:rFonts w:eastAsia="黑体"/>
+    </w:rPr>
   </w:style>
   <w:style w:type="character" w:customStyle="1" w:styleId="PreprocessorTok">
     <w:name w:val="PreprocessorTok"/>
     <w:basedOn w:val="VerbatimChar"/>
     <w:rPr>
+      <w:rFonts w:eastAsia="黑体"/>
       <w:color w:val="bc7a00"/>
     </w:rPr>
   </w:style>
@@ -15026,18 +15661,22 @@
     <w:name w:val="AttributeTok"/>
     <w:basedOn w:val="VerbatimChar"/>
     <w:rPr>
+      <w:rFonts w:eastAsia="黑体"/>
       <w:color w:val="7d9029"/>
     </w:rPr>
   </w:style>
   <w:style w:type="character" w:customStyle="1" w:styleId="RegionMarkerTok">
     <w:name w:val="RegionMarkerTok"/>
     <w:basedOn w:val="VerbatimChar"/>
-    <w:rPr/>
+    <w:rPr>
+      <w:rFonts w:eastAsia="黑体"/>
+    </w:rPr>
   </w:style>
   <w:style w:type="character" w:customStyle="1" w:styleId="InformationTok">
     <w:name w:val="InformationTok"/>
     <w:basedOn w:val="VerbatimChar"/>
     <w:rPr>
+      <w:rFonts w:eastAsia="黑体"/>
       <w:b/>
       <w:i/>
       <w:color w:val="60a0b0"/>
@@ -15047,6 +15686,7 @@
     <w:name w:val="WarningTok"/>
     <w:basedOn w:val="VerbatimChar"/>
     <w:rPr>
+      <w:rFonts w:eastAsia="黑体"/>
       <w:b/>
       <w:i/>
       <w:color w:val="60a0b0"/>
@@ -15056,6 +15696,7 @@
     <w:name w:val="AlertTok"/>
     <w:basedOn w:val="VerbatimChar"/>
     <w:rPr>
+      <w:rFonts w:eastAsia="黑体"/>
       <w:b/>
       <w:color w:val="ff0000"/>
     </w:rPr>
@@ -15064,6 +15705,7 @@
     <w:name w:val="ErrorTok"/>
     <w:basedOn w:val="VerbatimChar"/>
     <w:rPr>
+      <w:rFonts w:eastAsia="黑体"/>
       <w:b/>
       <w:color w:val="ff0000"/>
     </w:rPr>
@@ -15071,7 +15713,9 @@
   <w:style w:type="character" w:customStyle="1" w:styleId="NormalTok">
     <w:name w:val="NormalTok"/>
     <w:basedOn w:val="VerbatimChar"/>
-    <w:rPr/>
+    <w:rPr>
+      <w:rFonts w:eastAsia="黑体"/>
+    </w:rPr>
   </w:style>
 </w:styles>
 </file>
@@ -15120,12 +15764,12 @@
     <a:fontScheme name="Office">
       <a:majorFont>
         <a:latin typeface="Calibri"/>
-        <a:ea typeface=""/>
+        <a:ea typeface="黑体"/>
         <a:cs typeface=""/>
         <a:font script="Jpan" typeface="ＭＳ ゴシック"/>
         <a:font script="Hang" typeface="맑은 고딕"/>
-        <a:font script="Hans" typeface="宋体"/>
-        <a:font script="Hant" typeface="新細明體"/>
+        <a:font script="Hans" typeface="黑体"/>
+        <a:font script="Hant" typeface="黑体"/>
         <a:font script="Arab" typeface="Times New Roman"/>
         <a:font script="Hebr" typeface="Times New Roman"/>
         <a:font script="Thai" typeface="Angsana New"/>
@@ -15155,12 +15799,12 @@
       </a:majorFont>
       <a:minorFont>
         <a:latin typeface="Cambria"/>
-        <a:ea typeface=""/>
+        <a:ea typeface="黑体"/>
         <a:cs typeface=""/>
         <a:font script="Jpan" typeface="ＭＳ 明朝"/>
         <a:font script="Hang" typeface="맑은 고딕"/>
-        <a:font script="Hans" typeface="宋体"/>
-        <a:font script="Hant" typeface="新細明體"/>
+        <a:font script="Hans" typeface="黑体"/>
+        <a:font script="Hant" typeface="黑体"/>
         <a:font script="Arab" typeface="Arial"/>
         <a:font script="Hebr" typeface="Arial"/>
         <a:font script="Thai" typeface="Cordia New"/>

--- a/08-传感器电路/02-光电传感器电路/光电三极管检测电路/光电三极管检测电路.docx
+++ b/08-传感器电路/02-光电传感器电路/光电三极管检测电路/光电三极管检测电路.docx
@@ -2693,7 +2693,7 @@
           <w:color w:val="555555"/>
           <w:sz w:val="21"/>
         </w:rPr>
-        <w:t>材料收集者：杜文杰，WX手机：19519196569，QQ:3478827729</w:t>
+        <w:t>材料收集者：杜文杰，微信/手机：19519196569，QQ:3478827729</w:t>
       </w:r>
     </w:p>
     <w:sectPr>
